--- a/template/pROPOSAL/BA proposal TEMPLATE.docx
+++ b/template/pROPOSAL/BA proposal TEMPLATE.docx
@@ -197,6 +197,22 @@
               </w:rPr>
               <w:t>${judul}</w:t>
             </w:r>
+            <w:r>
+              <w:rPr>
+                <w:rFonts w:ascii="Segoe UI" w:hAnsi="Segoe UI" w:cs="Segoe UI"/>
+                <w:b/>
+                <w:bCs/>
+                <w:color w:val="000000" w:themeColor="text1"/>
+              </w:rPr>
+              <w:t/>
+            </w:r>
+            <w:r>
+              <w:rPr>
+                <w:rFonts w:ascii="Segoe UI" w:hAnsi="Segoe UI" w:cs="Segoe UI"/>
+                <w:color w:val="000000" w:themeColor="text1"/>
+              </w:rPr>
+              <w:t/>
+            </w:r>
           </w:p>
         </w:tc>
       </w:tr>
@@ -295,6 +311,24 @@
               </w:rPr>
               <w:t>${nama_mhs}</w:t>
             </w:r>
+            <w:r>
+              <w:rPr>
+                <w:rFonts w:ascii="Cambria" w:hAnsi="Cambria"/>
+                <w:b/>
+                <w:bCs/>
+                <w:color w:val="000000" w:themeColor="text1"/>
+                <w:sz w:val="23"/>
+                <w:szCs w:val="23"/>
+              </w:rPr>
+              <w:t/>
+            </w:r>
+            <w:r>
+              <w:rPr>
+                <w:rFonts w:ascii="Segoe UI" w:hAnsi="Segoe UI" w:cs="Segoe UI"/>
+                <w:color w:val="000000" w:themeColor="text1"/>
+              </w:rPr>
+              <w:t/>
+            </w:r>
           </w:p>
         </w:tc>
         <w:tc>
@@ -340,6 +374,17 @@
                 <w:szCs w:val="23"/>
               </w:rPr>
               <w:t>${nim}</w:t>
+            </w:r>
+            <w:r>
+              <w:rPr>
+                <w:rFonts w:ascii="Cambria" w:hAnsi="Cambria"/>
+                <w:b/>
+                <w:bCs/>
+                <w:color w:val="000000" w:themeColor="text1"/>
+                <w:sz w:val="23"/>
+                <w:szCs w:val="23"/>
+              </w:rPr>
+              <w:t/>
             </w:r>
           </w:p>
         </w:tc>
@@ -440,6 +485,13 @@
               </w:rPr>
               <w:t>${nama_ketua_pembimbing}</w:t>
             </w:r>
+            <w:r>
+              <w:rPr>
+                <w:rFonts w:ascii="Segoe UI" w:hAnsi="Segoe UI" w:cs="Segoe UI"/>
+                <w:color w:val="000000" w:themeColor="text1"/>
+              </w:rPr>
+              <w:t/>
+            </w:r>
           </w:p>
         </w:tc>
       </w:tr>
@@ -552,6 +604,13 @@
               </w:rPr>
               <w:t>${nama_pembimbing_i}</w:t>
             </w:r>
+            <w:r>
+              <w:rPr>
+                <w:rFonts w:ascii="Segoe UI" w:hAnsi="Segoe UI" w:cs="Segoe UI"/>
+                <w:color w:val="000000" w:themeColor="text1"/>
+              </w:rPr>
+              <w:t/>
+            </w:r>
           </w:p>
         </w:tc>
       </w:tr>
@@ -651,6 +710,17 @@
               </w:rPr>
               <w:t>${nama_pembimbing_ii}</w:t>
             </w:r>
+            <w:r>
+              <w:rPr>
+                <w:rFonts w:ascii="Cambria" w:hAnsi="Cambria"/>
+                <w:b/>
+                <w:bCs/>
+                <w:color w:val="000000" w:themeColor="text1"/>
+                <w:sz w:val="23"/>
+                <w:szCs w:val="23"/>
+              </w:rPr>
+              <w:t/>
+            </w:r>
           </w:p>
         </w:tc>
       </w:tr>
@@ -760,7 +830,7 @@
                 <w:sz w:val="23"/>
                 <w:szCs w:val="23"/>
               </w:rPr>
-              <w:t xml:space="preserve">       </w:t>
+              <w:t xml:space="preserve">  </w:t>
             </w:r>
             <w:r>
               <w:rPr>
@@ -768,35 +838,18 @@
                 <w:color w:val="000000" w:themeColor="text1"/>
                 <w:lang w:val="fi-FI"/>
               </w:rPr>
-              <w:t>${</w:t>
-            </w:r>
-            <w:r>
-              <w:rPr>
-                <w:rFonts w:ascii="Cambria" w:hAnsi="Cambria"/>
-                <w:b/>
-                <w:color w:val="000000" w:themeColor="text1"/>
-                <w:lang w:val="fi-FI"/>
-              </w:rPr>
-              <w:t xml:space="preserve"> Jumlah nilai dibagi dengan jumlah semua penilai</w:t>
-            </w:r>
-            <w:r>
-              <w:rPr>
-                <w:rFonts w:ascii="Cambria" w:hAnsi="Cambria"/>
-                <w:color w:val="000000" w:themeColor="text1"/>
-                <w:lang w:val="fi-FI"/>
-              </w:rPr>
-              <w:t xml:space="preserve"> }</w:t>
-            </w:r>
-            <w:r>
-              <w:rPr>
-                <w:rFonts w:ascii="Cambria" w:hAnsi="Cambria"/>
-                <w:b/>
-                <w:bCs/>
-                <w:color w:val="000000" w:themeColor="text1"/>
-                <w:sz w:val="23"/>
-                <w:szCs w:val="23"/>
-              </w:rPr>
-              <w:t xml:space="preserve">      </w:t>
+              <w:t>${nilai_rata2_dari_form_penilaian}</w:t>
+            </w:r>
+            <w:r>
+              <w:rPr>
+                <w:rFonts w:ascii="Cambria" w:hAnsi="Cambria"/>
+                <w:b/>
+                <w:bCs/>
+                <w:color w:val="000000" w:themeColor="text1"/>
+                <w:sz w:val="23"/>
+                <w:szCs w:val="23"/>
+              </w:rPr>
+              <w:t xml:space="preserve">           </w:t>
             </w:r>
             <w:r>
               <w:rPr>
@@ -1142,6 +1195,22 @@
               </w:rPr>
               <w:t>${nilai_rata2_dari_form_penilaian}</w:t>
             </w:r>
+            <w:r>
+              <w:rPr>
+                <w:rFonts w:ascii="Cambria" w:hAnsi="Cambria"/>
+                <w:color w:val="000000" w:themeColor="text1"/>
+                <w:lang w:val="fi-FI"/>
+              </w:rPr>
+              <w:t/>
+            </w:r>
+            <w:r>
+              <w:rPr>
+                <w:rFonts w:ascii="Cambria" w:hAnsi="Cambria"/>
+                <w:color w:val="000000" w:themeColor="text1"/>
+                <w:lang w:val="fi-FI"/>
+              </w:rPr>
+              <w:t/>
+            </w:r>
           </w:p>
         </w:tc>
         <w:tc>
@@ -1598,48 +1667,6 @@
                 <w:lang w:val="fi-FI"/>
               </w:rPr>
             </w:pPr>
-            <w:r>
-              <w:rPr>
-                <w:rFonts w:ascii="Cambria" w:hAnsi="Cambria"/>
-                <w:color w:val="000000" w:themeColor="text1"/>
-                <w:lang w:val="fi-FI"/>
-              </w:rPr>
-              <w:t>${</w:t>
-            </w:r>
-            <w:r>
-              <w:rPr>
-                <w:rFonts w:ascii="Cambria" w:hAnsi="Cambria"/>
-                <w:b/>
-                <w:color w:val="000000" w:themeColor="text1"/>
-                <w:lang w:val="fi-FI"/>
-              </w:rPr>
-              <w:t xml:space="preserve"> </w:t>
-            </w:r>
-            <w:r>
-              <w:rPr>
-                <w:rFonts w:ascii="Cambria" w:hAnsi="Cambria"/>
-                <w:b/>
-                <w:color w:val="000000" w:themeColor="text1"/>
-                <w:lang w:val="fi-FI"/>
-              </w:rPr>
-              <w:t>Jumlah nilai dibagi dengan jumlah semua penilai</w:t>
-            </w:r>
-            <w:r>
-              <w:rPr>
-                <w:rFonts w:ascii="Cambria" w:hAnsi="Cambria"/>
-                <w:color w:val="000000" w:themeColor="text1"/>
-                <w:lang w:val="fi-FI"/>
-              </w:rPr>
-              <w:t xml:space="preserve"> </w:t>
-            </w:r>
-            <w:r>
-              <w:rPr>
-                <w:rFonts w:ascii="Cambria" w:hAnsi="Cambria"/>
-                <w:color w:val="000000" w:themeColor="text1"/>
-                <w:lang w:val="fi-FI"/>
-              </w:rPr>
-              <w:t>}</w:t>
-            </w:r>
           </w:p>
         </w:tc>
         <w:tc>
@@ -2037,6 +2064,24 @@
         </w:rPr>
         <w:t>${tgl_create_penilaian}</w:t>
       </w:r>
+      <w:r>
+        <w:rPr>
+          <w:rFonts w:ascii="Cambria" w:hAnsi="Cambria"/>
+          <w:b/>
+          <w:bCs/>
+          <w:color w:val="000000" w:themeColor="text1"/>
+          <w:szCs w:val="24"/>
+        </w:rPr>
+        <w:t/>
+      </w:r>
+      <w:r>
+        <w:rPr>
+          <w:rFonts w:ascii="Cambria" w:hAnsi="Cambria"/>
+          <w:color w:val="000000" w:themeColor="text1"/>
+          <w:szCs w:val="24"/>
+        </w:rPr>
+        <w:t/>
+      </w:r>
     </w:p>
     <w:p>
       <w:pPr>
@@ -2127,6 +2172,17 @@
         </w:rPr>
         <w:t>${nama_ketua_pembimbing}</w:t>
       </w:r>
+      <w:r>
+        <w:rPr>
+          <w:rFonts w:ascii="Cambria" w:hAnsi="Cambria"/>
+          <w:b/>
+          <w:bCs/>
+          <w:color w:val="000000" w:themeColor="text1"/>
+          <w:sz w:val="20"/>
+          <w:szCs w:val="24"/>
+        </w:rPr>
+        <w:t/>
+      </w:r>
     </w:p>
     <w:p>
       <w:pPr>
@@ -2159,6 +2215,14 @@
           <w:szCs w:val="24"/>
         </w:rPr>
         <w:t>${nip_ketua_pembimbing}</w:t>
+      </w:r>
+      <w:r>
+        <w:rPr>
+          <w:rFonts w:ascii="Cambria" w:hAnsi="Cambria"/>
+          <w:color w:val="000000" w:themeColor="text1"/>
+          <w:szCs w:val="24"/>
+        </w:rPr>
+        <w:t/>
       </w:r>
     </w:p>
     <w:sectPr>

--- a/template/pROPOSAL/BA proposal TEMPLATE.docx
+++ b/template/pROPOSAL/BA proposal TEMPLATE.docx
@@ -860,7 +860,7 @@
                 <w:sz w:val="23"/>
                 <w:szCs w:val="23"/>
               </w:rPr>
-              <w:t>(jumlah total dibagi 5)</w:t>
+              <w:t>(jumlah nilai dibagi dengan jumlah semua penilai)</w:t>
             </w:r>
           </w:p>
         </w:tc>
@@ -1667,6 +1667,13 @@
                 <w:lang w:val="fi-FI"/>
               </w:rPr>
             </w:pPr>
+            <w:r>
+              <w:rPr>
+                <w:rFonts w:ascii="Cambria" w:hAnsi="Cambria"/>
+                <w:color w:val="000000" w:themeColor="text1"/>
+              </w:rPr>
+              <w:t>${nilai_akhir_rata_rata}</w:t>
+            </w:r>
           </w:p>
         </w:tc>
         <w:tc>
@@ -1788,6 +1795,13 @@
                 <w:color w:val="000000" w:themeColor="text1"/>
               </w:rPr>
             </w:pPr>
+            <w:r>
+              <w:rPr>
+                <w:rFonts w:ascii="Cambria" w:hAnsi="Cambria"/>
+                <w:color w:val="000000" w:themeColor="text1"/>
+              </w:rPr>
+              <w:t>${nilai_akhir_indeks}</w:t>
+            </w:r>
           </w:p>
         </w:tc>
         <w:tc>

--- a/template/pROPOSAL/BA proposal TEMPLATE.docx
+++ b/template/pROPOSAL/BA proposal TEMPLATE.docx
@@ -110,16 +110,29 @@
                 <w:szCs w:val="23"/>
               </w:rPr>
             </w:pPr>
-            <w:r>
-              <w:rPr>
-                <w:rFonts w:ascii="Cambria" w:hAnsi="Cambria"/>
-                <w:b/>
-                <w:bCs/>
-                <w:color w:val="000000" w:themeColor="text1"/>
-                <w:sz w:val="23"/>
-                <w:szCs w:val="23"/>
-              </w:rPr>
-              <w:t xml:space="preserve">Judul Proposal </w:t>
+            <w:proofErr w:type="spellStart"/>
+            <w:r>
+              <w:rPr>
+                <w:rFonts w:ascii="Cambria" w:hAnsi="Cambria"/>
+                <w:b/>
+                <w:bCs/>
+                <w:color w:val="000000" w:themeColor="text1"/>
+                <w:sz w:val="23"/>
+                <w:szCs w:val="23"/>
+              </w:rPr>
+              <w:t>Judul</w:t>
+            </w:r>
+            <w:proofErr w:type="spellEnd"/>
+            <w:r>
+              <w:rPr>
+                <w:rFonts w:ascii="Cambria" w:hAnsi="Cambria"/>
+                <w:b/>
+                <w:bCs/>
+                <w:color w:val="000000" w:themeColor="text1"/>
+                <w:sz w:val="23"/>
+                <w:szCs w:val="23"/>
+              </w:rPr>
+              <w:t xml:space="preserve"> Proposal </w:t>
             </w:r>
             <w:r>
               <w:rPr>
@@ -206,6 +219,15 @@
               </w:rPr>
               <w:t/>
             </w:r>
+            <w:proofErr w:type="spellStart"/>
+            <w:r>
+              <w:rPr>
+                <w:rFonts w:ascii="Segoe UI" w:hAnsi="Segoe UI" w:cs="Segoe UI"/>
+                <w:color w:val="000000" w:themeColor="text1"/>
+              </w:rPr>
+              <w:t/>
+            </w:r>
+            <w:proofErr w:type="spellEnd"/>
             <w:r>
               <w:rPr>
                 <w:rFonts w:ascii="Segoe UI" w:hAnsi="Segoe UI" w:cs="Segoe UI"/>
@@ -251,7 +273,31 @@
                 <w:sz w:val="23"/>
                 <w:szCs w:val="23"/>
               </w:rPr>
-              <w:t xml:space="preserve">Nama Mahasiswa       </w:t>
+              <w:t xml:space="preserve">Nama </w:t>
+            </w:r>
+            <w:proofErr w:type="spellStart"/>
+            <w:r>
+              <w:rPr>
+                <w:rFonts w:ascii="Cambria" w:hAnsi="Cambria"/>
+                <w:b/>
+                <w:bCs/>
+                <w:color w:val="000000" w:themeColor="text1"/>
+                <w:sz w:val="23"/>
+                <w:szCs w:val="23"/>
+              </w:rPr>
+              <w:t>Mahasiswa</w:t>
+            </w:r>
+            <w:proofErr w:type="spellEnd"/>
+            <w:r>
+              <w:rPr>
+                <w:rFonts w:ascii="Cambria" w:hAnsi="Cambria"/>
+                <w:b/>
+                <w:bCs/>
+                <w:color w:val="000000" w:themeColor="text1"/>
+                <w:sz w:val="23"/>
+                <w:szCs w:val="23"/>
+              </w:rPr>
+              <w:t xml:space="preserve">       </w:t>
             </w:r>
           </w:p>
         </w:tc>
@@ -322,6 +368,22 @@
               </w:rPr>
               <w:t/>
             </w:r>
+            <w:r>
+              <w:rPr>
+                <w:rFonts w:ascii="Segoe UI" w:hAnsi="Segoe UI" w:cs="Segoe UI"/>
+                <w:color w:val="000000" w:themeColor="text1"/>
+              </w:rPr>
+              <w:t xml:space="preserve"/>
+            </w:r>
+            <w:proofErr w:type="spellStart"/>
+            <w:r>
+              <w:rPr>
+                <w:rFonts w:ascii="Segoe UI" w:hAnsi="Segoe UI" w:cs="Segoe UI"/>
+                <w:color w:val="000000" w:themeColor="text1"/>
+              </w:rPr>
+              <w:t/>
+            </w:r>
+            <w:proofErr w:type="spellEnd"/>
             <w:r>
               <w:rPr>
                 <w:rFonts w:ascii="Segoe UI" w:hAnsi="Segoe UI" w:cs="Segoe UI"/>
@@ -424,7 +486,31 @@
                 <w:sz w:val="23"/>
                 <w:szCs w:val="23"/>
               </w:rPr>
-              <w:t xml:space="preserve">Nama Pembimbing         </w:t>
+              <w:t xml:space="preserve">Nama </w:t>
+            </w:r>
+            <w:proofErr w:type="spellStart"/>
+            <w:r>
+              <w:rPr>
+                <w:rFonts w:ascii="Cambria" w:hAnsi="Cambria"/>
+                <w:b/>
+                <w:bCs/>
+                <w:color w:val="000000" w:themeColor="text1"/>
+                <w:sz w:val="23"/>
+                <w:szCs w:val="23"/>
+              </w:rPr>
+              <w:t>Pembimbing</w:t>
+            </w:r>
+            <w:proofErr w:type="spellEnd"/>
+            <w:r>
+              <w:rPr>
+                <w:rFonts w:ascii="Cambria" w:hAnsi="Cambria"/>
+                <w:b/>
+                <w:bCs/>
+                <w:color w:val="000000" w:themeColor="text1"/>
+                <w:sz w:val="23"/>
+                <w:szCs w:val="23"/>
+              </w:rPr>
+              <w:t xml:space="preserve">         </w:t>
             </w:r>
           </w:p>
         </w:tc>
@@ -485,6 +571,38 @@
               </w:rPr>
               <w:t>${nama_ketua_pembimbing}</w:t>
             </w:r>
+            <w:r>
+              <w:rPr>
+                <w:rFonts w:ascii="Segoe UI" w:hAnsi="Segoe UI" w:cs="Segoe UI"/>
+                <w:color w:val="000000" w:themeColor="text1"/>
+              </w:rPr>
+              <w:t xml:space="preserve"/>
+            </w:r>
+            <w:proofErr w:type="spellStart"/>
+            <w:r>
+              <w:rPr>
+                <w:rFonts w:ascii="Segoe UI" w:hAnsi="Segoe UI" w:cs="Segoe UI"/>
+                <w:color w:val="000000" w:themeColor="text1"/>
+              </w:rPr>
+              <w:t/>
+            </w:r>
+            <w:proofErr w:type="spellEnd"/>
+            <w:r>
+              <w:rPr>
+                <w:rFonts w:ascii="Segoe UI" w:hAnsi="Segoe UI" w:cs="Segoe UI"/>
+                <w:color w:val="000000" w:themeColor="text1"/>
+              </w:rPr>
+              <w:t xml:space="preserve"/>
+            </w:r>
+            <w:proofErr w:type="spellStart"/>
+            <w:r>
+              <w:rPr>
+                <w:rFonts w:ascii="Segoe UI" w:hAnsi="Segoe UI" w:cs="Segoe UI"/>
+                <w:color w:val="000000" w:themeColor="text1"/>
+              </w:rPr>
+              <w:t/>
+            </w:r>
+            <w:proofErr w:type="spellEnd"/>
             <w:r>
               <w:rPr>
                 <w:rFonts w:ascii="Segoe UI" w:hAnsi="Segoe UI" w:cs="Segoe UI"/>
@@ -530,7 +648,55 @@
                 <w:sz w:val="23"/>
                 <w:szCs w:val="23"/>
               </w:rPr>
-              <w:t>Nama Anggota Pembimbing I</w:t>
+              <w:t xml:space="preserve">Nama </w:t>
+            </w:r>
+            <w:proofErr w:type="spellStart"/>
+            <w:r>
+              <w:rPr>
+                <w:rFonts w:ascii="Cambria" w:hAnsi="Cambria"/>
+                <w:b/>
+                <w:bCs/>
+                <w:color w:val="000000" w:themeColor="text1"/>
+                <w:sz w:val="23"/>
+                <w:szCs w:val="23"/>
+              </w:rPr>
+              <w:t>Anggota</w:t>
+            </w:r>
+            <w:proofErr w:type="spellEnd"/>
+            <w:r>
+              <w:rPr>
+                <w:rFonts w:ascii="Cambria" w:hAnsi="Cambria"/>
+                <w:b/>
+                <w:bCs/>
+                <w:color w:val="000000" w:themeColor="text1"/>
+                <w:sz w:val="23"/>
+                <w:szCs w:val="23"/>
+              </w:rPr>
+              <w:t xml:space="preserve"> </w:t>
+            </w:r>
+            <w:proofErr w:type="spellStart"/>
+            <w:r>
+              <w:rPr>
+                <w:rFonts w:ascii="Cambria" w:hAnsi="Cambria"/>
+                <w:b/>
+                <w:bCs/>
+                <w:color w:val="000000" w:themeColor="text1"/>
+                <w:sz w:val="23"/>
+                <w:szCs w:val="23"/>
+              </w:rPr>
+              <w:t>Pembimbing</w:t>
+            </w:r>
+            <w:proofErr w:type="spellEnd"/>
+            <w:r>
+              <w:rPr>
+                <w:rFonts w:ascii="Cambria" w:hAnsi="Cambria"/>
+                <w:b/>
+                <w:bCs/>
+                <w:color w:val="000000" w:themeColor="text1"/>
+                <w:sz w:val="23"/>
+                <w:szCs w:val="23"/>
+              </w:rPr>
+              <w:t xml:space="preserve"> I</w:t>
             </w:r>
           </w:p>
           <w:p>
@@ -609,7 +775,23 @@
                 <w:rFonts w:ascii="Segoe UI" w:hAnsi="Segoe UI" w:cs="Segoe UI"/>
                 <w:color w:val="000000" w:themeColor="text1"/>
               </w:rPr>
+              <w:t xml:space="preserve"/>
+            </w:r>
+            <w:proofErr w:type="spellStart"/>
+            <w:r>
+              <w:rPr>
+                <w:rFonts w:ascii="Segoe UI" w:hAnsi="Segoe UI" w:cs="Segoe UI"/>
+                <w:color w:val="000000" w:themeColor="text1"/>
+              </w:rPr>
               <w:t/>
+            </w:r>
+            <w:proofErr w:type="spellEnd"/>
+            <w:r>
+              <w:rPr>
+                <w:rFonts w:ascii="Segoe UI" w:hAnsi="Segoe UI" w:cs="Segoe UI"/>
+                <w:color w:val="000000" w:themeColor="text1"/>
+              </w:rPr>
+              <w:t xml:space="preserve"/>
             </w:r>
           </w:p>
         </w:tc>
@@ -649,7 +831,55 @@
                 <w:sz w:val="23"/>
                 <w:szCs w:val="23"/>
               </w:rPr>
-              <w:t>Nama Anggota Pembimbing II</w:t>
+              <w:t xml:space="preserve">Nama </w:t>
+            </w:r>
+            <w:proofErr w:type="spellStart"/>
+            <w:r>
+              <w:rPr>
+                <w:rFonts w:ascii="Cambria" w:hAnsi="Cambria"/>
+                <w:b/>
+                <w:bCs/>
+                <w:color w:val="000000" w:themeColor="text1"/>
+                <w:sz w:val="23"/>
+                <w:szCs w:val="23"/>
+              </w:rPr>
+              <w:t>Anggota</w:t>
+            </w:r>
+            <w:proofErr w:type="spellEnd"/>
+            <w:r>
+              <w:rPr>
+                <w:rFonts w:ascii="Cambria" w:hAnsi="Cambria"/>
+                <w:b/>
+                <w:bCs/>
+                <w:color w:val="000000" w:themeColor="text1"/>
+                <w:sz w:val="23"/>
+                <w:szCs w:val="23"/>
+              </w:rPr>
+              <w:t xml:space="preserve"> </w:t>
+            </w:r>
+            <w:proofErr w:type="spellStart"/>
+            <w:r>
+              <w:rPr>
+                <w:rFonts w:ascii="Cambria" w:hAnsi="Cambria"/>
+                <w:b/>
+                <w:bCs/>
+                <w:color w:val="000000" w:themeColor="text1"/>
+                <w:sz w:val="23"/>
+                <w:szCs w:val="23"/>
+              </w:rPr>
+              <w:t>Pembimbing</w:t>
+            </w:r>
+            <w:proofErr w:type="spellEnd"/>
+            <w:r>
+              <w:rPr>
+                <w:rFonts w:ascii="Cambria" w:hAnsi="Cambria"/>
+                <w:b/>
+                <w:bCs/>
+                <w:color w:val="000000" w:themeColor="text1"/>
+                <w:sz w:val="23"/>
+                <w:szCs w:val="23"/>
+              </w:rPr>
+              <w:t xml:space="preserve"> II</w:t>
             </w:r>
           </w:p>
         </w:tc>
@@ -719,7 +949,31 @@
                 <w:sz w:val="23"/>
                 <w:szCs w:val="23"/>
               </w:rPr>
+              <w:t xml:space="preserve"/>
+            </w:r>
+            <w:proofErr w:type="spellStart"/>
+            <w:r>
+              <w:rPr>
+                <w:rFonts w:ascii="Cambria" w:hAnsi="Cambria"/>
+                <w:b/>
+                <w:bCs/>
+                <w:color w:val="000000" w:themeColor="text1"/>
+                <w:sz w:val="23"/>
+                <w:szCs w:val="23"/>
+              </w:rPr>
               <w:t/>
+            </w:r>
+            <w:proofErr w:type="spellEnd"/>
+            <w:r>
+              <w:rPr>
+                <w:rFonts w:ascii="Cambria" w:hAnsi="Cambria"/>
+                <w:b/>
+                <w:bCs/>
+                <w:color w:val="000000" w:themeColor="text1"/>
+                <w:sz w:val="23"/>
+                <w:szCs w:val="23"/>
+              </w:rPr>
+              <w:t xml:space="preserve"/>
             </w:r>
           </w:p>
         </w:tc>
@@ -836,31 +1090,223 @@
               <w:rPr>
                 <w:rFonts w:ascii="Cambria" w:hAnsi="Cambria"/>
                 <w:color w:val="000000" w:themeColor="text1"/>
-                <w:lang w:val="fi-FI"/>
-              </w:rPr>
-              <w:t>${nilai_rata2_dari_form_penilaian}</w:t>
-            </w:r>
-            <w:r>
-              <w:rPr>
-                <w:rFonts w:ascii="Cambria" w:hAnsi="Cambria"/>
-                <w:b/>
-                <w:bCs/>
-                <w:color w:val="000000" w:themeColor="text1"/>
-                <w:sz w:val="23"/>
-                <w:szCs w:val="23"/>
-              </w:rPr>
-              <w:t xml:space="preserve">           </w:t>
-            </w:r>
-            <w:r>
-              <w:rPr>
-                <w:rFonts w:ascii="Cambria" w:hAnsi="Cambria"/>
-                <w:b/>
-                <w:bCs/>
-                <w:color w:val="000000" w:themeColor="text1"/>
-                <w:sz w:val="23"/>
-                <w:szCs w:val="23"/>
-              </w:rPr>
-              <w:t>(jumlah nilai dibagi dengan jumlah semua penilai)</w:t>
+              </w:rPr>
+              <w:t xml:space="preserve">${nilai_rata2_dari_form_penilaian}</w:t>
+            </w:r>
+            <w:proofErr w:type="gramStart"/>
+            <w:r>
+              <w:rPr>
+                <w:rFonts w:ascii="Cambria" w:hAnsi="Cambria"/>
+                <w:color w:val="000000" w:themeColor="text1"/>
+              </w:rPr>
+              <w:t/>
+            </w:r>
+            <w:proofErr w:type="gramEnd"/>
+            <w:r>
+              <w:rPr>
+                <w:rFonts w:ascii="Cambria" w:hAnsi="Cambria"/>
+                <w:color w:val="000000" w:themeColor="text1"/>
+              </w:rPr>
+              <w:t xml:space="preserve"/>
+            </w:r>
+            <w:proofErr w:type="gramStart"/>
+            <w:r>
+              <w:rPr>
+                <w:rFonts w:ascii="Cambria" w:hAnsi="Cambria"/>
+                <w:color w:val="000000" w:themeColor="text1"/>
+              </w:rPr>
+              <w:t/>
+            </w:r>
+            <w:r>
+              <w:rPr>
+                <w:rFonts w:ascii="Cambria" w:hAnsi="Cambria"/>
+                <w:b/>
+                <w:bCs/>
+                <w:color w:val="000000" w:themeColor="text1"/>
+                <w:sz w:val="23"/>
+                <w:szCs w:val="23"/>
+              </w:rPr>
+              <w:t xml:space="preserve">   </w:t>
+            </w:r>
+            <w:proofErr w:type="gramEnd"/>
+            <w:r>
+              <w:rPr>
+                <w:rFonts w:ascii="Cambria" w:hAnsi="Cambria"/>
+                <w:b/>
+                <w:bCs/>
+                <w:color w:val="000000" w:themeColor="text1"/>
+                <w:sz w:val="23"/>
+                <w:szCs w:val="23"/>
+              </w:rPr>
+              <w:t xml:space="preserve">     </w:t>
+            </w:r>
+            <w:proofErr w:type="gramStart"/>
+            <w:r>
+              <w:rPr>
+                <w:rFonts w:ascii="Cambria" w:hAnsi="Cambria"/>
+                <w:b/>
+                <w:bCs/>
+                <w:color w:val="000000" w:themeColor="text1"/>
+                <w:sz w:val="23"/>
+                <w:szCs w:val="23"/>
+              </w:rPr>
+              <w:t xml:space="preserve">   </w:t>
+            </w:r>
+            <w:r>
+              <w:rPr>
+                <w:rFonts w:ascii="Cambria" w:hAnsi="Cambria"/>
+                <w:b/>
+                <w:bCs/>
+                <w:color w:val="000000" w:themeColor="text1"/>
+                <w:sz w:val="23"/>
+                <w:szCs w:val="23"/>
+              </w:rPr>
+              <w:t>(</w:t>
+            </w:r>
+            <w:proofErr w:type="spellStart"/>
+            <w:proofErr w:type="gramEnd"/>
+            <w:r>
+              <w:rPr>
+                <w:rFonts w:ascii="Cambria" w:hAnsi="Cambria"/>
+                <w:b/>
+                <w:bCs/>
+                <w:color w:val="000000" w:themeColor="text1"/>
+                <w:sz w:val="23"/>
+                <w:szCs w:val="23"/>
+              </w:rPr>
+              <w:t>jumlah</w:t>
+            </w:r>
+            <w:proofErr w:type="spellEnd"/>
+            <w:r>
+              <w:rPr>
+                <w:rFonts w:ascii="Cambria" w:hAnsi="Cambria"/>
+                <w:b/>
+                <w:bCs/>
+                <w:color w:val="000000" w:themeColor="text1"/>
+                <w:sz w:val="23"/>
+                <w:szCs w:val="23"/>
+              </w:rPr>
+              <w:t xml:space="preserve"> </w:t>
+            </w:r>
+            <w:proofErr w:type="spellStart"/>
+            <w:r>
+              <w:rPr>
+                <w:rFonts w:ascii="Cambria" w:hAnsi="Cambria"/>
+                <w:b/>
+                <w:bCs/>
+                <w:color w:val="000000" w:themeColor="text1"/>
+                <w:sz w:val="23"/>
+                <w:szCs w:val="23"/>
+              </w:rPr>
+              <w:t>nilai</w:t>
+            </w:r>
+            <w:proofErr w:type="spellEnd"/>
+            <w:r>
+              <w:rPr>
+                <w:rFonts w:ascii="Cambria" w:hAnsi="Cambria"/>
+                <w:b/>
+                <w:bCs/>
+                <w:color w:val="000000" w:themeColor="text1"/>
+                <w:sz w:val="23"/>
+                <w:szCs w:val="23"/>
+              </w:rPr>
+              <w:t xml:space="preserve"> </w:t>
+            </w:r>
+            <w:proofErr w:type="spellStart"/>
+            <w:r>
+              <w:rPr>
+                <w:rFonts w:ascii="Cambria" w:hAnsi="Cambria"/>
+                <w:b/>
+                <w:bCs/>
+                <w:color w:val="000000" w:themeColor="text1"/>
+                <w:sz w:val="23"/>
+                <w:szCs w:val="23"/>
+              </w:rPr>
+              <w:t>dibagi</w:t>
+            </w:r>
+            <w:proofErr w:type="spellEnd"/>
+            <w:r>
+              <w:rPr>
+                <w:rFonts w:ascii="Cambria" w:hAnsi="Cambria"/>
+                <w:b/>
+                <w:bCs/>
+                <w:color w:val="000000" w:themeColor="text1"/>
+                <w:sz w:val="23"/>
+                <w:szCs w:val="23"/>
+              </w:rPr>
+              <w:t xml:space="preserve"> </w:t>
+            </w:r>
+            <w:proofErr w:type="spellStart"/>
+            <w:r>
+              <w:rPr>
+                <w:rFonts w:ascii="Cambria" w:hAnsi="Cambria"/>
+                <w:b/>
+                <w:bCs/>
+                <w:color w:val="000000" w:themeColor="text1"/>
+                <w:sz w:val="23"/>
+                <w:szCs w:val="23"/>
+              </w:rPr>
+              <w:t>dengan</w:t>
+            </w:r>
+            <w:proofErr w:type="spellEnd"/>
+            <w:r>
+              <w:rPr>
+                <w:rFonts w:ascii="Cambria" w:hAnsi="Cambria"/>
+                <w:b/>
+                <w:bCs/>
+                <w:color w:val="000000" w:themeColor="text1"/>
+                <w:sz w:val="23"/>
+                <w:szCs w:val="23"/>
+              </w:rPr>
+              <w:t xml:space="preserve"> </w:t>
+            </w:r>
+            <w:proofErr w:type="spellStart"/>
+            <w:r>
+              <w:rPr>
+                <w:rFonts w:ascii="Cambria" w:hAnsi="Cambria"/>
+                <w:b/>
+                <w:bCs/>
+                <w:color w:val="000000" w:themeColor="text1"/>
+                <w:sz w:val="23"/>
+                <w:szCs w:val="23"/>
+              </w:rPr>
+              <w:t>jumlah</w:t>
+            </w:r>
+            <w:proofErr w:type="spellEnd"/>
+            <w:r>
+              <w:rPr>
+                <w:rFonts w:ascii="Cambria" w:hAnsi="Cambria"/>
+                <w:b/>
+                <w:bCs/>
+                <w:color w:val="000000" w:themeColor="text1"/>
+                <w:sz w:val="23"/>
+                <w:szCs w:val="23"/>
+              </w:rPr>
+              <w:t xml:space="preserve"> semua </w:t>
+            </w:r>
+            <w:proofErr w:type="spellStart"/>
+            <w:r>
+              <w:rPr>
+                <w:rFonts w:ascii="Cambria" w:hAnsi="Cambria"/>
+                <w:b/>
+                <w:bCs/>
+                <w:color w:val="000000" w:themeColor="text1"/>
+                <w:sz w:val="23"/>
+                <w:szCs w:val="23"/>
+              </w:rPr>
+              <w:t>penilai</w:t>
+            </w:r>
+            <w:proofErr w:type="spellEnd"/>
+            <w:r>
+              <w:rPr>
+                <w:rFonts w:ascii="Cambria" w:hAnsi="Cambria"/>
+                <w:b/>
+                <w:bCs/>
+                <w:color w:val="000000" w:themeColor="text1"/>
+                <w:sz w:val="23"/>
+                <w:szCs w:val="23"/>
+              </w:rPr>
+              <w:t>)</w:t>
             </w:r>
           </w:p>
         </w:tc>
@@ -973,6 +1419,7 @@
                 <w:szCs w:val="24"/>
               </w:rPr>
             </w:pPr>
+            <w:proofErr w:type="spellStart"/>
             <w:r>
               <w:rPr>
                 <w:rFonts w:ascii="Cambria" w:hAnsi="Cambria"/>
@@ -981,8 +1428,31 @@
                 <w:sz w:val="24"/>
                 <w:szCs w:val="24"/>
               </w:rPr>
-              <w:t>Komponen Penilaian</w:t>
-            </w:r>
+              <w:t>Komponen</w:t>
+            </w:r>
+            <w:proofErr w:type="spellEnd"/>
+            <w:r>
+              <w:rPr>
+                <w:rFonts w:ascii="Cambria" w:hAnsi="Cambria"/>
+                <w:b/>
+                <w:color w:val="000000" w:themeColor="text1"/>
+                <w:sz w:val="24"/>
+                <w:szCs w:val="24"/>
+              </w:rPr>
+              <w:t xml:space="preserve"> </w:t>
+            </w:r>
+            <w:proofErr w:type="spellStart"/>
+            <w:r>
+              <w:rPr>
+                <w:rFonts w:ascii="Cambria" w:hAnsi="Cambria"/>
+                <w:b/>
+                <w:color w:val="000000" w:themeColor="text1"/>
+                <w:sz w:val="24"/>
+                <w:szCs w:val="24"/>
+              </w:rPr>
+              <w:t>Penilaian</w:t>
+            </w:r>
+            <w:proofErr w:type="spellEnd"/>
           </w:p>
           <w:p>
             <w:pPr>
@@ -1089,6 +1559,7 @@
                 <w:szCs w:val="24"/>
               </w:rPr>
             </w:pPr>
+            <w:proofErr w:type="spellStart"/>
             <w:r>
               <w:rPr>
                 <w:rFonts w:ascii="Cambria" w:hAnsi="Cambria"/>
@@ -1097,7 +1568,18 @@
                 <w:sz w:val="24"/>
                 <w:szCs w:val="24"/>
               </w:rPr>
-              <w:t xml:space="preserve">Keterangan </w:t>
+              <w:t>Keterangan</w:t>
+            </w:r>
+            <w:proofErr w:type="spellEnd"/>
+            <w:r>
+              <w:rPr>
+                <w:rFonts w:ascii="Cambria" w:hAnsi="Cambria"/>
+                <w:b/>
+                <w:color w:val="000000" w:themeColor="text1"/>
+                <w:sz w:val="24"/>
+                <w:szCs w:val="24"/>
+              </w:rPr>
+              <w:t xml:space="preserve"> </w:t>
             </w:r>
           </w:p>
         </w:tc>
@@ -1157,13 +1639,23 @@
                 <w:color w:val="000000" w:themeColor="text1"/>
               </w:rPr>
             </w:pPr>
-            <w:r>
-              <w:rPr>
-                <w:rFonts w:ascii="Cambria" w:hAnsi="Cambria"/>
-                <w:b/>
-                <w:color w:val="000000" w:themeColor="text1"/>
-              </w:rPr>
-              <w:t>Penilai 1</w:t>
+            <w:proofErr w:type="spellStart"/>
+            <w:r>
+              <w:rPr>
+                <w:rFonts w:ascii="Cambria" w:hAnsi="Cambria"/>
+                <w:b/>
+                <w:color w:val="000000" w:themeColor="text1"/>
+              </w:rPr>
+              <w:t>Penilai</w:t>
+            </w:r>
+            <w:proofErr w:type="spellEnd"/>
+            <w:r>
+              <w:rPr>
+                <w:rFonts w:ascii="Cambria" w:hAnsi="Cambria"/>
+                <w:b/>
+                <w:color w:val="000000" w:themeColor="text1"/>
+              </w:rPr>
+              <w:t xml:space="preserve"> 1</w:t>
             </w:r>
           </w:p>
         </w:tc>
@@ -1333,13 +1825,23 @@
                 <w:color w:val="000000" w:themeColor="text1"/>
               </w:rPr>
             </w:pPr>
-            <w:r>
-              <w:rPr>
-                <w:rFonts w:ascii="Cambria" w:hAnsi="Cambria"/>
-                <w:b/>
-                <w:color w:val="000000" w:themeColor="text1"/>
-              </w:rPr>
-              <w:t>Penilai 2</w:t>
+            <w:proofErr w:type="spellStart"/>
+            <w:r>
+              <w:rPr>
+                <w:rFonts w:ascii="Cambria" w:hAnsi="Cambria"/>
+                <w:b/>
+                <w:color w:val="000000" w:themeColor="text1"/>
+              </w:rPr>
+              <w:t>Penilai</w:t>
+            </w:r>
+            <w:proofErr w:type="spellEnd"/>
+            <w:r>
+              <w:rPr>
+                <w:rFonts w:ascii="Cambria" w:hAnsi="Cambria"/>
+                <w:b/>
+                <w:color w:val="000000" w:themeColor="text1"/>
+              </w:rPr>
+              <w:t xml:space="preserve"> 2</w:t>
             </w:r>
           </w:p>
         </w:tc>
@@ -1674,6 +2176,38 @@
               </w:rPr>
               <w:t>${nilai_akhir_rata_rata}</w:t>
             </w:r>
+            <w:proofErr w:type="spellStart"/>
+            <w:r>
+              <w:rPr>
+                <w:rFonts w:ascii="Cambria" w:hAnsi="Cambria"/>
+                <w:color w:val="000000" w:themeColor="text1"/>
+              </w:rPr>
+              <w:t/>
+            </w:r>
+            <w:proofErr w:type="spellEnd"/>
+            <w:r>
+              <w:rPr>
+                <w:rFonts w:ascii="Cambria" w:hAnsi="Cambria"/>
+                <w:color w:val="000000" w:themeColor="text1"/>
+              </w:rPr>
+              <w:t xml:space="preserve"/>
+            </w:r>
+            <w:proofErr w:type="spellStart"/>
+            <w:r>
+              <w:rPr>
+                <w:rFonts w:ascii="Cambria" w:hAnsi="Cambria"/>
+                <w:color w:val="000000" w:themeColor="text1"/>
+              </w:rPr>
+              <w:t/>
+            </w:r>
+            <w:proofErr w:type="spellEnd"/>
+            <w:r>
+              <w:rPr>
+                <w:rFonts w:ascii="Cambria" w:hAnsi="Cambria"/>
+                <w:color w:val="000000" w:themeColor="text1"/>
+              </w:rPr>
+              <w:t xml:space="preserve"/>
+            </w:r>
           </w:p>
         </w:tc>
         <w:tc>
@@ -1769,7 +2303,25 @@
                 <w:b/>
                 <w:color w:val="000000" w:themeColor="text1"/>
               </w:rPr>
-              <w:t>Nilai Akhir (Indeks)</w:t>
+              <w:t>Nilai Akhir (</w:t>
+            </w:r>
+            <w:proofErr w:type="spellStart"/>
+            <w:r>
+              <w:rPr>
+                <w:rFonts w:ascii="Cambria" w:hAnsi="Cambria"/>
+                <w:b/>
+                <w:color w:val="000000" w:themeColor="text1"/>
+              </w:rPr>
+              <w:t>Indeks</w:t>
+            </w:r>
+            <w:proofErr w:type="spellEnd"/>
+            <w:r>
+              <w:rPr>
+                <w:rFonts w:ascii="Cambria" w:hAnsi="Cambria"/>
+                <w:b/>
+                <w:color w:val="000000" w:themeColor="text1"/>
+              </w:rPr>
+              <w:t>)</w:t>
             </w:r>
           </w:p>
         </w:tc>
@@ -1802,6 +2354,54 @@
               </w:rPr>
               <w:t>${nilai_akhir_indeks}</w:t>
             </w:r>
+            <w:proofErr w:type="spellStart"/>
+            <w:r>
+              <w:rPr>
+                <w:rFonts w:ascii="Cambria" w:hAnsi="Cambria"/>
+                <w:color w:val="000000" w:themeColor="text1"/>
+              </w:rPr>
+              <w:t/>
+            </w:r>
+            <w:proofErr w:type="spellEnd"/>
+            <w:r>
+              <w:rPr>
+                <w:rFonts w:ascii="Cambria" w:hAnsi="Cambria"/>
+                <w:color w:val="000000" w:themeColor="text1"/>
+              </w:rPr>
+              <w:t xml:space="preserve"/>
+            </w:r>
+            <w:proofErr w:type="spellStart"/>
+            <w:r>
+              <w:rPr>
+                <w:rFonts w:ascii="Cambria" w:hAnsi="Cambria"/>
+                <w:color w:val="000000" w:themeColor="text1"/>
+              </w:rPr>
+              <w:t/>
+            </w:r>
+            <w:proofErr w:type="spellEnd"/>
+            <w:r>
+              <w:rPr>
+                <w:rFonts w:ascii="Cambria" w:hAnsi="Cambria"/>
+                <w:color w:val="000000" w:themeColor="text1"/>
+              </w:rPr>
+              <w:t xml:space="preserve"/>
+            </w:r>
+            <w:proofErr w:type="spellStart"/>
+            <w:r>
+              <w:rPr>
+                <w:rFonts w:ascii="Cambria" w:hAnsi="Cambria"/>
+                <w:color w:val="000000" w:themeColor="text1"/>
+              </w:rPr>
+              <w:t/>
+            </w:r>
+            <w:proofErr w:type="spellEnd"/>
+            <w:r>
+              <w:rPr>
+                <w:rFonts w:ascii="Cambria" w:hAnsi="Cambria"/>
+                <w:color w:val="000000" w:themeColor="text1"/>
+              </w:rPr>
+              <w:t/>
+            </w:r>
           </w:p>
         </w:tc>
         <w:tc>
@@ -1823,12 +2423,21 @@
                 <w:color w:val="000000" w:themeColor="text1"/>
               </w:rPr>
             </w:pPr>
-            <w:r>
-              <w:rPr>
-                <w:rFonts w:ascii="Cambria" w:hAnsi="Cambria"/>
-                <w:color w:val="000000" w:themeColor="text1"/>
-              </w:rPr>
-              <w:t xml:space="preserve">Indeks:   </w:t>
+            <w:proofErr w:type="spellStart"/>
+            <w:r>
+              <w:rPr>
+                <w:rFonts w:ascii="Cambria" w:hAnsi="Cambria"/>
+                <w:color w:val="000000" w:themeColor="text1"/>
+              </w:rPr>
+              <w:t>Indeks</w:t>
+            </w:r>
+            <w:proofErr w:type="spellEnd"/>
+            <w:r>
+              <w:rPr>
+                <w:rFonts w:ascii="Cambria" w:hAnsi="Cambria"/>
+                <w:color w:val="000000" w:themeColor="text1"/>
+              </w:rPr>
+              <w:t xml:space="preserve">:   </w:t>
             </w:r>
             <w:r>
               <w:rPr>
@@ -2058,6 +2667,7 @@
           <w:szCs w:val="24"/>
         </w:rPr>
       </w:pPr>
+      <w:proofErr w:type="spellStart"/>
       <w:r>
         <w:rPr>
           <w:rFonts w:ascii="Cambria" w:hAnsi="Cambria"/>
@@ -2066,8 +2676,9 @@
           <w:color w:val="000000" w:themeColor="text1"/>
           <w:szCs w:val="24"/>
         </w:rPr>
-        <w:t xml:space="preserve">Tanggal penilaian: </w:t>
+        <w:t>Tanggal</w:t>
       </w:r>
+      <w:proofErr w:type="spellEnd"/>
       <w:r>
         <w:rPr>
           <w:rFonts w:ascii="Cambria" w:hAnsi="Cambria"/>
@@ -2076,6 +2687,38 @@
           <w:color w:val="000000" w:themeColor="text1"/>
           <w:szCs w:val="24"/>
         </w:rPr>
+        <w:t xml:space="preserve"> </w:t>
+      </w:r>
+      <w:proofErr w:type="spellStart"/>
+      <w:r>
+        <w:rPr>
+          <w:rFonts w:ascii="Cambria" w:hAnsi="Cambria"/>
+          <w:b/>
+          <w:bCs/>
+          <w:color w:val="000000" w:themeColor="text1"/>
+          <w:szCs w:val="24"/>
+        </w:rPr>
+        <w:t>penilaian</w:t>
+      </w:r>
+      <w:proofErr w:type="spellEnd"/>
+      <w:r>
+        <w:rPr>
+          <w:rFonts w:ascii="Cambria" w:hAnsi="Cambria"/>
+          <w:b/>
+          <w:bCs/>
+          <w:color w:val="000000" w:themeColor="text1"/>
+          <w:szCs w:val="24"/>
+        </w:rPr>
+        <w:t xml:space="preserve">: </w:t>
+      </w:r>
+      <w:r>
+        <w:rPr>
+          <w:rFonts w:ascii="Cambria" w:hAnsi="Cambria"/>
+          <w:b/>
+          <w:bCs/>
+          <w:color w:val="000000" w:themeColor="text1"/>
+          <w:szCs w:val="24"/>
+        </w:rPr>
         <w:t>${tgl_create_penilaian}</w:t>
       </w:r>
       <w:r>
@@ -2088,6 +2731,34 @@
         </w:rPr>
         <w:t/>
       </w:r>
+      <w:proofErr w:type="spellStart"/>
+      <w:r>
+        <w:rPr>
+          <w:rFonts w:ascii="Cambria" w:hAnsi="Cambria"/>
+          <w:color w:val="000000" w:themeColor="text1"/>
+          <w:szCs w:val="24"/>
+        </w:rPr>
+        <w:t/>
+      </w:r>
+      <w:proofErr w:type="spellEnd"/>
+      <w:r>
+        <w:rPr>
+          <w:rFonts w:ascii="Cambria" w:hAnsi="Cambria"/>
+          <w:color w:val="000000" w:themeColor="text1"/>
+          <w:szCs w:val="24"/>
+        </w:rPr>
+        <w:t xml:space="preserve"/>
+      </w:r>
+      <w:proofErr w:type="spellStart"/>
+      <w:r>
+        <w:rPr>
+          <w:rFonts w:ascii="Cambria" w:hAnsi="Cambria"/>
+          <w:color w:val="000000" w:themeColor="text1"/>
+          <w:szCs w:val="24"/>
+        </w:rPr>
+        <w:t/>
+      </w:r>
+      <w:proofErr w:type="spellEnd"/>
       <w:r>
         <w:rPr>
           <w:rFonts w:ascii="Cambria" w:hAnsi="Cambria"/>
@@ -2109,6 +2780,7 @@
           <w:szCs w:val="24"/>
         </w:rPr>
       </w:pPr>
+      <w:proofErr w:type="spellStart"/>
       <w:r>
         <w:rPr>
           <w:rFonts w:ascii="Cambria" w:hAnsi="Cambria"/>
@@ -2119,6 +2791,7 @@
         </w:rPr>
         <w:t>Penilai</w:t>
       </w:r>
+      <w:proofErr w:type="spellEnd"/>
     </w:p>
     <w:p>
       <w:pPr>
@@ -2175,7 +2848,11 @@
           <w:szCs w:val="24"/>
         </w:rPr>
       </w:pPr>
-      <w:r>
+    </w:p>
+    <w:p>
+      <w:pPr>
+        <w:spacing w:after="0" w:line="240" w:lineRule="auto"/>
+        <w:ind w:left="4678"/>
         <w:rPr>
           <w:rFonts w:ascii="Cambria" w:hAnsi="Cambria"/>
           <w:b/>
@@ -2184,8 +2861,80 @@
           <w:sz w:val="20"/>
           <w:szCs w:val="24"/>
         </w:rPr>
+      </w:pPr>
+    </w:p>
+    <w:p>
+      <w:pPr>
+        <w:spacing w:after="0" w:line="240" w:lineRule="auto"/>
+        <w:ind w:left="4678"/>
+        <w:rPr>
+          <w:rFonts w:ascii="Cambria" w:hAnsi="Cambria"/>
+          <w:b/>
+          <w:bCs/>
+          <w:color w:val="000000" w:themeColor="text1"/>
+          <w:sz w:val="20"/>
+          <w:szCs w:val="24"/>
+        </w:rPr>
+      </w:pPr>
+      <w:r>
+        <w:rPr>
+          <w:rFonts w:ascii="Cambria" w:hAnsi="Cambria"/>
+          <w:b/>
+          <w:bCs/>
+          <w:color w:val="000000" w:themeColor="text1"/>
+          <w:sz w:val="20"/>
+          <w:szCs w:val="24"/>
+        </w:rPr>
         <w:t>${nama_ketua_pembimbing}</w:t>
       </w:r>
+      <w:r>
+        <w:rPr>
+          <w:rFonts w:ascii="Cambria" w:hAnsi="Cambria"/>
+          <w:b/>
+          <w:bCs/>
+          <w:color w:val="000000" w:themeColor="text1"/>
+          <w:sz w:val="20"/>
+          <w:szCs w:val="24"/>
+        </w:rPr>
+        <w:t xml:space="preserve"/>
+      </w:r>
+      <w:proofErr w:type="spellStart"/>
+      <w:r>
+        <w:rPr>
+          <w:rFonts w:ascii="Cambria" w:hAnsi="Cambria"/>
+          <w:b/>
+          <w:bCs/>
+          <w:color w:val="000000" w:themeColor="text1"/>
+          <w:sz w:val="20"/>
+          <w:szCs w:val="24"/>
+        </w:rPr>
+        <w:t/>
+      </w:r>
+      <w:proofErr w:type="spellEnd"/>
+      <w:r>
+        <w:rPr>
+          <w:rFonts w:ascii="Cambria" w:hAnsi="Cambria"/>
+          <w:b/>
+          <w:bCs/>
+          <w:color w:val="000000" w:themeColor="text1"/>
+          <w:sz w:val="20"/>
+          <w:szCs w:val="24"/>
+        </w:rPr>
+        <w:t xml:space="preserve"/>
+      </w:r>
+      <w:proofErr w:type="spellStart"/>
+      <w:r>
+        <w:rPr>
+          <w:rFonts w:ascii="Cambria" w:hAnsi="Cambria"/>
+          <w:b/>
+          <w:bCs/>
+          <w:color w:val="000000" w:themeColor="text1"/>
+          <w:sz w:val="20"/>
+          <w:szCs w:val="24"/>
+        </w:rPr>
+        <w:t/>
+      </w:r>
+      <w:proofErr w:type="spellEnd"/>
       <w:r>
         <w:rPr>
           <w:rFonts w:ascii="Cambria" w:hAnsi="Cambria"/>
@@ -2230,6 +2979,42 @@
         </w:rPr>
         <w:t>${nip_ketua_pembimbing}</w:t>
       </w:r>
+      <w:r>
+        <w:rPr>
+          <w:rFonts w:ascii="Cambria" w:hAnsi="Cambria"/>
+          <w:color w:val="000000" w:themeColor="text1"/>
+          <w:szCs w:val="24"/>
+        </w:rPr>
+        <w:t xml:space="preserve"/>
+      </w:r>
+      <w:proofErr w:type="spellStart"/>
+      <w:r>
+        <w:rPr>
+          <w:rFonts w:ascii="Cambria" w:hAnsi="Cambria"/>
+          <w:color w:val="000000" w:themeColor="text1"/>
+          <w:szCs w:val="24"/>
+        </w:rPr>
+        <w:t/>
+      </w:r>
+      <w:proofErr w:type="spellEnd"/>
+      <w:r>
+        <w:rPr>
+          <w:rFonts w:ascii="Cambria" w:hAnsi="Cambria"/>
+          <w:color w:val="000000" w:themeColor="text1"/>
+          <w:szCs w:val="24"/>
+        </w:rPr>
+        <w:t xml:space="preserve"/>
+      </w:r>
+      <w:proofErr w:type="spellStart"/>
+      <w:r>
+        <w:rPr>
+          <w:rFonts w:ascii="Cambria" w:hAnsi="Cambria"/>
+          <w:color w:val="000000" w:themeColor="text1"/>
+          <w:szCs w:val="24"/>
+        </w:rPr>
+        <w:t/>
+      </w:r>
+      <w:proofErr w:type="spellEnd"/>
       <w:r>
         <w:rPr>
           <w:rFonts w:ascii="Cambria" w:hAnsi="Cambria"/>

--- a/template/pROPOSAL/BA proposal TEMPLATE.docx
+++ b/template/pROPOSAL/BA proposal TEMPLATE.docx
@@ -1,6 +1,6 @@
 
 <file path=word/document.xml><?xml version="1.0" encoding="utf-8"?>
-<w:document xmlns:wpc="http://schemas.microsoft.com/office/word/2010/wordprocessingCanvas" xmlns:cx="http://schemas.microsoft.com/office/drawing/2014/chartex" xmlns:cx1="http://schemas.microsoft.com/office/drawing/2015/9/8/chartex" xmlns:cx2="http://schemas.microsoft.com/office/drawing/2015/10/21/chartex" xmlns:cx3="http://schemas.microsoft.com/office/drawing/2016/5/9/chartex" xmlns:cx4="http://schemas.microsoft.com/office/drawing/2016/5/10/chartex" xmlns:cx5="http://schemas.microsoft.com/office/drawing/2016/5/11/chartex" xmlns:cx6="http://schemas.microsoft.com/office/drawing/2016/5/12/chartex" xmlns:cx7="http://schemas.microsoft.com/office/drawing/2016/5/13/chartex" xmlns:cx8="http://schemas.microsoft.com/office/drawing/2016/5/14/chartex" xmlns:mc="http://schemas.openxmlformats.org/markup-compatibility/2006" xmlns:aink="http://schemas.microsoft.com/office/drawing/2016/ink" xmlns:am3d="http://schemas.microsoft.com/office/drawing/2017/model3d" xmlns:o="urn:schemas-microsoft-com:office:office" xmlns:oel="http://schemas.microsoft.com/office/2019/extlst" xmlns:r="http://schemas.openxmlformats.org/officeDocument/2006/relationships" xmlns:m="http://schemas.openxmlformats.org/officeDocument/2006/math" xmlns:v="urn:schemas-microsoft-com:vml" xmlns:wp14="http://schemas.microsoft.com/office/word/2010/wordprocessingDrawing" xmlns:wp="http://schemas.openxmlformats.org/drawingml/2006/wordprocessingDrawing" xmlns:w10="urn:schemas-microsoft-com:office:word" xmlns:w="http://schemas.openxmlformats.org/wordprocessingml/2006/main" xmlns:w14="http://schemas.microsoft.com/office/word/2010/wordml" xmlns:w15="http://schemas.microsoft.com/office/word/2012/wordml" xmlns:w16cei="http://schemas.microsoft.com/office/word/2026/wordml/cei" xmlns:w16cex="http://schemas.microsoft.com/office/word/2018/wordml/cex" xmlns:w16cid="http://schemas.microsoft.com/office/word/2016/wordml/cid" xmlns:w16="http://schemas.microsoft.com/office/word/2018/wordml" xmlns:w16du="http://schemas.microsoft.com/office/word/2023/wordml/word16du" xmlns:w16sdtdh="http://schemas.microsoft.com/office/word/2020/wordml/sdtdatahash" xmlns:w16sdtfl="http://schemas.microsoft.com/office/word/2024/wordml/sdtformatlock" xmlns:w16se="http://schemas.microsoft.com/office/word/2015/wordml/symex" xmlns:wpg="http://schemas.microsoft.com/office/word/2010/wordprocessingGroup" xmlns:wpi="http://schemas.microsoft.com/office/word/2010/wordprocessingInk" xmlns:wne="http://schemas.microsoft.com/office/word/2006/wordml" xmlns:wps="http://schemas.microsoft.com/office/word/2010/wordprocessingShape" mc:Ignorable="w14 w15 w16se w16cid w16 w16cex w16sdtdh w16sdtfl w16du wp14">
+<w:document xmlns:wpc="http://schemas.microsoft.com/office/word/2010/wordprocessingCanvas" xmlns:cx="http://schemas.microsoft.com/office/drawing/2014/chartex" xmlns:cx1="http://schemas.microsoft.com/office/drawing/2015/9/8/chartex" xmlns:cx2="http://schemas.microsoft.com/office/drawing/2015/10/21/chartex" xmlns:cx3="http://schemas.microsoft.com/office/drawing/2016/5/9/chartex" xmlns:cx4="http://schemas.microsoft.com/office/drawing/2016/5/10/chartex" xmlns:cx5="http://schemas.microsoft.com/office/drawing/2016/5/11/chartex" xmlns:cx6="http://schemas.microsoft.com/office/drawing/2016/5/12/chartex" xmlns:cx7="http://schemas.microsoft.com/office/drawing/2016/5/13/chartex" xmlns:cx8="http://schemas.microsoft.com/office/drawing/2016/5/14/chartex" xmlns:mc="http://schemas.openxmlformats.org/markup-compatibility/2006" xmlns:aink="http://schemas.microsoft.com/office/drawing/2016/ink" xmlns:am3d="http://schemas.microsoft.com/office/drawing/2017/model3d" xmlns:o="urn:schemas-microsoft-com:office:office" xmlns:oel="http://schemas.microsoft.com/office/2019/extlst" xmlns:r="http://schemas.openxmlformats.org/officeDocument/2006/relationships" xmlns:m="http://schemas.openxmlformats.org/officeDocument/2006/math" xmlns:v="urn:schemas-microsoft-com:vml" xmlns:wp14="http://schemas.microsoft.com/office/word/2010/wordprocessingDrawing" xmlns:wp="http://schemas.openxmlformats.org/drawingml/2006/wordprocessingDrawing" xmlns:w10="urn:schemas-microsoft-com:office:word" xmlns:w="http://schemas.openxmlformats.org/wordprocessingml/2006/main" xmlns:w14="http://schemas.microsoft.com/office/word/2010/wordml" xmlns:w15="http://schemas.microsoft.com/office/word/2012/wordml" xmlns:w16cex="http://schemas.microsoft.com/office/word/2018/wordml/cex" xmlns:w16cid="http://schemas.microsoft.com/office/word/2016/wordml/cid" xmlns:w16="http://schemas.microsoft.com/office/word/2018/wordml" xmlns:w16du="http://schemas.microsoft.com/office/word/2023/wordml/word16du" xmlns:w16sdtdh="http://schemas.microsoft.com/office/word/2020/wordml/sdtdatahash" xmlns:w16sdtfl="http://schemas.microsoft.com/office/word/2024/wordml/sdtformatlock" xmlns:w16se="http://schemas.microsoft.com/office/word/2015/wordml/symex" xmlns:wpg="http://schemas.microsoft.com/office/word/2010/wordprocessingGroup" xmlns:wpi="http://schemas.microsoft.com/office/word/2010/wordprocessingInk" xmlns:wne="http://schemas.microsoft.com/office/word/2006/wordml" xmlns:wps="http://schemas.microsoft.com/office/word/2010/wordprocessingShape" mc:Ignorable="w14 w15 w16se w16cid w16 w16cex w16sdtdh w16sdtfl w16du wp14">
   <w:body>
     <w:p>
       <w:pPr>
@@ -110,29 +110,16 @@
                 <w:szCs w:val="23"/>
               </w:rPr>
             </w:pPr>
-            <w:proofErr w:type="spellStart"/>
-            <w:r>
-              <w:rPr>
-                <w:rFonts w:ascii="Cambria" w:hAnsi="Cambria"/>
-                <w:b/>
-                <w:bCs/>
-                <w:color w:val="000000" w:themeColor="text1"/>
-                <w:sz w:val="23"/>
-                <w:szCs w:val="23"/>
-              </w:rPr>
-              <w:t>Judul</w:t>
-            </w:r>
-            <w:proofErr w:type="spellEnd"/>
-            <w:r>
-              <w:rPr>
-                <w:rFonts w:ascii="Cambria" w:hAnsi="Cambria"/>
-                <w:b/>
-                <w:bCs/>
-                <w:color w:val="000000" w:themeColor="text1"/>
-                <w:sz w:val="23"/>
-                <w:szCs w:val="23"/>
-              </w:rPr>
-              <w:t xml:space="preserve"> Proposal </w:t>
+            <w:r>
+              <w:rPr>
+                <w:rFonts w:ascii="Cambria" w:hAnsi="Cambria"/>
+                <w:b/>
+                <w:bCs/>
+                <w:color w:val="000000" w:themeColor="text1"/>
+                <w:sz w:val="23"/>
+                <w:szCs w:val="23"/>
+              </w:rPr>
+              <w:t xml:space="preserve">Judul Proposal </w:t>
             </w:r>
             <w:r>
               <w:rPr>
@@ -219,15 +206,6 @@
               </w:rPr>
               <w:t/>
             </w:r>
-            <w:proofErr w:type="spellStart"/>
-            <w:r>
-              <w:rPr>
-                <w:rFonts w:ascii="Segoe UI" w:hAnsi="Segoe UI" w:cs="Segoe UI"/>
-                <w:color w:val="000000" w:themeColor="text1"/>
-              </w:rPr>
-              <w:t/>
-            </w:r>
-            <w:proofErr w:type="spellEnd"/>
             <w:r>
               <w:rPr>
                 <w:rFonts w:ascii="Segoe UI" w:hAnsi="Segoe UI" w:cs="Segoe UI"/>
@@ -273,31 +251,7 @@
                 <w:sz w:val="23"/>
                 <w:szCs w:val="23"/>
               </w:rPr>
-              <w:t xml:space="preserve">Nama </w:t>
-            </w:r>
-            <w:proofErr w:type="spellStart"/>
-            <w:r>
-              <w:rPr>
-                <w:rFonts w:ascii="Cambria" w:hAnsi="Cambria"/>
-                <w:b/>
-                <w:bCs/>
-                <w:color w:val="000000" w:themeColor="text1"/>
-                <w:sz w:val="23"/>
-                <w:szCs w:val="23"/>
-              </w:rPr>
-              <w:t>Mahasiswa</w:t>
-            </w:r>
-            <w:proofErr w:type="spellEnd"/>
-            <w:r>
-              <w:rPr>
-                <w:rFonts w:ascii="Cambria" w:hAnsi="Cambria"/>
-                <w:b/>
-                <w:bCs/>
-                <w:color w:val="000000" w:themeColor="text1"/>
-                <w:sz w:val="23"/>
-                <w:szCs w:val="23"/>
-              </w:rPr>
-              <w:t xml:space="preserve">       </w:t>
+              <w:t xml:space="preserve">Nama Mahasiswa       </w:t>
             </w:r>
           </w:p>
         </w:tc>
@@ -368,22 +322,6 @@
               </w:rPr>
               <w:t/>
             </w:r>
-            <w:r>
-              <w:rPr>
-                <w:rFonts w:ascii="Segoe UI" w:hAnsi="Segoe UI" w:cs="Segoe UI"/>
-                <w:color w:val="000000" w:themeColor="text1"/>
-              </w:rPr>
-              <w:t xml:space="preserve"/>
-            </w:r>
-            <w:proofErr w:type="spellStart"/>
-            <w:r>
-              <w:rPr>
-                <w:rFonts w:ascii="Segoe UI" w:hAnsi="Segoe UI" w:cs="Segoe UI"/>
-                <w:color w:val="000000" w:themeColor="text1"/>
-              </w:rPr>
-              <w:t/>
-            </w:r>
-            <w:proofErr w:type="spellEnd"/>
             <w:r>
               <w:rPr>
                 <w:rFonts w:ascii="Segoe UI" w:hAnsi="Segoe UI" w:cs="Segoe UI"/>
@@ -486,31 +424,7 @@
                 <w:sz w:val="23"/>
                 <w:szCs w:val="23"/>
               </w:rPr>
-              <w:t xml:space="preserve">Nama </w:t>
-            </w:r>
-            <w:proofErr w:type="spellStart"/>
-            <w:r>
-              <w:rPr>
-                <w:rFonts w:ascii="Cambria" w:hAnsi="Cambria"/>
-                <w:b/>
-                <w:bCs/>
-                <w:color w:val="000000" w:themeColor="text1"/>
-                <w:sz w:val="23"/>
-                <w:szCs w:val="23"/>
-              </w:rPr>
-              <w:t>Pembimbing</w:t>
-            </w:r>
-            <w:proofErr w:type="spellEnd"/>
-            <w:r>
-              <w:rPr>
-                <w:rFonts w:ascii="Cambria" w:hAnsi="Cambria"/>
-                <w:b/>
-                <w:bCs/>
-                <w:color w:val="000000" w:themeColor="text1"/>
-                <w:sz w:val="23"/>
-                <w:szCs w:val="23"/>
-              </w:rPr>
-              <w:t xml:space="preserve">         </w:t>
+              <w:t xml:space="preserve">Nama Pembimbing         </w:t>
             </w:r>
           </w:p>
         </w:tc>
@@ -571,38 +485,6 @@
               </w:rPr>
               <w:t>${nama_ketua_pembimbing}</w:t>
             </w:r>
-            <w:r>
-              <w:rPr>
-                <w:rFonts w:ascii="Segoe UI" w:hAnsi="Segoe UI" w:cs="Segoe UI"/>
-                <w:color w:val="000000" w:themeColor="text1"/>
-              </w:rPr>
-              <w:t xml:space="preserve"/>
-            </w:r>
-            <w:proofErr w:type="spellStart"/>
-            <w:r>
-              <w:rPr>
-                <w:rFonts w:ascii="Segoe UI" w:hAnsi="Segoe UI" w:cs="Segoe UI"/>
-                <w:color w:val="000000" w:themeColor="text1"/>
-              </w:rPr>
-              <w:t/>
-            </w:r>
-            <w:proofErr w:type="spellEnd"/>
-            <w:r>
-              <w:rPr>
-                <w:rFonts w:ascii="Segoe UI" w:hAnsi="Segoe UI" w:cs="Segoe UI"/>
-                <w:color w:val="000000" w:themeColor="text1"/>
-              </w:rPr>
-              <w:t xml:space="preserve"/>
-            </w:r>
-            <w:proofErr w:type="spellStart"/>
-            <w:r>
-              <w:rPr>
-                <w:rFonts w:ascii="Segoe UI" w:hAnsi="Segoe UI" w:cs="Segoe UI"/>
-                <w:color w:val="000000" w:themeColor="text1"/>
-              </w:rPr>
-              <w:t/>
-            </w:r>
-            <w:proofErr w:type="spellEnd"/>
             <w:r>
               <w:rPr>
                 <w:rFonts w:ascii="Segoe UI" w:hAnsi="Segoe UI" w:cs="Segoe UI"/>
@@ -648,55 +530,7 @@
                 <w:sz w:val="23"/>
                 <w:szCs w:val="23"/>
               </w:rPr>
-              <w:t xml:space="preserve">Nama </w:t>
-            </w:r>
-            <w:proofErr w:type="spellStart"/>
-            <w:r>
-              <w:rPr>
-                <w:rFonts w:ascii="Cambria" w:hAnsi="Cambria"/>
-                <w:b/>
-                <w:bCs/>
-                <w:color w:val="000000" w:themeColor="text1"/>
-                <w:sz w:val="23"/>
-                <w:szCs w:val="23"/>
-              </w:rPr>
-              <w:t>Anggota</w:t>
-            </w:r>
-            <w:proofErr w:type="spellEnd"/>
-            <w:r>
-              <w:rPr>
-                <w:rFonts w:ascii="Cambria" w:hAnsi="Cambria"/>
-                <w:b/>
-                <w:bCs/>
-                <w:color w:val="000000" w:themeColor="text1"/>
-                <w:sz w:val="23"/>
-                <w:szCs w:val="23"/>
-              </w:rPr>
-              <w:t xml:space="preserve"> </w:t>
-            </w:r>
-            <w:proofErr w:type="spellStart"/>
-            <w:r>
-              <w:rPr>
-                <w:rFonts w:ascii="Cambria" w:hAnsi="Cambria"/>
-                <w:b/>
-                <w:bCs/>
-                <w:color w:val="000000" w:themeColor="text1"/>
-                <w:sz w:val="23"/>
-                <w:szCs w:val="23"/>
-              </w:rPr>
-              <w:t>Pembimbing</w:t>
-            </w:r>
-            <w:proofErr w:type="spellEnd"/>
-            <w:r>
-              <w:rPr>
-                <w:rFonts w:ascii="Cambria" w:hAnsi="Cambria"/>
-                <w:b/>
-                <w:bCs/>
-                <w:color w:val="000000" w:themeColor="text1"/>
-                <w:sz w:val="23"/>
-                <w:szCs w:val="23"/>
-              </w:rPr>
-              <w:t xml:space="preserve"> I</w:t>
+              <w:t>Nama Anggota Pembimbing I</w:t>
             </w:r>
           </w:p>
           <w:p>
@@ -775,23 +609,7 @@
                 <w:rFonts w:ascii="Segoe UI" w:hAnsi="Segoe UI" w:cs="Segoe UI"/>
                 <w:color w:val="000000" w:themeColor="text1"/>
               </w:rPr>
-              <w:t xml:space="preserve"/>
-            </w:r>
-            <w:proofErr w:type="spellStart"/>
-            <w:r>
-              <w:rPr>
-                <w:rFonts w:ascii="Segoe UI" w:hAnsi="Segoe UI" w:cs="Segoe UI"/>
-                <w:color w:val="000000" w:themeColor="text1"/>
-              </w:rPr>
               <w:t/>
-            </w:r>
-            <w:proofErr w:type="spellEnd"/>
-            <w:r>
-              <w:rPr>
-                <w:rFonts w:ascii="Segoe UI" w:hAnsi="Segoe UI" w:cs="Segoe UI"/>
-                <w:color w:val="000000" w:themeColor="text1"/>
-              </w:rPr>
-              <w:t xml:space="preserve"/>
             </w:r>
           </w:p>
         </w:tc>
@@ -831,55 +649,7 @@
                 <w:sz w:val="23"/>
                 <w:szCs w:val="23"/>
               </w:rPr>
-              <w:t xml:space="preserve">Nama </w:t>
-            </w:r>
-            <w:proofErr w:type="spellStart"/>
-            <w:r>
-              <w:rPr>
-                <w:rFonts w:ascii="Cambria" w:hAnsi="Cambria"/>
-                <w:b/>
-                <w:bCs/>
-                <w:color w:val="000000" w:themeColor="text1"/>
-                <w:sz w:val="23"/>
-                <w:szCs w:val="23"/>
-              </w:rPr>
-              <w:t>Anggota</w:t>
-            </w:r>
-            <w:proofErr w:type="spellEnd"/>
-            <w:r>
-              <w:rPr>
-                <w:rFonts w:ascii="Cambria" w:hAnsi="Cambria"/>
-                <w:b/>
-                <w:bCs/>
-                <w:color w:val="000000" w:themeColor="text1"/>
-                <w:sz w:val="23"/>
-                <w:szCs w:val="23"/>
-              </w:rPr>
-              <w:t xml:space="preserve"> </w:t>
-            </w:r>
-            <w:proofErr w:type="spellStart"/>
-            <w:r>
-              <w:rPr>
-                <w:rFonts w:ascii="Cambria" w:hAnsi="Cambria"/>
-                <w:b/>
-                <w:bCs/>
-                <w:color w:val="000000" w:themeColor="text1"/>
-                <w:sz w:val="23"/>
-                <w:szCs w:val="23"/>
-              </w:rPr>
-              <w:t>Pembimbing</w:t>
-            </w:r>
-            <w:proofErr w:type="spellEnd"/>
-            <w:r>
-              <w:rPr>
-                <w:rFonts w:ascii="Cambria" w:hAnsi="Cambria"/>
-                <w:b/>
-                <w:bCs/>
-                <w:color w:val="000000" w:themeColor="text1"/>
-                <w:sz w:val="23"/>
-                <w:szCs w:val="23"/>
-              </w:rPr>
-              <w:t xml:space="preserve"> II</w:t>
+              <w:t>Nama Anggota Pembimbing II</w:t>
             </w:r>
           </w:p>
         </w:tc>
@@ -949,31 +719,7 @@
                 <w:sz w:val="23"/>
                 <w:szCs w:val="23"/>
               </w:rPr>
-              <w:t xml:space="preserve"/>
-            </w:r>
-            <w:proofErr w:type="spellStart"/>
-            <w:r>
-              <w:rPr>
-                <w:rFonts w:ascii="Cambria" w:hAnsi="Cambria"/>
-                <w:b/>
-                <w:bCs/>
-                <w:color w:val="000000" w:themeColor="text1"/>
-                <w:sz w:val="23"/>
-                <w:szCs w:val="23"/>
-              </w:rPr>
               <w:t/>
-            </w:r>
-            <w:proofErr w:type="spellEnd"/>
-            <w:r>
-              <w:rPr>
-                <w:rFonts w:ascii="Cambria" w:hAnsi="Cambria"/>
-                <w:b/>
-                <w:bCs/>
-                <w:color w:val="000000" w:themeColor="text1"/>
-                <w:sz w:val="23"/>
-                <w:szCs w:val="23"/>
-              </w:rPr>
-              <w:t xml:space="preserve"/>
             </w:r>
           </w:p>
         </w:tc>
@@ -1091,222 +837,29 @@
                 <w:rFonts w:ascii="Cambria" w:hAnsi="Cambria"/>
                 <w:color w:val="000000" w:themeColor="text1"/>
               </w:rPr>
-              <w:t xml:space="preserve">${nilai_rata2_dari_form_penilaian}</w:t>
-            </w:r>
-            <w:proofErr w:type="gramStart"/>
-            <w:r>
-              <w:rPr>
-                <w:rFonts w:ascii="Cambria" w:hAnsi="Cambria"/>
-                <w:color w:val="000000" w:themeColor="text1"/>
-              </w:rPr>
-              <w:t/>
-            </w:r>
-            <w:proofErr w:type="gramEnd"/>
-            <w:r>
-              <w:rPr>
-                <w:rFonts w:ascii="Cambria" w:hAnsi="Cambria"/>
-                <w:color w:val="000000" w:themeColor="text1"/>
-              </w:rPr>
-              <w:t xml:space="preserve"/>
-            </w:r>
-            <w:proofErr w:type="gramStart"/>
-            <w:r>
-              <w:rPr>
-                <w:rFonts w:ascii="Cambria" w:hAnsi="Cambria"/>
-                <w:color w:val="000000" w:themeColor="text1"/>
-              </w:rPr>
-              <w:t/>
-            </w:r>
-            <w:r>
-              <w:rPr>
-                <w:rFonts w:ascii="Cambria" w:hAnsi="Cambria"/>
-                <w:b/>
-                <w:bCs/>
-                <w:color w:val="000000" w:themeColor="text1"/>
-                <w:sz w:val="23"/>
-                <w:szCs w:val="23"/>
-              </w:rPr>
-              <w:t xml:space="preserve">   </w:t>
-            </w:r>
-            <w:proofErr w:type="gramEnd"/>
-            <w:r>
-              <w:rPr>
-                <w:rFonts w:ascii="Cambria" w:hAnsi="Cambria"/>
-                <w:b/>
-                <w:bCs/>
-                <w:color w:val="000000" w:themeColor="text1"/>
-                <w:sz w:val="23"/>
-                <w:szCs w:val="23"/>
-              </w:rPr>
-              <w:t xml:space="preserve">     </w:t>
-            </w:r>
-            <w:proofErr w:type="gramStart"/>
-            <w:r>
-              <w:rPr>
-                <w:rFonts w:ascii="Cambria" w:hAnsi="Cambria"/>
-                <w:b/>
-                <w:bCs/>
-                <w:color w:val="000000" w:themeColor="text1"/>
-                <w:sz w:val="23"/>
-                <w:szCs w:val="23"/>
-              </w:rPr>
-              <w:t xml:space="preserve">   </w:t>
-            </w:r>
-            <w:r>
-              <w:rPr>
-                <w:rFonts w:ascii="Cambria" w:hAnsi="Cambria"/>
-                <w:b/>
-                <w:bCs/>
-                <w:color w:val="000000" w:themeColor="text1"/>
-                <w:sz w:val="23"/>
-                <w:szCs w:val="23"/>
-              </w:rPr>
-              <w:t>(</w:t>
-            </w:r>
-            <w:proofErr w:type="spellStart"/>
-            <w:proofErr w:type="gramEnd"/>
-            <w:r>
-              <w:rPr>
-                <w:rFonts w:ascii="Cambria" w:hAnsi="Cambria"/>
-                <w:b/>
-                <w:bCs/>
-                <w:color w:val="000000" w:themeColor="text1"/>
-                <w:sz w:val="23"/>
-                <w:szCs w:val="23"/>
-              </w:rPr>
-              <w:t>jumlah</w:t>
-            </w:r>
-            <w:proofErr w:type="spellEnd"/>
-            <w:r>
-              <w:rPr>
-                <w:rFonts w:ascii="Cambria" w:hAnsi="Cambria"/>
-                <w:b/>
-                <w:bCs/>
-                <w:color w:val="000000" w:themeColor="text1"/>
-                <w:sz w:val="23"/>
-                <w:szCs w:val="23"/>
-              </w:rPr>
-              <w:t xml:space="preserve"> </w:t>
-            </w:r>
-            <w:proofErr w:type="spellStart"/>
-            <w:r>
-              <w:rPr>
-                <w:rFonts w:ascii="Cambria" w:hAnsi="Cambria"/>
-                <w:b/>
-                <w:bCs/>
-                <w:color w:val="000000" w:themeColor="text1"/>
-                <w:sz w:val="23"/>
-                <w:szCs w:val="23"/>
-              </w:rPr>
-              <w:t>nilai</w:t>
-            </w:r>
-            <w:proofErr w:type="spellEnd"/>
-            <w:r>
-              <w:rPr>
-                <w:rFonts w:ascii="Cambria" w:hAnsi="Cambria"/>
-                <w:b/>
-                <w:bCs/>
-                <w:color w:val="000000" w:themeColor="text1"/>
-                <w:sz w:val="23"/>
-                <w:szCs w:val="23"/>
-              </w:rPr>
-              <w:t xml:space="preserve"> </w:t>
-            </w:r>
-            <w:proofErr w:type="spellStart"/>
-            <w:r>
-              <w:rPr>
-                <w:rFonts w:ascii="Cambria" w:hAnsi="Cambria"/>
-                <w:b/>
-                <w:bCs/>
-                <w:color w:val="000000" w:themeColor="text1"/>
-                <w:sz w:val="23"/>
-                <w:szCs w:val="23"/>
-              </w:rPr>
-              <w:t>dibagi</w:t>
-            </w:r>
-            <w:proofErr w:type="spellEnd"/>
-            <w:r>
-              <w:rPr>
-                <w:rFonts w:ascii="Cambria" w:hAnsi="Cambria"/>
-                <w:b/>
-                <w:bCs/>
-                <w:color w:val="000000" w:themeColor="text1"/>
-                <w:sz w:val="23"/>
-                <w:szCs w:val="23"/>
-              </w:rPr>
-              <w:t xml:space="preserve"> </w:t>
-            </w:r>
-            <w:proofErr w:type="spellStart"/>
-            <w:r>
-              <w:rPr>
-                <w:rFonts w:ascii="Cambria" w:hAnsi="Cambria"/>
-                <w:b/>
-                <w:bCs/>
-                <w:color w:val="000000" w:themeColor="text1"/>
-                <w:sz w:val="23"/>
-                <w:szCs w:val="23"/>
-              </w:rPr>
-              <w:t>dengan</w:t>
-            </w:r>
-            <w:proofErr w:type="spellEnd"/>
-            <w:r>
-              <w:rPr>
-                <w:rFonts w:ascii="Cambria" w:hAnsi="Cambria"/>
-                <w:b/>
-                <w:bCs/>
-                <w:color w:val="000000" w:themeColor="text1"/>
-                <w:sz w:val="23"/>
-                <w:szCs w:val="23"/>
-              </w:rPr>
-              <w:t xml:space="preserve"> </w:t>
-            </w:r>
-            <w:proofErr w:type="spellStart"/>
-            <w:r>
-              <w:rPr>
-                <w:rFonts w:ascii="Cambria" w:hAnsi="Cambria"/>
-                <w:b/>
-                <w:bCs/>
-                <w:color w:val="000000" w:themeColor="text1"/>
-                <w:sz w:val="23"/>
-                <w:szCs w:val="23"/>
-              </w:rPr>
-              <w:t>jumlah</w:t>
-            </w:r>
-            <w:proofErr w:type="spellEnd"/>
-            <w:r>
-              <w:rPr>
-                <w:rFonts w:ascii="Cambria" w:hAnsi="Cambria"/>
-                <w:b/>
-                <w:bCs/>
-                <w:color w:val="000000" w:themeColor="text1"/>
-                <w:sz w:val="23"/>
-                <w:szCs w:val="23"/>
-              </w:rPr>
-              <w:t xml:space="preserve"> semua </w:t>
-            </w:r>
-            <w:proofErr w:type="spellStart"/>
-            <w:r>
-              <w:rPr>
-                <w:rFonts w:ascii="Cambria" w:hAnsi="Cambria"/>
-                <w:b/>
-                <w:bCs/>
-                <w:color w:val="000000" w:themeColor="text1"/>
-                <w:sz w:val="23"/>
-                <w:szCs w:val="23"/>
-              </w:rPr>
-              <w:t>penilai</w:t>
-            </w:r>
-            <w:proofErr w:type="spellEnd"/>
-            <w:r>
-              <w:rPr>
-                <w:rFonts w:ascii="Cambria" w:hAnsi="Cambria"/>
-                <w:b/>
-                <w:bCs/>
-                <w:color w:val="000000" w:themeColor="text1"/>
-                <w:sz w:val="23"/>
-                <w:szCs w:val="23"/>
-              </w:rPr>
-              <w:t>)</w:t>
+              <w:t>${nilai_rata2_dari_form_penilaian}</w:t>
+            </w:r>
+            <w:r>
+              <w:rPr>
+                <w:rFonts w:ascii="Cambria" w:hAnsi="Cambria"/>
+                <w:b/>
+                <w:bCs/>
+                <w:color w:val="000000" w:themeColor="text1"/>
+                <w:sz w:val="23"/>
+                <w:szCs w:val="23"/>
+              </w:rPr>
+              <w:t xml:space="preserve">           </w:t>
+            </w:r>
+            <w:r>
+              <w:rPr>
+                <w:rFonts w:ascii="Cambria" w:hAnsi="Cambria"/>
+                <w:b/>
+                <w:bCs/>
+                <w:color w:val="000000" w:themeColor="text1"/>
+                <w:sz w:val="23"/>
+                <w:szCs w:val="23"/>
+              </w:rPr>
+              <w:t>(jumlah nilai dibagi dengan jumlah semua penilai)</w:t>
             </w:r>
           </w:p>
         </w:tc>
@@ -1419,7 +972,6 @@
                 <w:szCs w:val="24"/>
               </w:rPr>
             </w:pPr>
-            <w:proofErr w:type="spellStart"/>
             <w:r>
               <w:rPr>
                 <w:rFonts w:ascii="Cambria" w:hAnsi="Cambria"/>
@@ -1428,31 +980,8 @@
                 <w:sz w:val="24"/>
                 <w:szCs w:val="24"/>
               </w:rPr>
-              <w:t>Komponen</w:t>
-            </w:r>
-            <w:proofErr w:type="spellEnd"/>
-            <w:r>
-              <w:rPr>
-                <w:rFonts w:ascii="Cambria" w:hAnsi="Cambria"/>
-                <w:b/>
-                <w:color w:val="000000" w:themeColor="text1"/>
-                <w:sz w:val="24"/>
-                <w:szCs w:val="24"/>
-              </w:rPr>
-              <w:t xml:space="preserve"> </w:t>
-            </w:r>
-            <w:proofErr w:type="spellStart"/>
-            <w:r>
-              <w:rPr>
-                <w:rFonts w:ascii="Cambria" w:hAnsi="Cambria"/>
-                <w:b/>
-                <w:color w:val="000000" w:themeColor="text1"/>
-                <w:sz w:val="24"/>
-                <w:szCs w:val="24"/>
-              </w:rPr>
-              <w:t>Penilaian</w:t>
-            </w:r>
-            <w:proofErr w:type="spellEnd"/>
+              <w:t>Komponen Penilaian</w:t>
+            </w:r>
           </w:p>
           <w:p>
             <w:pPr>
@@ -1559,7 +1088,6 @@
                 <w:szCs w:val="24"/>
               </w:rPr>
             </w:pPr>
-            <w:proofErr w:type="spellStart"/>
             <w:r>
               <w:rPr>
                 <w:rFonts w:ascii="Cambria" w:hAnsi="Cambria"/>
@@ -1568,18 +1096,7 @@
                 <w:sz w:val="24"/>
                 <w:szCs w:val="24"/>
               </w:rPr>
-              <w:t>Keterangan</w:t>
-            </w:r>
-            <w:proofErr w:type="spellEnd"/>
-            <w:r>
-              <w:rPr>
-                <w:rFonts w:ascii="Cambria" w:hAnsi="Cambria"/>
-                <w:b/>
-                <w:color w:val="000000" w:themeColor="text1"/>
-                <w:sz w:val="24"/>
-                <w:szCs w:val="24"/>
-              </w:rPr>
-              <w:t xml:space="preserve"> </w:t>
+              <w:t xml:space="preserve">Keterangan </w:t>
             </w:r>
           </w:p>
         </w:tc>
@@ -1639,23 +1156,13 @@
                 <w:color w:val="000000" w:themeColor="text1"/>
               </w:rPr>
             </w:pPr>
-            <w:proofErr w:type="spellStart"/>
-            <w:r>
-              <w:rPr>
-                <w:rFonts w:ascii="Cambria" w:hAnsi="Cambria"/>
-                <w:b/>
-                <w:color w:val="000000" w:themeColor="text1"/>
-              </w:rPr>
-              <w:t>Penilai</w:t>
-            </w:r>
-            <w:proofErr w:type="spellEnd"/>
-            <w:r>
-              <w:rPr>
-                <w:rFonts w:ascii="Cambria" w:hAnsi="Cambria"/>
-                <w:b/>
-                <w:color w:val="000000" w:themeColor="text1"/>
-              </w:rPr>
-              <w:t xml:space="preserve"> 1</w:t>
+            <w:r>
+              <w:rPr>
+                <w:rFonts w:ascii="Cambria" w:hAnsi="Cambria"/>
+                <w:b/>
+                <w:color w:val="000000" w:themeColor="text1"/>
+              </w:rPr>
+              <w:t>Penilai 1</w:t>
             </w:r>
           </w:p>
         </w:tc>
@@ -1825,23 +1332,13 @@
                 <w:color w:val="000000" w:themeColor="text1"/>
               </w:rPr>
             </w:pPr>
-            <w:proofErr w:type="spellStart"/>
-            <w:r>
-              <w:rPr>
-                <w:rFonts w:ascii="Cambria" w:hAnsi="Cambria"/>
-                <w:b/>
-                <w:color w:val="000000" w:themeColor="text1"/>
-              </w:rPr>
-              <w:t>Penilai</w:t>
-            </w:r>
-            <w:proofErr w:type="spellEnd"/>
-            <w:r>
-              <w:rPr>
-                <w:rFonts w:ascii="Cambria" w:hAnsi="Cambria"/>
-                <w:b/>
-                <w:color w:val="000000" w:themeColor="text1"/>
-              </w:rPr>
-              <w:t xml:space="preserve"> 2</w:t>
+            <w:r>
+              <w:rPr>
+                <w:rFonts w:ascii="Cambria" w:hAnsi="Cambria"/>
+                <w:b/>
+                <w:color w:val="000000" w:themeColor="text1"/>
+              </w:rPr>
+              <w:t>Penilai 2</w:t>
             </w:r>
           </w:p>
         </w:tc>
@@ -2176,38 +1673,6 @@
               </w:rPr>
               <w:t>${nilai_akhir_rata_rata}</w:t>
             </w:r>
-            <w:proofErr w:type="spellStart"/>
-            <w:r>
-              <w:rPr>
-                <w:rFonts w:ascii="Cambria" w:hAnsi="Cambria"/>
-                <w:color w:val="000000" w:themeColor="text1"/>
-              </w:rPr>
-              <w:t/>
-            </w:r>
-            <w:proofErr w:type="spellEnd"/>
-            <w:r>
-              <w:rPr>
-                <w:rFonts w:ascii="Cambria" w:hAnsi="Cambria"/>
-                <w:color w:val="000000" w:themeColor="text1"/>
-              </w:rPr>
-              <w:t xml:space="preserve"/>
-            </w:r>
-            <w:proofErr w:type="spellStart"/>
-            <w:r>
-              <w:rPr>
-                <w:rFonts w:ascii="Cambria" w:hAnsi="Cambria"/>
-                <w:color w:val="000000" w:themeColor="text1"/>
-              </w:rPr>
-              <w:t/>
-            </w:r>
-            <w:proofErr w:type="spellEnd"/>
-            <w:r>
-              <w:rPr>
-                <w:rFonts w:ascii="Cambria" w:hAnsi="Cambria"/>
-                <w:color w:val="000000" w:themeColor="text1"/>
-              </w:rPr>
-              <w:t xml:space="preserve"/>
-            </w:r>
           </w:p>
         </w:tc>
         <w:tc>
@@ -2303,25 +1768,7 @@
                 <w:b/>
                 <w:color w:val="000000" w:themeColor="text1"/>
               </w:rPr>
-              <w:t>Nilai Akhir (</w:t>
-            </w:r>
-            <w:proofErr w:type="spellStart"/>
-            <w:r>
-              <w:rPr>
-                <w:rFonts w:ascii="Cambria" w:hAnsi="Cambria"/>
-                <w:b/>
-                <w:color w:val="000000" w:themeColor="text1"/>
-              </w:rPr>
-              <w:t>Indeks</w:t>
-            </w:r>
-            <w:proofErr w:type="spellEnd"/>
-            <w:r>
-              <w:rPr>
-                <w:rFonts w:ascii="Cambria" w:hAnsi="Cambria"/>
-                <w:b/>
-                <w:color w:val="000000" w:themeColor="text1"/>
-              </w:rPr>
-              <w:t>)</w:t>
+              <w:t>Nilai Akhir (Indeks)</w:t>
             </w:r>
           </w:p>
         </w:tc>
@@ -2354,54 +1801,6 @@
               </w:rPr>
               <w:t>${nilai_akhir_indeks}</w:t>
             </w:r>
-            <w:proofErr w:type="spellStart"/>
-            <w:r>
-              <w:rPr>
-                <w:rFonts w:ascii="Cambria" w:hAnsi="Cambria"/>
-                <w:color w:val="000000" w:themeColor="text1"/>
-              </w:rPr>
-              <w:t/>
-            </w:r>
-            <w:proofErr w:type="spellEnd"/>
-            <w:r>
-              <w:rPr>
-                <w:rFonts w:ascii="Cambria" w:hAnsi="Cambria"/>
-                <w:color w:val="000000" w:themeColor="text1"/>
-              </w:rPr>
-              <w:t xml:space="preserve"/>
-            </w:r>
-            <w:proofErr w:type="spellStart"/>
-            <w:r>
-              <w:rPr>
-                <w:rFonts w:ascii="Cambria" w:hAnsi="Cambria"/>
-                <w:color w:val="000000" w:themeColor="text1"/>
-              </w:rPr>
-              <w:t/>
-            </w:r>
-            <w:proofErr w:type="spellEnd"/>
-            <w:r>
-              <w:rPr>
-                <w:rFonts w:ascii="Cambria" w:hAnsi="Cambria"/>
-                <w:color w:val="000000" w:themeColor="text1"/>
-              </w:rPr>
-              <w:t xml:space="preserve"/>
-            </w:r>
-            <w:proofErr w:type="spellStart"/>
-            <w:r>
-              <w:rPr>
-                <w:rFonts w:ascii="Cambria" w:hAnsi="Cambria"/>
-                <w:color w:val="000000" w:themeColor="text1"/>
-              </w:rPr>
-              <w:t/>
-            </w:r>
-            <w:proofErr w:type="spellEnd"/>
-            <w:r>
-              <w:rPr>
-                <w:rFonts w:ascii="Cambria" w:hAnsi="Cambria"/>
-                <w:color w:val="000000" w:themeColor="text1"/>
-              </w:rPr>
-              <w:t/>
-            </w:r>
           </w:p>
         </w:tc>
         <w:tc>
@@ -2423,21 +1822,12 @@
                 <w:color w:val="000000" w:themeColor="text1"/>
               </w:rPr>
             </w:pPr>
-            <w:proofErr w:type="spellStart"/>
-            <w:r>
-              <w:rPr>
-                <w:rFonts w:ascii="Cambria" w:hAnsi="Cambria"/>
-                <w:color w:val="000000" w:themeColor="text1"/>
-              </w:rPr>
-              <w:t>Indeks</w:t>
-            </w:r>
-            <w:proofErr w:type="spellEnd"/>
-            <w:r>
-              <w:rPr>
-                <w:rFonts w:ascii="Cambria" w:hAnsi="Cambria"/>
-                <w:color w:val="000000" w:themeColor="text1"/>
-              </w:rPr>
-              <w:t xml:space="preserve">:   </w:t>
+            <w:r>
+              <w:rPr>
+                <w:rFonts w:ascii="Cambria" w:hAnsi="Cambria"/>
+                <w:color w:val="000000" w:themeColor="text1"/>
+              </w:rPr>
+              <w:t xml:space="preserve">Indeks:   </w:t>
             </w:r>
             <w:r>
               <w:rPr>
@@ -2667,7 +2057,6 @@
           <w:szCs w:val="24"/>
         </w:rPr>
       </w:pPr>
-      <w:proofErr w:type="spellStart"/>
       <w:r>
         <w:rPr>
           <w:rFonts w:ascii="Cambria" w:hAnsi="Cambria"/>
@@ -2676,40 +2065,7 @@
           <w:color w:val="000000" w:themeColor="text1"/>
           <w:szCs w:val="24"/>
         </w:rPr>
-        <w:t>Tanggal</w:t>
-      </w:r>
-      <w:proofErr w:type="spellEnd"/>
-      <w:r>
-        <w:rPr>
-          <w:rFonts w:ascii="Cambria" w:hAnsi="Cambria"/>
-          <w:b/>
-          <w:bCs/>
-          <w:color w:val="000000" w:themeColor="text1"/>
-          <w:szCs w:val="24"/>
-        </w:rPr>
-        <w:t xml:space="preserve"> </w:t>
-      </w:r>
-      <w:proofErr w:type="spellStart"/>
-      <w:r>
-        <w:rPr>
-          <w:rFonts w:ascii="Cambria" w:hAnsi="Cambria"/>
-          <w:b/>
-          <w:bCs/>
-          <w:color w:val="000000" w:themeColor="text1"/>
-          <w:szCs w:val="24"/>
-        </w:rPr>
-        <w:t>penilaian</w:t>
-      </w:r>
-      <w:proofErr w:type="spellEnd"/>
-      <w:r>
-        <w:rPr>
-          <w:rFonts w:ascii="Cambria" w:hAnsi="Cambria"/>
-          <w:b/>
-          <w:bCs/>
-          <w:color w:val="000000" w:themeColor="text1"/>
-          <w:szCs w:val="24"/>
-        </w:rPr>
-        <w:t xml:space="preserve">: </w:t>
+        <w:t xml:space="preserve">Tanggal penilaian: </w:t>
       </w:r>
       <w:r>
         <w:rPr>
@@ -2731,34 +2087,6 @@
         </w:rPr>
         <w:t/>
       </w:r>
-      <w:proofErr w:type="spellStart"/>
-      <w:r>
-        <w:rPr>
-          <w:rFonts w:ascii="Cambria" w:hAnsi="Cambria"/>
-          <w:color w:val="000000" w:themeColor="text1"/>
-          <w:szCs w:val="24"/>
-        </w:rPr>
-        <w:t/>
-      </w:r>
-      <w:proofErr w:type="spellEnd"/>
-      <w:r>
-        <w:rPr>
-          <w:rFonts w:ascii="Cambria" w:hAnsi="Cambria"/>
-          <w:color w:val="000000" w:themeColor="text1"/>
-          <w:szCs w:val="24"/>
-        </w:rPr>
-        <w:t xml:space="preserve"/>
-      </w:r>
-      <w:proofErr w:type="spellStart"/>
-      <w:r>
-        <w:rPr>
-          <w:rFonts w:ascii="Cambria" w:hAnsi="Cambria"/>
-          <w:color w:val="000000" w:themeColor="text1"/>
-          <w:szCs w:val="24"/>
-        </w:rPr>
-        <w:t/>
-      </w:r>
-      <w:proofErr w:type="spellEnd"/>
       <w:r>
         <w:rPr>
           <w:rFonts w:ascii="Cambria" w:hAnsi="Cambria"/>
@@ -2778,9 +2106,9 @@
           <w:bCs/>
           <w:color w:val="000000" w:themeColor="text1"/>
           <w:szCs w:val="24"/>
+          <w:lang w:val="fi-FI"/>
         </w:rPr>
       </w:pPr>
-      <w:proofErr w:type="spellStart"/>
       <w:r>
         <w:rPr>
           <w:rFonts w:ascii="Cambria" w:hAnsi="Cambria"/>
@@ -2788,10 +2116,10 @@
           <w:bCs/>
           <w:color w:val="000000" w:themeColor="text1"/>
           <w:szCs w:val="24"/>
+          <w:lang w:val="fi-FI"/>
         </w:rPr>
         <w:t>Penilai</w:t>
       </w:r>
-      <w:proofErr w:type="spellEnd"/>
     </w:p>
     <w:p>
       <w:pPr>
@@ -2804,6 +2132,7 @@
           <w:color w:val="000000" w:themeColor="text1"/>
           <w:sz w:val="20"/>
           <w:szCs w:val="24"/>
+          <w:lang w:val="fi-FI"/>
         </w:rPr>
       </w:pPr>
     </w:p>
@@ -2818,6 +2147,7 @@
           <w:color w:val="000000" w:themeColor="text1"/>
           <w:sz w:val="20"/>
           <w:szCs w:val="24"/>
+          <w:lang w:val="fi-FI"/>
         </w:rPr>
       </w:pPr>
     </w:p>
@@ -2832,6 +2162,7 @@
           <w:color w:val="000000" w:themeColor="text1"/>
           <w:sz w:val="20"/>
           <w:szCs w:val="24"/>
+          <w:lang w:val="fi-FI"/>
         </w:rPr>
       </w:pPr>
     </w:p>
@@ -2846,6 +2177,7 @@
           <w:color w:val="000000" w:themeColor="text1"/>
           <w:sz w:val="20"/>
           <w:szCs w:val="24"/>
+          <w:lang w:val="fi-FI"/>
         </w:rPr>
       </w:pPr>
     </w:p>
@@ -2860,8 +2192,33 @@
           <w:color w:val="000000" w:themeColor="text1"/>
           <w:sz w:val="20"/>
           <w:szCs w:val="24"/>
+          <w:lang w:val="fi-FI"/>
         </w:rPr>
       </w:pPr>
+      <w:r>
+        <w:rPr>
+          <w:rFonts w:ascii="Cambria" w:hAnsi="Cambria"/>
+          <w:b/>
+          <w:bCs/>
+          <w:color w:val="000000" w:themeColor="text1"/>
+          <w:sz w:val="20"/>
+          <w:szCs w:val="24"/>
+          <w:lang w:val="fi-FI"/>
+        </w:rPr>
+        <w:t>${signature}</w:t>
+      </w:r>
+      <w:r>
+        <w:rPr>
+          <w:rFonts w:ascii="Cambria" w:hAnsi="Cambria"/>
+          <w:b/>
+          <w:bCs/>
+          <w:color w:val="000000" w:themeColor="text1"/>
+          <w:sz w:val="20"/>
+          <w:szCs w:val="24"/>
+          <w:lang w:val="fi-FI"/>
+        </w:rPr>
+        <w:t/>
+      </w:r>
     </w:p>
     <w:p>
       <w:pPr>
@@ -2874,6 +2231,7 @@
           <w:color w:val="000000" w:themeColor="text1"/>
           <w:sz w:val="20"/>
           <w:szCs w:val="24"/>
+          <w:lang w:val="fi-FI"/>
         </w:rPr>
       </w:pPr>
       <w:r>
@@ -2884,6 +2242,7 @@
           <w:color w:val="000000" w:themeColor="text1"/>
           <w:sz w:val="20"/>
           <w:szCs w:val="24"/>
+          <w:lang w:val="fi-FI"/>
         </w:rPr>
         <w:t>${nama_ketua_pembimbing}</w:t>
       </w:r>
@@ -2895,54 +2254,7 @@
           <w:color w:val="000000" w:themeColor="text1"/>
           <w:sz w:val="20"/>
           <w:szCs w:val="24"/>
-        </w:rPr>
-        <w:t xml:space="preserve"/>
-      </w:r>
-      <w:proofErr w:type="spellStart"/>
-      <w:r>
-        <w:rPr>
-          <w:rFonts w:ascii="Cambria" w:hAnsi="Cambria"/>
-          <w:b/>
-          <w:bCs/>
-          <w:color w:val="000000" w:themeColor="text1"/>
-          <w:sz w:val="20"/>
-          <w:szCs w:val="24"/>
-        </w:rPr>
-        <w:t/>
-      </w:r>
-      <w:proofErr w:type="spellEnd"/>
-      <w:r>
-        <w:rPr>
-          <w:rFonts w:ascii="Cambria" w:hAnsi="Cambria"/>
-          <w:b/>
-          <w:bCs/>
-          <w:color w:val="000000" w:themeColor="text1"/>
-          <w:sz w:val="20"/>
-          <w:szCs w:val="24"/>
-        </w:rPr>
-        <w:t xml:space="preserve"/>
-      </w:r>
-      <w:proofErr w:type="spellStart"/>
-      <w:r>
-        <w:rPr>
-          <w:rFonts w:ascii="Cambria" w:hAnsi="Cambria"/>
-          <w:b/>
-          <w:bCs/>
-          <w:color w:val="000000" w:themeColor="text1"/>
-          <w:sz w:val="20"/>
-          <w:szCs w:val="24"/>
-        </w:rPr>
-        <w:t/>
-      </w:r>
-      <w:proofErr w:type="spellEnd"/>
-      <w:r>
-        <w:rPr>
-          <w:rFonts w:ascii="Cambria" w:hAnsi="Cambria"/>
-          <w:b/>
-          <w:bCs/>
-          <w:color w:val="000000" w:themeColor="text1"/>
-          <w:sz w:val="20"/>
-          <w:szCs w:val="24"/>
+          <w:lang w:val="fi-FI"/>
         </w:rPr>
         <w:t/>
       </w:r>
@@ -2985,42 +2297,6 @@
           <w:color w:val="000000" w:themeColor="text1"/>
           <w:szCs w:val="24"/>
         </w:rPr>
-        <w:t xml:space="preserve"/>
-      </w:r>
-      <w:proofErr w:type="spellStart"/>
-      <w:r>
-        <w:rPr>
-          <w:rFonts w:ascii="Cambria" w:hAnsi="Cambria"/>
-          <w:color w:val="000000" w:themeColor="text1"/>
-          <w:szCs w:val="24"/>
-        </w:rPr>
-        <w:t/>
-      </w:r>
-      <w:proofErr w:type="spellEnd"/>
-      <w:r>
-        <w:rPr>
-          <w:rFonts w:ascii="Cambria" w:hAnsi="Cambria"/>
-          <w:color w:val="000000" w:themeColor="text1"/>
-          <w:szCs w:val="24"/>
-        </w:rPr>
-        <w:t xml:space="preserve"/>
-      </w:r>
-      <w:proofErr w:type="spellStart"/>
-      <w:r>
-        <w:rPr>
-          <w:rFonts w:ascii="Cambria" w:hAnsi="Cambria"/>
-          <w:color w:val="000000" w:themeColor="text1"/>
-          <w:szCs w:val="24"/>
-        </w:rPr>
-        <w:t/>
-      </w:r>
-      <w:proofErr w:type="spellEnd"/>
-      <w:r>
-        <w:rPr>
-          <w:rFonts w:ascii="Cambria" w:hAnsi="Cambria"/>
-          <w:color w:val="000000" w:themeColor="text1"/>
-          <w:szCs w:val="24"/>
-        </w:rPr>
         <w:t/>
       </w:r>
     </w:p>
@@ -3036,7 +2312,7 @@
 </file>
 
 <file path=word/endnotes.xml><?xml version="1.0" encoding="utf-8"?>
-<w:endnotes xmlns:wpc="http://schemas.microsoft.com/office/word/2010/wordprocessingCanvas" xmlns:cx="http://schemas.microsoft.com/office/drawing/2014/chartex" xmlns:cx1="http://schemas.microsoft.com/office/drawing/2015/9/8/chartex" xmlns:cx2="http://schemas.microsoft.com/office/drawing/2015/10/21/chartex" xmlns:cx3="http://schemas.microsoft.com/office/drawing/2016/5/9/chartex" xmlns:cx4="http://schemas.microsoft.com/office/drawing/2016/5/10/chartex" xmlns:cx5="http://schemas.microsoft.com/office/drawing/2016/5/11/chartex" xmlns:cx6="http://schemas.microsoft.com/office/drawing/2016/5/12/chartex" xmlns:cx7="http://schemas.microsoft.com/office/drawing/2016/5/13/chartex" xmlns:cx8="http://schemas.microsoft.com/office/drawing/2016/5/14/chartex" xmlns:mc="http://schemas.openxmlformats.org/markup-compatibility/2006" xmlns:aink="http://schemas.microsoft.com/office/drawing/2016/ink" xmlns:am3d="http://schemas.microsoft.com/office/drawing/2017/model3d" xmlns:o="urn:schemas-microsoft-com:office:office" xmlns:oel="http://schemas.microsoft.com/office/2019/extlst" xmlns:r="http://schemas.openxmlformats.org/officeDocument/2006/relationships" xmlns:m="http://schemas.openxmlformats.org/officeDocument/2006/math" xmlns:v="urn:schemas-microsoft-com:vml" xmlns:wp14="http://schemas.microsoft.com/office/word/2010/wordprocessingDrawing" xmlns:wp="http://schemas.openxmlformats.org/drawingml/2006/wordprocessingDrawing" xmlns:w10="urn:schemas-microsoft-com:office:word" xmlns:w="http://schemas.openxmlformats.org/wordprocessingml/2006/main" xmlns:w14="http://schemas.microsoft.com/office/word/2010/wordml" xmlns:w15="http://schemas.microsoft.com/office/word/2012/wordml" xmlns:w16cei="http://schemas.microsoft.com/office/word/2026/wordml/cei" xmlns:w16cex="http://schemas.microsoft.com/office/word/2018/wordml/cex" xmlns:w16cid="http://schemas.microsoft.com/office/word/2016/wordml/cid" xmlns:w16="http://schemas.microsoft.com/office/word/2018/wordml" xmlns:w16du="http://schemas.microsoft.com/office/word/2023/wordml/word16du" xmlns:w16sdtdh="http://schemas.microsoft.com/office/word/2020/wordml/sdtdatahash" xmlns:w16sdtfl="http://schemas.microsoft.com/office/word/2024/wordml/sdtformatlock" xmlns:w16se="http://schemas.microsoft.com/office/word/2015/wordml/symex" xmlns:wpg="http://schemas.microsoft.com/office/word/2010/wordprocessingGroup" xmlns:wpi="http://schemas.microsoft.com/office/word/2010/wordprocessingInk" xmlns:wne="http://schemas.microsoft.com/office/word/2006/wordml" xmlns:wps="http://schemas.microsoft.com/office/word/2010/wordprocessingShape" mc:Ignorable="w14 w15 w16se w16cid w16 w16cex w16sdtdh w16sdtfl w16du wp14">
+<w:endnotes xmlns:wpc="http://schemas.microsoft.com/office/word/2010/wordprocessingCanvas" xmlns:cx="http://schemas.microsoft.com/office/drawing/2014/chartex" xmlns:cx1="http://schemas.microsoft.com/office/drawing/2015/9/8/chartex" xmlns:cx2="http://schemas.microsoft.com/office/drawing/2015/10/21/chartex" xmlns:cx3="http://schemas.microsoft.com/office/drawing/2016/5/9/chartex" xmlns:cx4="http://schemas.microsoft.com/office/drawing/2016/5/10/chartex" xmlns:cx5="http://schemas.microsoft.com/office/drawing/2016/5/11/chartex" xmlns:cx6="http://schemas.microsoft.com/office/drawing/2016/5/12/chartex" xmlns:cx7="http://schemas.microsoft.com/office/drawing/2016/5/13/chartex" xmlns:cx8="http://schemas.microsoft.com/office/drawing/2016/5/14/chartex" xmlns:mc="http://schemas.openxmlformats.org/markup-compatibility/2006" xmlns:aink="http://schemas.microsoft.com/office/drawing/2016/ink" xmlns:am3d="http://schemas.microsoft.com/office/drawing/2017/model3d" xmlns:o="urn:schemas-microsoft-com:office:office" xmlns:oel="http://schemas.microsoft.com/office/2019/extlst" xmlns:r="http://schemas.openxmlformats.org/officeDocument/2006/relationships" xmlns:m="http://schemas.openxmlformats.org/officeDocument/2006/math" xmlns:v="urn:schemas-microsoft-com:vml" xmlns:wp14="http://schemas.microsoft.com/office/word/2010/wordprocessingDrawing" xmlns:wp="http://schemas.openxmlformats.org/drawingml/2006/wordprocessingDrawing" xmlns:w10="urn:schemas-microsoft-com:office:word" xmlns:w="http://schemas.openxmlformats.org/wordprocessingml/2006/main" xmlns:w14="http://schemas.microsoft.com/office/word/2010/wordml" xmlns:w15="http://schemas.microsoft.com/office/word/2012/wordml" xmlns:w16cex="http://schemas.microsoft.com/office/word/2018/wordml/cex" xmlns:w16cid="http://schemas.microsoft.com/office/word/2016/wordml/cid" xmlns:w16="http://schemas.microsoft.com/office/word/2018/wordml" xmlns:w16du="http://schemas.microsoft.com/office/word/2023/wordml/word16du" xmlns:w16sdtdh="http://schemas.microsoft.com/office/word/2020/wordml/sdtdatahash" xmlns:w16sdtfl="http://schemas.microsoft.com/office/word/2024/wordml/sdtformatlock" xmlns:w16se="http://schemas.microsoft.com/office/word/2015/wordml/symex" xmlns:wpg="http://schemas.microsoft.com/office/word/2010/wordprocessingGroup" xmlns:wpi="http://schemas.microsoft.com/office/word/2010/wordprocessingInk" xmlns:wne="http://schemas.microsoft.com/office/word/2006/wordml" xmlns:wps="http://schemas.microsoft.com/office/word/2010/wordprocessingShape" mc:Ignorable="w14 w15 w16se w16cid w16 w16cex w16sdtdh w16sdtfl w16du wp14">
   <w:endnote w:type="separator" w:id="-1">
     <w:p>
       <w:pPr>
@@ -3061,7 +2337,7 @@
 </file>
 
 <file path=word/footnotes.xml><?xml version="1.0" encoding="utf-8"?>
-<w:footnotes xmlns:wpc="http://schemas.microsoft.com/office/word/2010/wordprocessingCanvas" xmlns:cx="http://schemas.microsoft.com/office/drawing/2014/chartex" xmlns:cx1="http://schemas.microsoft.com/office/drawing/2015/9/8/chartex" xmlns:cx2="http://schemas.microsoft.com/office/drawing/2015/10/21/chartex" xmlns:cx3="http://schemas.microsoft.com/office/drawing/2016/5/9/chartex" xmlns:cx4="http://schemas.microsoft.com/office/drawing/2016/5/10/chartex" xmlns:cx5="http://schemas.microsoft.com/office/drawing/2016/5/11/chartex" xmlns:cx6="http://schemas.microsoft.com/office/drawing/2016/5/12/chartex" xmlns:cx7="http://schemas.microsoft.com/office/drawing/2016/5/13/chartex" xmlns:cx8="http://schemas.microsoft.com/office/drawing/2016/5/14/chartex" xmlns:mc="http://schemas.openxmlformats.org/markup-compatibility/2006" xmlns:aink="http://schemas.microsoft.com/office/drawing/2016/ink" xmlns:am3d="http://schemas.microsoft.com/office/drawing/2017/model3d" xmlns:o="urn:schemas-microsoft-com:office:office" xmlns:oel="http://schemas.microsoft.com/office/2019/extlst" xmlns:r="http://schemas.openxmlformats.org/officeDocument/2006/relationships" xmlns:m="http://schemas.openxmlformats.org/officeDocument/2006/math" xmlns:v="urn:schemas-microsoft-com:vml" xmlns:wp14="http://schemas.microsoft.com/office/word/2010/wordprocessingDrawing" xmlns:wp="http://schemas.openxmlformats.org/drawingml/2006/wordprocessingDrawing" xmlns:w10="urn:schemas-microsoft-com:office:word" xmlns:w="http://schemas.openxmlformats.org/wordprocessingml/2006/main" xmlns:w14="http://schemas.microsoft.com/office/word/2010/wordml" xmlns:w15="http://schemas.microsoft.com/office/word/2012/wordml" xmlns:w16cei="http://schemas.microsoft.com/office/word/2026/wordml/cei" xmlns:w16cex="http://schemas.microsoft.com/office/word/2018/wordml/cex" xmlns:w16cid="http://schemas.microsoft.com/office/word/2016/wordml/cid" xmlns:w16="http://schemas.microsoft.com/office/word/2018/wordml" xmlns:w16du="http://schemas.microsoft.com/office/word/2023/wordml/word16du" xmlns:w16sdtdh="http://schemas.microsoft.com/office/word/2020/wordml/sdtdatahash" xmlns:w16sdtfl="http://schemas.microsoft.com/office/word/2024/wordml/sdtformatlock" xmlns:w16se="http://schemas.microsoft.com/office/word/2015/wordml/symex" xmlns:wpg="http://schemas.microsoft.com/office/word/2010/wordprocessingGroup" xmlns:wpi="http://schemas.microsoft.com/office/word/2010/wordprocessingInk" xmlns:wne="http://schemas.microsoft.com/office/word/2006/wordml" xmlns:wps="http://schemas.microsoft.com/office/word/2010/wordprocessingShape" mc:Ignorable="w14 w15 w16se w16cid w16 w16cex w16sdtdh w16sdtfl w16du wp14">
+<w:footnotes xmlns:wpc="http://schemas.microsoft.com/office/word/2010/wordprocessingCanvas" xmlns:cx="http://schemas.microsoft.com/office/drawing/2014/chartex" xmlns:cx1="http://schemas.microsoft.com/office/drawing/2015/9/8/chartex" xmlns:cx2="http://schemas.microsoft.com/office/drawing/2015/10/21/chartex" xmlns:cx3="http://schemas.microsoft.com/office/drawing/2016/5/9/chartex" xmlns:cx4="http://schemas.microsoft.com/office/drawing/2016/5/10/chartex" xmlns:cx5="http://schemas.microsoft.com/office/drawing/2016/5/11/chartex" xmlns:cx6="http://schemas.microsoft.com/office/drawing/2016/5/12/chartex" xmlns:cx7="http://schemas.microsoft.com/office/drawing/2016/5/13/chartex" xmlns:cx8="http://schemas.microsoft.com/office/drawing/2016/5/14/chartex" xmlns:mc="http://schemas.openxmlformats.org/markup-compatibility/2006" xmlns:aink="http://schemas.microsoft.com/office/drawing/2016/ink" xmlns:am3d="http://schemas.microsoft.com/office/drawing/2017/model3d" xmlns:o="urn:schemas-microsoft-com:office:office" xmlns:oel="http://schemas.microsoft.com/office/2019/extlst" xmlns:r="http://schemas.openxmlformats.org/officeDocument/2006/relationships" xmlns:m="http://schemas.openxmlformats.org/officeDocument/2006/math" xmlns:v="urn:schemas-microsoft-com:vml" xmlns:wp14="http://schemas.microsoft.com/office/word/2010/wordprocessingDrawing" xmlns:wp="http://schemas.openxmlformats.org/drawingml/2006/wordprocessingDrawing" xmlns:w10="urn:schemas-microsoft-com:office:word" xmlns:w="http://schemas.openxmlformats.org/wordprocessingml/2006/main" xmlns:w14="http://schemas.microsoft.com/office/word/2010/wordml" xmlns:w15="http://schemas.microsoft.com/office/word/2012/wordml" xmlns:w16cex="http://schemas.microsoft.com/office/word/2018/wordml/cex" xmlns:w16cid="http://schemas.microsoft.com/office/word/2016/wordml/cid" xmlns:w16="http://schemas.microsoft.com/office/word/2018/wordml" xmlns:w16du="http://schemas.microsoft.com/office/word/2023/wordml/word16du" xmlns:w16sdtdh="http://schemas.microsoft.com/office/word/2020/wordml/sdtdatahash" xmlns:w16sdtfl="http://schemas.microsoft.com/office/word/2024/wordml/sdtformatlock" xmlns:w16se="http://schemas.microsoft.com/office/word/2015/wordml/symex" xmlns:wpg="http://schemas.microsoft.com/office/word/2010/wordprocessingGroup" xmlns:wpi="http://schemas.microsoft.com/office/word/2010/wordprocessingInk" xmlns:wne="http://schemas.microsoft.com/office/word/2006/wordml" xmlns:wps="http://schemas.microsoft.com/office/word/2010/wordprocessingShape" mc:Ignorable="w14 w15 w16se w16cid w16 w16cex w16sdtdh w16sdtfl w16du wp14">
   <w:footnote w:type="separator" w:id="-1">
     <w:p>
       <w:pPr>
@@ -3086,7 +2362,7 @@
 </file>
 
 <file path=word/header1.xml><?xml version="1.0" encoding="utf-8"?>
-<w:hdr xmlns:wpc="http://schemas.microsoft.com/office/word/2010/wordprocessingCanvas" xmlns:cx="http://schemas.microsoft.com/office/drawing/2014/chartex" xmlns:cx1="http://schemas.microsoft.com/office/drawing/2015/9/8/chartex" xmlns:cx2="http://schemas.microsoft.com/office/drawing/2015/10/21/chartex" xmlns:cx3="http://schemas.microsoft.com/office/drawing/2016/5/9/chartex" xmlns:cx4="http://schemas.microsoft.com/office/drawing/2016/5/10/chartex" xmlns:cx5="http://schemas.microsoft.com/office/drawing/2016/5/11/chartex" xmlns:cx6="http://schemas.microsoft.com/office/drawing/2016/5/12/chartex" xmlns:cx7="http://schemas.microsoft.com/office/drawing/2016/5/13/chartex" xmlns:cx8="http://schemas.microsoft.com/office/drawing/2016/5/14/chartex" xmlns:mc="http://schemas.openxmlformats.org/markup-compatibility/2006" xmlns:aink="http://schemas.microsoft.com/office/drawing/2016/ink" xmlns:am3d="http://schemas.microsoft.com/office/drawing/2017/model3d" xmlns:o="urn:schemas-microsoft-com:office:office" xmlns:oel="http://schemas.microsoft.com/office/2019/extlst" xmlns:r="http://schemas.openxmlformats.org/officeDocument/2006/relationships" xmlns:m="http://schemas.openxmlformats.org/officeDocument/2006/math" xmlns:v="urn:schemas-microsoft-com:vml" xmlns:wp14="http://schemas.microsoft.com/office/word/2010/wordprocessingDrawing" xmlns:wp="http://schemas.openxmlformats.org/drawingml/2006/wordprocessingDrawing" xmlns:w10="urn:schemas-microsoft-com:office:word" xmlns:w="http://schemas.openxmlformats.org/wordprocessingml/2006/main" xmlns:w14="http://schemas.microsoft.com/office/word/2010/wordml" xmlns:w15="http://schemas.microsoft.com/office/word/2012/wordml" xmlns:w16cei="http://schemas.microsoft.com/office/word/2026/wordml/cei" xmlns:w16cex="http://schemas.microsoft.com/office/word/2018/wordml/cex" xmlns:w16cid="http://schemas.microsoft.com/office/word/2016/wordml/cid" xmlns:w16="http://schemas.microsoft.com/office/word/2018/wordml" xmlns:w16du="http://schemas.microsoft.com/office/word/2023/wordml/word16du" xmlns:w16sdtdh="http://schemas.microsoft.com/office/word/2020/wordml/sdtdatahash" xmlns:w16sdtfl="http://schemas.microsoft.com/office/word/2024/wordml/sdtformatlock" xmlns:w16se="http://schemas.microsoft.com/office/word/2015/wordml/symex" xmlns:wpg="http://schemas.microsoft.com/office/word/2010/wordprocessingGroup" xmlns:wpi="http://schemas.microsoft.com/office/word/2010/wordprocessingInk" xmlns:wne="http://schemas.microsoft.com/office/word/2006/wordml" xmlns:wps="http://schemas.microsoft.com/office/word/2010/wordprocessingShape" mc:Ignorable="w14 w15 w16se w16cid w16 w16cex w16sdtdh w16sdtfl w16du wp14">
+<w:hdr xmlns:wpc="http://schemas.microsoft.com/office/word/2010/wordprocessingCanvas" xmlns:cx="http://schemas.microsoft.com/office/drawing/2014/chartex" xmlns:cx1="http://schemas.microsoft.com/office/drawing/2015/9/8/chartex" xmlns:cx2="http://schemas.microsoft.com/office/drawing/2015/10/21/chartex" xmlns:cx3="http://schemas.microsoft.com/office/drawing/2016/5/9/chartex" xmlns:cx4="http://schemas.microsoft.com/office/drawing/2016/5/10/chartex" xmlns:cx5="http://schemas.microsoft.com/office/drawing/2016/5/11/chartex" xmlns:cx6="http://schemas.microsoft.com/office/drawing/2016/5/12/chartex" xmlns:cx7="http://schemas.microsoft.com/office/drawing/2016/5/13/chartex" xmlns:cx8="http://schemas.microsoft.com/office/drawing/2016/5/14/chartex" xmlns:mc="http://schemas.openxmlformats.org/markup-compatibility/2006" xmlns:aink="http://schemas.microsoft.com/office/drawing/2016/ink" xmlns:am3d="http://schemas.microsoft.com/office/drawing/2017/model3d" xmlns:o="urn:schemas-microsoft-com:office:office" xmlns:oel="http://schemas.microsoft.com/office/2019/extlst" xmlns:r="http://schemas.openxmlformats.org/officeDocument/2006/relationships" xmlns:m="http://schemas.openxmlformats.org/officeDocument/2006/math" xmlns:v="urn:schemas-microsoft-com:vml" xmlns:wp14="http://schemas.microsoft.com/office/word/2010/wordprocessingDrawing" xmlns:wp="http://schemas.openxmlformats.org/drawingml/2006/wordprocessingDrawing" xmlns:w10="urn:schemas-microsoft-com:office:word" xmlns:w="http://schemas.openxmlformats.org/wordprocessingml/2006/main" xmlns:w14="http://schemas.microsoft.com/office/word/2010/wordml" xmlns:w15="http://schemas.microsoft.com/office/word/2012/wordml" xmlns:w16cex="http://schemas.microsoft.com/office/word/2018/wordml/cex" xmlns:w16cid="http://schemas.microsoft.com/office/word/2016/wordml/cid" xmlns:w16="http://schemas.microsoft.com/office/word/2018/wordml" xmlns:w16du="http://schemas.microsoft.com/office/word/2023/wordml/word16du" xmlns:w16sdtdh="http://schemas.microsoft.com/office/word/2020/wordml/sdtdatahash" xmlns:w16sdtfl="http://schemas.microsoft.com/office/word/2024/wordml/sdtformatlock" xmlns:w16se="http://schemas.microsoft.com/office/word/2015/wordml/symex" xmlns:wpg="http://schemas.microsoft.com/office/word/2010/wordprocessingGroup" xmlns:wpi="http://schemas.microsoft.com/office/word/2010/wordprocessingInk" xmlns:wne="http://schemas.microsoft.com/office/word/2006/wordml" xmlns:wps="http://schemas.microsoft.com/office/word/2010/wordprocessingShape" mc:Ignorable="w14 w15 w16se w16cid w16 w16cex w16sdtdh w16sdtfl w16du wp14">
   <w:tbl>
     <w:tblPr>
       <w:tblpPr w:leftFromText="180" w:rightFromText="180" w:vertAnchor="page" w:horzAnchor="margin" w:tblpX="-459" w:tblpY="750"/>

--- a/template/pROPOSAL/BA proposal TEMPLATE.docx
+++ b/template/pROPOSAL/BA proposal TEMPLATE.docx
@@ -110,16 +110,29 @@
                 <w:szCs w:val="23"/>
               </w:rPr>
             </w:pPr>
-            <w:r>
-              <w:rPr>
-                <w:rFonts w:ascii="Cambria" w:hAnsi="Cambria"/>
-                <w:b/>
-                <w:bCs/>
-                <w:color w:val="000000" w:themeColor="text1"/>
-                <w:sz w:val="23"/>
-                <w:szCs w:val="23"/>
-              </w:rPr>
-              <w:t xml:space="preserve">Judul Proposal </w:t>
+            <w:proofErr w:type="spellStart"/>
+            <w:r>
+              <w:rPr>
+                <w:rFonts w:ascii="Cambria" w:hAnsi="Cambria"/>
+                <w:b/>
+                <w:bCs/>
+                <w:color w:val="000000" w:themeColor="text1"/>
+                <w:sz w:val="23"/>
+                <w:szCs w:val="23"/>
+              </w:rPr>
+              <w:t>Judul</w:t>
+            </w:r>
+            <w:proofErr w:type="spellEnd"/>
+            <w:r>
+              <w:rPr>
+                <w:rFonts w:ascii="Cambria" w:hAnsi="Cambria"/>
+                <w:b/>
+                <w:bCs/>
+                <w:color w:val="000000" w:themeColor="text1"/>
+                <w:sz w:val="23"/>
+                <w:szCs w:val="23"/>
+              </w:rPr>
+              <w:t xml:space="preserve"> Proposal </w:t>
             </w:r>
             <w:r>
               <w:rPr>
@@ -206,6 +219,15 @@
               </w:rPr>
               <w:t/>
             </w:r>
+            <w:proofErr w:type="spellStart"/>
+            <w:r>
+              <w:rPr>
+                <w:rFonts w:ascii="Segoe UI" w:hAnsi="Segoe UI" w:cs="Segoe UI"/>
+                <w:color w:val="000000" w:themeColor="text1"/>
+              </w:rPr>
+              <w:t/>
+            </w:r>
+            <w:proofErr w:type="spellEnd"/>
             <w:r>
               <w:rPr>
                 <w:rFonts w:ascii="Segoe UI" w:hAnsi="Segoe UI" w:cs="Segoe UI"/>
@@ -251,7 +273,31 @@
                 <w:sz w:val="23"/>
                 <w:szCs w:val="23"/>
               </w:rPr>
-              <w:t xml:space="preserve">Nama Mahasiswa       </w:t>
+              <w:t xml:space="preserve">Nama </w:t>
+            </w:r>
+            <w:proofErr w:type="spellStart"/>
+            <w:r>
+              <w:rPr>
+                <w:rFonts w:ascii="Cambria" w:hAnsi="Cambria"/>
+                <w:b/>
+                <w:bCs/>
+                <w:color w:val="000000" w:themeColor="text1"/>
+                <w:sz w:val="23"/>
+                <w:szCs w:val="23"/>
+              </w:rPr>
+              <w:t>Mahasiswa</w:t>
+            </w:r>
+            <w:proofErr w:type="spellEnd"/>
+            <w:r>
+              <w:rPr>
+                <w:rFonts w:ascii="Cambria" w:hAnsi="Cambria"/>
+                <w:b/>
+                <w:bCs/>
+                <w:color w:val="000000" w:themeColor="text1"/>
+                <w:sz w:val="23"/>
+                <w:szCs w:val="23"/>
+              </w:rPr>
+              <w:t xml:space="preserve">       </w:t>
             </w:r>
           </w:p>
         </w:tc>
@@ -322,6 +368,22 @@
               </w:rPr>
               <w:t/>
             </w:r>
+            <w:r>
+              <w:rPr>
+                <w:rFonts w:ascii="Segoe UI" w:hAnsi="Segoe UI" w:cs="Segoe UI"/>
+                <w:color w:val="000000" w:themeColor="text1"/>
+              </w:rPr>
+              <w:t xml:space="preserve"/>
+            </w:r>
+            <w:proofErr w:type="spellStart"/>
+            <w:r>
+              <w:rPr>
+                <w:rFonts w:ascii="Segoe UI" w:hAnsi="Segoe UI" w:cs="Segoe UI"/>
+                <w:color w:val="000000" w:themeColor="text1"/>
+              </w:rPr>
+              <w:t/>
+            </w:r>
+            <w:proofErr w:type="spellEnd"/>
             <w:r>
               <w:rPr>
                 <w:rFonts w:ascii="Segoe UI" w:hAnsi="Segoe UI" w:cs="Segoe UI"/>
@@ -424,7 +486,31 @@
                 <w:sz w:val="23"/>
                 <w:szCs w:val="23"/>
               </w:rPr>
-              <w:t xml:space="preserve">Nama Pembimbing         </w:t>
+              <w:t xml:space="preserve">Nama </w:t>
+            </w:r>
+            <w:proofErr w:type="spellStart"/>
+            <w:r>
+              <w:rPr>
+                <w:rFonts w:ascii="Cambria" w:hAnsi="Cambria"/>
+                <w:b/>
+                <w:bCs/>
+                <w:color w:val="000000" w:themeColor="text1"/>
+                <w:sz w:val="23"/>
+                <w:szCs w:val="23"/>
+              </w:rPr>
+              <w:t>Pembimbing</w:t>
+            </w:r>
+            <w:proofErr w:type="spellEnd"/>
+            <w:r>
+              <w:rPr>
+                <w:rFonts w:ascii="Cambria" w:hAnsi="Cambria"/>
+                <w:b/>
+                <w:bCs/>
+                <w:color w:val="000000" w:themeColor="text1"/>
+                <w:sz w:val="23"/>
+                <w:szCs w:val="23"/>
+              </w:rPr>
+              <w:t xml:space="preserve">         </w:t>
             </w:r>
           </w:p>
         </w:tc>
@@ -485,6 +571,38 @@
               </w:rPr>
               <w:t>${nama_ketua_pembimbing}</w:t>
             </w:r>
+            <w:r>
+              <w:rPr>
+                <w:rFonts w:ascii="Segoe UI" w:hAnsi="Segoe UI" w:cs="Segoe UI"/>
+                <w:color w:val="000000" w:themeColor="text1"/>
+              </w:rPr>
+              <w:t xml:space="preserve"/>
+            </w:r>
+            <w:proofErr w:type="spellStart"/>
+            <w:r>
+              <w:rPr>
+                <w:rFonts w:ascii="Segoe UI" w:hAnsi="Segoe UI" w:cs="Segoe UI"/>
+                <w:color w:val="000000" w:themeColor="text1"/>
+              </w:rPr>
+              <w:t/>
+            </w:r>
+            <w:proofErr w:type="spellEnd"/>
+            <w:r>
+              <w:rPr>
+                <w:rFonts w:ascii="Segoe UI" w:hAnsi="Segoe UI" w:cs="Segoe UI"/>
+                <w:color w:val="000000" w:themeColor="text1"/>
+              </w:rPr>
+              <w:t xml:space="preserve"/>
+            </w:r>
+            <w:proofErr w:type="spellStart"/>
+            <w:r>
+              <w:rPr>
+                <w:rFonts w:ascii="Segoe UI" w:hAnsi="Segoe UI" w:cs="Segoe UI"/>
+                <w:color w:val="000000" w:themeColor="text1"/>
+              </w:rPr>
+              <w:t/>
+            </w:r>
+            <w:proofErr w:type="spellEnd"/>
             <w:r>
               <w:rPr>
                 <w:rFonts w:ascii="Segoe UI" w:hAnsi="Segoe UI" w:cs="Segoe UI"/>
@@ -530,7 +648,55 @@
                 <w:sz w:val="23"/>
                 <w:szCs w:val="23"/>
               </w:rPr>
-              <w:t>Nama Anggota Pembimbing I</w:t>
+              <w:t xml:space="preserve">Nama </w:t>
+            </w:r>
+            <w:proofErr w:type="spellStart"/>
+            <w:r>
+              <w:rPr>
+                <w:rFonts w:ascii="Cambria" w:hAnsi="Cambria"/>
+                <w:b/>
+                <w:bCs/>
+                <w:color w:val="000000" w:themeColor="text1"/>
+                <w:sz w:val="23"/>
+                <w:szCs w:val="23"/>
+              </w:rPr>
+              <w:t>Anggota</w:t>
+            </w:r>
+            <w:proofErr w:type="spellEnd"/>
+            <w:r>
+              <w:rPr>
+                <w:rFonts w:ascii="Cambria" w:hAnsi="Cambria"/>
+                <w:b/>
+                <w:bCs/>
+                <w:color w:val="000000" w:themeColor="text1"/>
+                <w:sz w:val="23"/>
+                <w:szCs w:val="23"/>
+              </w:rPr>
+              <w:t xml:space="preserve"> </w:t>
+            </w:r>
+            <w:proofErr w:type="spellStart"/>
+            <w:r>
+              <w:rPr>
+                <w:rFonts w:ascii="Cambria" w:hAnsi="Cambria"/>
+                <w:b/>
+                <w:bCs/>
+                <w:color w:val="000000" w:themeColor="text1"/>
+                <w:sz w:val="23"/>
+                <w:szCs w:val="23"/>
+              </w:rPr>
+              <w:t>Pembimbing</w:t>
+            </w:r>
+            <w:proofErr w:type="spellEnd"/>
+            <w:r>
+              <w:rPr>
+                <w:rFonts w:ascii="Cambria" w:hAnsi="Cambria"/>
+                <w:b/>
+                <w:bCs/>
+                <w:color w:val="000000" w:themeColor="text1"/>
+                <w:sz w:val="23"/>
+                <w:szCs w:val="23"/>
+              </w:rPr>
+              <w:t xml:space="preserve"> I</w:t>
             </w:r>
           </w:p>
           <w:p>
@@ -609,7 +775,23 @@
                 <w:rFonts w:ascii="Segoe UI" w:hAnsi="Segoe UI" w:cs="Segoe UI"/>
                 <w:color w:val="000000" w:themeColor="text1"/>
               </w:rPr>
+              <w:t xml:space="preserve"/>
+            </w:r>
+            <w:proofErr w:type="spellStart"/>
+            <w:r>
+              <w:rPr>
+                <w:rFonts w:ascii="Segoe UI" w:hAnsi="Segoe UI" w:cs="Segoe UI"/>
+                <w:color w:val="000000" w:themeColor="text1"/>
+              </w:rPr>
               <w:t/>
+            </w:r>
+            <w:proofErr w:type="spellEnd"/>
+            <w:r>
+              <w:rPr>
+                <w:rFonts w:ascii="Segoe UI" w:hAnsi="Segoe UI" w:cs="Segoe UI"/>
+                <w:color w:val="000000" w:themeColor="text1"/>
+              </w:rPr>
+              <w:t xml:space="preserve"/>
             </w:r>
           </w:p>
         </w:tc>
@@ -649,7 +831,55 @@
                 <w:sz w:val="23"/>
                 <w:szCs w:val="23"/>
               </w:rPr>
-              <w:t>Nama Anggota Pembimbing II</w:t>
+              <w:t xml:space="preserve">Nama </w:t>
+            </w:r>
+            <w:proofErr w:type="spellStart"/>
+            <w:r>
+              <w:rPr>
+                <w:rFonts w:ascii="Cambria" w:hAnsi="Cambria"/>
+                <w:b/>
+                <w:bCs/>
+                <w:color w:val="000000" w:themeColor="text1"/>
+                <w:sz w:val="23"/>
+                <w:szCs w:val="23"/>
+              </w:rPr>
+              <w:t>Anggota</w:t>
+            </w:r>
+            <w:proofErr w:type="spellEnd"/>
+            <w:r>
+              <w:rPr>
+                <w:rFonts w:ascii="Cambria" w:hAnsi="Cambria"/>
+                <w:b/>
+                <w:bCs/>
+                <w:color w:val="000000" w:themeColor="text1"/>
+                <w:sz w:val="23"/>
+                <w:szCs w:val="23"/>
+              </w:rPr>
+              <w:t xml:space="preserve"> </w:t>
+            </w:r>
+            <w:proofErr w:type="spellStart"/>
+            <w:r>
+              <w:rPr>
+                <w:rFonts w:ascii="Cambria" w:hAnsi="Cambria"/>
+                <w:b/>
+                <w:bCs/>
+                <w:color w:val="000000" w:themeColor="text1"/>
+                <w:sz w:val="23"/>
+                <w:szCs w:val="23"/>
+              </w:rPr>
+              <w:t>Pembimbing</w:t>
+            </w:r>
+            <w:proofErr w:type="spellEnd"/>
+            <w:r>
+              <w:rPr>
+                <w:rFonts w:ascii="Cambria" w:hAnsi="Cambria"/>
+                <w:b/>
+                <w:bCs/>
+                <w:color w:val="000000" w:themeColor="text1"/>
+                <w:sz w:val="23"/>
+                <w:szCs w:val="23"/>
+              </w:rPr>
+              <w:t xml:space="preserve"> II</w:t>
             </w:r>
           </w:p>
         </w:tc>
@@ -719,7 +949,31 @@
                 <w:sz w:val="23"/>
                 <w:szCs w:val="23"/>
               </w:rPr>
+              <w:t xml:space="preserve"/>
+            </w:r>
+            <w:proofErr w:type="spellStart"/>
+            <w:r>
+              <w:rPr>
+                <w:rFonts w:ascii="Cambria" w:hAnsi="Cambria"/>
+                <w:b/>
+                <w:bCs/>
+                <w:color w:val="000000" w:themeColor="text1"/>
+                <w:sz w:val="23"/>
+                <w:szCs w:val="23"/>
+              </w:rPr>
               <w:t/>
+            </w:r>
+            <w:proofErr w:type="spellEnd"/>
+            <w:r>
+              <w:rPr>
+                <w:rFonts w:ascii="Cambria" w:hAnsi="Cambria"/>
+                <w:b/>
+                <w:bCs/>
+                <w:color w:val="000000" w:themeColor="text1"/>
+                <w:sz w:val="23"/>
+                <w:szCs w:val="23"/>
+              </w:rPr>
+              <w:t xml:space="preserve"/>
             </w:r>
           </w:p>
         </w:tc>
@@ -839,27 +1093,261 @@
               </w:rPr>
               <w:t>${nilai_rata2_dari_form_penilaian}</w:t>
             </w:r>
-            <w:r>
-              <w:rPr>
-                <w:rFonts w:ascii="Cambria" w:hAnsi="Cambria"/>
-                <w:b/>
-                <w:bCs/>
-                <w:color w:val="000000" w:themeColor="text1"/>
-                <w:sz w:val="23"/>
-                <w:szCs w:val="23"/>
-              </w:rPr>
-              <w:t xml:space="preserve">           </w:t>
-            </w:r>
-            <w:r>
-              <w:rPr>
-                <w:rFonts w:ascii="Cambria" w:hAnsi="Cambria"/>
-                <w:b/>
-                <w:bCs/>
-                <w:color w:val="000000" w:themeColor="text1"/>
-                <w:sz w:val="23"/>
-                <w:szCs w:val="23"/>
-              </w:rPr>
-              <w:t>(jumlah nilai dibagi dengan jumlah semua penilai)</w:t>
+            <w:proofErr w:type="spellStart"/>
+            <w:r>
+              <w:rPr>
+                <w:rFonts w:ascii="Cambria" w:hAnsi="Cambria"/>
+                <w:color w:val="000000" w:themeColor="text1"/>
+              </w:rPr>
+              <w:t/>
+            </w:r>
+            <w:proofErr w:type="spellEnd"/>
+            <w:r>
+              <w:rPr>
+                <w:rFonts w:ascii="Cambria" w:hAnsi="Cambria"/>
+                <w:color w:val="000000" w:themeColor="text1"/>
+              </w:rPr>
+              <w:t xml:space="preserve"/>
+            </w:r>
+            <w:proofErr w:type="spellStart"/>
+            <w:r>
+              <w:rPr>
+                <w:rFonts w:ascii="Cambria" w:hAnsi="Cambria"/>
+                <w:color w:val="000000" w:themeColor="text1"/>
+              </w:rPr>
+              <w:t/>
+            </w:r>
+            <w:proofErr w:type="spellEnd"/>
+            <w:r>
+              <w:rPr>
+                <w:rFonts w:ascii="Cambria" w:hAnsi="Cambria"/>
+                <w:color w:val="000000" w:themeColor="text1"/>
+              </w:rPr>
+              <w:t xml:space="preserve"/>
+            </w:r>
+            <w:proofErr w:type="gramStart"/>
+            <w:r>
+              <w:rPr>
+                <w:rFonts w:ascii="Cambria" w:hAnsi="Cambria"/>
+                <w:color w:val="000000" w:themeColor="text1"/>
+              </w:rPr>
+              <w:t/>
+            </w:r>
+            <w:proofErr w:type="gramEnd"/>
+            <w:r>
+              <w:rPr>
+                <w:rFonts w:ascii="Cambria" w:hAnsi="Cambria"/>
+                <w:color w:val="000000" w:themeColor="text1"/>
+              </w:rPr>
+              <w:t xml:space="preserve"/>
+            </w:r>
+            <w:proofErr w:type="spellStart"/>
+            <w:proofErr w:type="gramStart"/>
+            <w:r>
+              <w:rPr>
+                <w:rFonts w:ascii="Cambria" w:hAnsi="Cambria"/>
+                <w:color w:val="000000" w:themeColor="text1"/>
+              </w:rPr>
+              <w:t/>
+            </w:r>
+            <w:proofErr w:type="spellEnd"/>
+            <w:r>
+              <w:rPr>
+                <w:rFonts w:ascii="Cambria" w:hAnsi="Cambria"/>
+                <w:color w:val="000000" w:themeColor="text1"/>
+              </w:rPr>
+              <w:t/>
+            </w:r>
+            <w:r>
+              <w:rPr>
+                <w:rFonts w:ascii="Cambria" w:hAnsi="Cambria"/>
+                <w:b/>
+                <w:bCs/>
+                <w:color w:val="000000" w:themeColor="text1"/>
+                <w:sz w:val="23"/>
+                <w:szCs w:val="23"/>
+              </w:rPr>
+              <w:t xml:space="preserve">   </w:t>
+            </w:r>
+            <w:proofErr w:type="gramEnd"/>
+            <w:r>
+              <w:rPr>
+                <w:rFonts w:ascii="Cambria" w:hAnsi="Cambria"/>
+                <w:b/>
+                <w:bCs/>
+                <w:color w:val="000000" w:themeColor="text1"/>
+                <w:sz w:val="23"/>
+                <w:szCs w:val="23"/>
+              </w:rPr>
+              <w:t xml:space="preserve">     </w:t>
+            </w:r>
+            <w:proofErr w:type="gramStart"/>
+            <w:r>
+              <w:rPr>
+                <w:rFonts w:ascii="Cambria" w:hAnsi="Cambria"/>
+                <w:b/>
+                <w:bCs/>
+                <w:color w:val="000000" w:themeColor="text1"/>
+                <w:sz w:val="23"/>
+                <w:szCs w:val="23"/>
+              </w:rPr>
+              <w:t xml:space="preserve">   </w:t>
+            </w:r>
+            <w:r>
+              <w:rPr>
+                <w:rFonts w:ascii="Cambria" w:hAnsi="Cambria"/>
+                <w:b/>
+                <w:bCs/>
+                <w:color w:val="000000" w:themeColor="text1"/>
+                <w:sz w:val="23"/>
+                <w:szCs w:val="23"/>
+              </w:rPr>
+              <w:t>(</w:t>
+            </w:r>
+            <w:proofErr w:type="spellStart"/>
+            <w:proofErr w:type="gramEnd"/>
+            <w:r>
+              <w:rPr>
+                <w:rFonts w:ascii="Cambria" w:hAnsi="Cambria"/>
+                <w:b/>
+                <w:bCs/>
+                <w:color w:val="000000" w:themeColor="text1"/>
+                <w:sz w:val="23"/>
+                <w:szCs w:val="23"/>
+              </w:rPr>
+              <w:t>jumlah</w:t>
+            </w:r>
+            <w:proofErr w:type="spellEnd"/>
+            <w:r>
+              <w:rPr>
+                <w:rFonts w:ascii="Cambria" w:hAnsi="Cambria"/>
+                <w:b/>
+                <w:bCs/>
+                <w:color w:val="000000" w:themeColor="text1"/>
+                <w:sz w:val="23"/>
+                <w:szCs w:val="23"/>
+              </w:rPr>
+              <w:t xml:space="preserve"> </w:t>
+            </w:r>
+            <w:proofErr w:type="spellStart"/>
+            <w:r>
+              <w:rPr>
+                <w:rFonts w:ascii="Cambria" w:hAnsi="Cambria"/>
+                <w:b/>
+                <w:bCs/>
+                <w:color w:val="000000" w:themeColor="text1"/>
+                <w:sz w:val="23"/>
+                <w:szCs w:val="23"/>
+              </w:rPr>
+              <w:t>nilai</w:t>
+            </w:r>
+            <w:proofErr w:type="spellEnd"/>
+            <w:r>
+              <w:rPr>
+                <w:rFonts w:ascii="Cambria" w:hAnsi="Cambria"/>
+                <w:b/>
+                <w:bCs/>
+                <w:color w:val="000000" w:themeColor="text1"/>
+                <w:sz w:val="23"/>
+                <w:szCs w:val="23"/>
+              </w:rPr>
+              <w:t xml:space="preserve"> </w:t>
+            </w:r>
+            <w:proofErr w:type="spellStart"/>
+            <w:r>
+              <w:rPr>
+                <w:rFonts w:ascii="Cambria" w:hAnsi="Cambria"/>
+                <w:b/>
+                <w:bCs/>
+                <w:color w:val="000000" w:themeColor="text1"/>
+                <w:sz w:val="23"/>
+                <w:szCs w:val="23"/>
+              </w:rPr>
+              <w:t>dibagi</w:t>
+            </w:r>
+            <w:proofErr w:type="spellEnd"/>
+            <w:r>
+              <w:rPr>
+                <w:rFonts w:ascii="Cambria" w:hAnsi="Cambria"/>
+                <w:b/>
+                <w:bCs/>
+                <w:color w:val="000000" w:themeColor="text1"/>
+                <w:sz w:val="23"/>
+                <w:szCs w:val="23"/>
+              </w:rPr>
+              <w:t xml:space="preserve"> </w:t>
+            </w:r>
+            <w:proofErr w:type="spellStart"/>
+            <w:r>
+              <w:rPr>
+                <w:rFonts w:ascii="Cambria" w:hAnsi="Cambria"/>
+                <w:b/>
+                <w:bCs/>
+                <w:color w:val="000000" w:themeColor="text1"/>
+                <w:sz w:val="23"/>
+                <w:szCs w:val="23"/>
+              </w:rPr>
+              <w:t>dengan</w:t>
+            </w:r>
+            <w:proofErr w:type="spellEnd"/>
+            <w:r>
+              <w:rPr>
+                <w:rFonts w:ascii="Cambria" w:hAnsi="Cambria"/>
+                <w:b/>
+                <w:bCs/>
+                <w:color w:val="000000" w:themeColor="text1"/>
+                <w:sz w:val="23"/>
+                <w:szCs w:val="23"/>
+              </w:rPr>
+              <w:t xml:space="preserve"> </w:t>
+            </w:r>
+            <w:proofErr w:type="spellStart"/>
+            <w:r>
+              <w:rPr>
+                <w:rFonts w:ascii="Cambria" w:hAnsi="Cambria"/>
+                <w:b/>
+                <w:bCs/>
+                <w:color w:val="000000" w:themeColor="text1"/>
+                <w:sz w:val="23"/>
+                <w:szCs w:val="23"/>
+              </w:rPr>
+              <w:t>jumlah</w:t>
+            </w:r>
+            <w:proofErr w:type="spellEnd"/>
+            <w:r>
+              <w:rPr>
+                <w:rFonts w:ascii="Cambria" w:hAnsi="Cambria"/>
+                <w:b/>
+                <w:bCs/>
+                <w:color w:val="000000" w:themeColor="text1"/>
+                <w:sz w:val="23"/>
+                <w:szCs w:val="23"/>
+              </w:rPr>
+              <w:t xml:space="preserve"> semua </w:t>
+            </w:r>
+            <w:proofErr w:type="spellStart"/>
+            <w:r>
+              <w:rPr>
+                <w:rFonts w:ascii="Cambria" w:hAnsi="Cambria"/>
+                <w:b/>
+                <w:bCs/>
+                <w:color w:val="000000" w:themeColor="text1"/>
+                <w:sz w:val="23"/>
+                <w:szCs w:val="23"/>
+              </w:rPr>
+              <w:t>penilai</w:t>
+            </w:r>
+            <w:proofErr w:type="spellEnd"/>
+            <w:r>
+              <w:rPr>
+                <w:rFonts w:ascii="Cambria" w:hAnsi="Cambria"/>
+                <w:b/>
+                <w:bCs/>
+                <w:color w:val="000000" w:themeColor="text1"/>
+                <w:sz w:val="23"/>
+                <w:szCs w:val="23"/>
+              </w:rPr>
+              <w:t>)</w:t>
             </w:r>
           </w:p>
         </w:tc>
@@ -972,6 +1460,7 @@
                 <w:szCs w:val="24"/>
               </w:rPr>
             </w:pPr>
+            <w:proofErr w:type="spellStart"/>
             <w:r>
               <w:rPr>
                 <w:rFonts w:ascii="Cambria" w:hAnsi="Cambria"/>
@@ -980,8 +1469,31 @@
                 <w:sz w:val="24"/>
                 <w:szCs w:val="24"/>
               </w:rPr>
-              <w:t>Komponen Penilaian</w:t>
-            </w:r>
+              <w:t>Komponen</w:t>
+            </w:r>
+            <w:proofErr w:type="spellEnd"/>
+            <w:r>
+              <w:rPr>
+                <w:rFonts w:ascii="Cambria" w:hAnsi="Cambria"/>
+                <w:b/>
+                <w:color w:val="000000" w:themeColor="text1"/>
+                <w:sz w:val="24"/>
+                <w:szCs w:val="24"/>
+              </w:rPr>
+              <w:t xml:space="preserve"> </w:t>
+            </w:r>
+            <w:proofErr w:type="spellStart"/>
+            <w:r>
+              <w:rPr>
+                <w:rFonts w:ascii="Cambria" w:hAnsi="Cambria"/>
+                <w:b/>
+                <w:color w:val="000000" w:themeColor="text1"/>
+                <w:sz w:val="24"/>
+                <w:szCs w:val="24"/>
+              </w:rPr>
+              <w:t>Penilaian</w:t>
+            </w:r>
+            <w:proofErr w:type="spellEnd"/>
           </w:p>
           <w:p>
             <w:pPr>
@@ -1088,6 +1600,7 @@
                 <w:szCs w:val="24"/>
               </w:rPr>
             </w:pPr>
+            <w:proofErr w:type="spellStart"/>
             <w:r>
               <w:rPr>
                 <w:rFonts w:ascii="Cambria" w:hAnsi="Cambria"/>
@@ -1096,7 +1609,18 @@
                 <w:sz w:val="24"/>
                 <w:szCs w:val="24"/>
               </w:rPr>
-              <w:t xml:space="preserve">Keterangan </w:t>
+              <w:t>Keterangan</w:t>
+            </w:r>
+            <w:proofErr w:type="spellEnd"/>
+            <w:r>
+              <w:rPr>
+                <w:rFonts w:ascii="Cambria" w:hAnsi="Cambria"/>
+                <w:b/>
+                <w:color w:val="000000" w:themeColor="text1"/>
+                <w:sz w:val="24"/>
+                <w:szCs w:val="24"/>
+              </w:rPr>
+              <w:t xml:space="preserve"> </w:t>
             </w:r>
           </w:p>
         </w:tc>
@@ -1156,13 +1680,23 @@
                 <w:color w:val="000000" w:themeColor="text1"/>
               </w:rPr>
             </w:pPr>
-            <w:r>
-              <w:rPr>
-                <w:rFonts w:ascii="Cambria" w:hAnsi="Cambria"/>
-                <w:b/>
-                <w:color w:val="000000" w:themeColor="text1"/>
-              </w:rPr>
-              <w:t>Penilai 1</w:t>
+            <w:proofErr w:type="spellStart"/>
+            <w:r>
+              <w:rPr>
+                <w:rFonts w:ascii="Cambria" w:hAnsi="Cambria"/>
+                <w:b/>
+                <w:color w:val="000000" w:themeColor="text1"/>
+              </w:rPr>
+              <w:t>Penilai</w:t>
+            </w:r>
+            <w:proofErr w:type="spellEnd"/>
+            <w:r>
+              <w:rPr>
+                <w:rFonts w:ascii="Cambria" w:hAnsi="Cambria"/>
+                <w:b/>
+                <w:color w:val="000000" w:themeColor="text1"/>
+              </w:rPr>
+              <w:t xml:space="preserve"> 1</w:t>
             </w:r>
           </w:p>
         </w:tc>
@@ -1332,13 +1866,23 @@
                 <w:color w:val="000000" w:themeColor="text1"/>
               </w:rPr>
             </w:pPr>
-            <w:r>
-              <w:rPr>
-                <w:rFonts w:ascii="Cambria" w:hAnsi="Cambria"/>
-                <w:b/>
-                <w:color w:val="000000" w:themeColor="text1"/>
-              </w:rPr>
-              <w:t>Penilai 2</w:t>
+            <w:proofErr w:type="spellStart"/>
+            <w:r>
+              <w:rPr>
+                <w:rFonts w:ascii="Cambria" w:hAnsi="Cambria"/>
+                <w:b/>
+                <w:color w:val="000000" w:themeColor="text1"/>
+              </w:rPr>
+              <w:t>Penilai</w:t>
+            </w:r>
+            <w:proofErr w:type="spellEnd"/>
+            <w:r>
+              <w:rPr>
+                <w:rFonts w:ascii="Cambria" w:hAnsi="Cambria"/>
+                <w:b/>
+                <w:color w:val="000000" w:themeColor="text1"/>
+              </w:rPr>
+              <w:t xml:space="preserve"> 2</w:t>
             </w:r>
           </w:p>
         </w:tc>
@@ -1673,6 +2217,38 @@
               </w:rPr>
               <w:t>${nilai_akhir_rata_rata}</w:t>
             </w:r>
+            <w:proofErr w:type="spellStart"/>
+            <w:r>
+              <w:rPr>
+                <w:rFonts w:ascii="Cambria" w:hAnsi="Cambria"/>
+                <w:color w:val="000000" w:themeColor="text1"/>
+              </w:rPr>
+              <w:t/>
+            </w:r>
+            <w:proofErr w:type="spellEnd"/>
+            <w:r>
+              <w:rPr>
+                <w:rFonts w:ascii="Cambria" w:hAnsi="Cambria"/>
+                <w:color w:val="000000" w:themeColor="text1"/>
+              </w:rPr>
+              <w:t xml:space="preserve"/>
+            </w:r>
+            <w:proofErr w:type="spellStart"/>
+            <w:r>
+              <w:rPr>
+                <w:rFonts w:ascii="Cambria" w:hAnsi="Cambria"/>
+                <w:color w:val="000000" w:themeColor="text1"/>
+              </w:rPr>
+              <w:t/>
+            </w:r>
+            <w:proofErr w:type="spellEnd"/>
+            <w:r>
+              <w:rPr>
+                <w:rFonts w:ascii="Cambria" w:hAnsi="Cambria"/>
+                <w:color w:val="000000" w:themeColor="text1"/>
+              </w:rPr>
+              <w:t xml:space="preserve"/>
+            </w:r>
           </w:p>
         </w:tc>
         <w:tc>
@@ -1768,7 +2344,25 @@
                 <w:b/>
                 <w:color w:val="000000" w:themeColor="text1"/>
               </w:rPr>
-              <w:t>Nilai Akhir (Indeks)</w:t>
+              <w:t>Nilai Akhir (</w:t>
+            </w:r>
+            <w:proofErr w:type="spellStart"/>
+            <w:r>
+              <w:rPr>
+                <w:rFonts w:ascii="Cambria" w:hAnsi="Cambria"/>
+                <w:b/>
+                <w:color w:val="000000" w:themeColor="text1"/>
+              </w:rPr>
+              <w:t>Indeks</w:t>
+            </w:r>
+            <w:proofErr w:type="spellEnd"/>
+            <w:r>
+              <w:rPr>
+                <w:rFonts w:ascii="Cambria" w:hAnsi="Cambria"/>
+                <w:b/>
+                <w:color w:val="000000" w:themeColor="text1"/>
+              </w:rPr>
+              <w:t>)</w:t>
             </w:r>
           </w:p>
         </w:tc>
@@ -1800,6 +2394,54 @@
                 <w:color w:val="000000" w:themeColor="text1"/>
               </w:rPr>
               <w:t>${nilai_akhir_indeks}</w:t>
+            </w:r>
+            <w:proofErr w:type="spellStart"/>
+            <w:r>
+              <w:rPr>
+                <w:rFonts w:ascii="Cambria" w:hAnsi="Cambria"/>
+                <w:color w:val="000000" w:themeColor="text1"/>
+              </w:rPr>
+              <w:t/>
+            </w:r>
+            <w:proofErr w:type="spellEnd"/>
+            <w:r>
+              <w:rPr>
+                <w:rFonts w:ascii="Cambria" w:hAnsi="Cambria"/>
+                <w:color w:val="000000" w:themeColor="text1"/>
+              </w:rPr>
+              <w:t xml:space="preserve"/>
+            </w:r>
+            <w:proofErr w:type="spellStart"/>
+            <w:r>
+              <w:rPr>
+                <w:rFonts w:ascii="Cambria" w:hAnsi="Cambria"/>
+                <w:color w:val="000000" w:themeColor="text1"/>
+              </w:rPr>
+              <w:t/>
+            </w:r>
+            <w:proofErr w:type="spellEnd"/>
+            <w:r>
+              <w:rPr>
+                <w:rFonts w:ascii="Cambria" w:hAnsi="Cambria"/>
+                <w:color w:val="000000" w:themeColor="text1"/>
+              </w:rPr>
+              <w:t xml:space="preserve"/>
+            </w:r>
+            <w:proofErr w:type="spellStart"/>
+            <w:r>
+              <w:rPr>
+                <w:rFonts w:ascii="Cambria" w:hAnsi="Cambria"/>
+                <w:color w:val="000000" w:themeColor="text1"/>
+              </w:rPr>
+              <w:t/>
+            </w:r>
+            <w:proofErr w:type="spellEnd"/>
+            <w:r>
+              <w:rPr>
+                <w:rFonts w:ascii="Cambria" w:hAnsi="Cambria"/>
+                <w:color w:val="000000" w:themeColor="text1"/>
+              </w:rPr>
+              <w:t/>
             </w:r>
           </w:p>
         </w:tc>
@@ -1822,12 +2464,21 @@
                 <w:color w:val="000000" w:themeColor="text1"/>
               </w:rPr>
             </w:pPr>
-            <w:r>
-              <w:rPr>
-                <w:rFonts w:ascii="Cambria" w:hAnsi="Cambria"/>
-                <w:color w:val="000000" w:themeColor="text1"/>
-              </w:rPr>
-              <w:t xml:space="preserve">Indeks:   </w:t>
+            <w:proofErr w:type="spellStart"/>
+            <w:r>
+              <w:rPr>
+                <w:rFonts w:ascii="Cambria" w:hAnsi="Cambria"/>
+                <w:color w:val="000000" w:themeColor="text1"/>
+              </w:rPr>
+              <w:t>Indeks</w:t>
+            </w:r>
+            <w:proofErr w:type="spellEnd"/>
+            <w:r>
+              <w:rPr>
+                <w:rFonts w:ascii="Cambria" w:hAnsi="Cambria"/>
+                <w:color w:val="000000" w:themeColor="text1"/>
+              </w:rPr>
+              <w:t xml:space="preserve">:   </w:t>
             </w:r>
             <w:r>
               <w:rPr>
@@ -2057,6 +2708,7 @@
           <w:szCs w:val="24"/>
         </w:rPr>
       </w:pPr>
+      <w:proofErr w:type="spellStart"/>
       <w:r>
         <w:rPr>
           <w:rFonts w:ascii="Cambria" w:hAnsi="Cambria"/>
@@ -2065,7 +2717,40 @@
           <w:color w:val="000000" w:themeColor="text1"/>
           <w:szCs w:val="24"/>
         </w:rPr>
-        <w:t xml:space="preserve">Tanggal penilaian: </w:t>
+        <w:t>Tanggal</w:t>
+      </w:r>
+      <w:proofErr w:type="spellEnd"/>
+      <w:r>
+        <w:rPr>
+          <w:rFonts w:ascii="Cambria" w:hAnsi="Cambria"/>
+          <w:b/>
+          <w:bCs/>
+          <w:color w:val="000000" w:themeColor="text1"/>
+          <w:szCs w:val="24"/>
+        </w:rPr>
+        <w:t xml:space="preserve"> </w:t>
+      </w:r>
+      <w:proofErr w:type="spellStart"/>
+      <w:r>
+        <w:rPr>
+          <w:rFonts w:ascii="Cambria" w:hAnsi="Cambria"/>
+          <w:b/>
+          <w:bCs/>
+          <w:color w:val="000000" w:themeColor="text1"/>
+          <w:szCs w:val="24"/>
+        </w:rPr>
+        <w:t>penilaian</w:t>
+      </w:r>
+      <w:proofErr w:type="spellEnd"/>
+      <w:r>
+        <w:rPr>
+          <w:rFonts w:ascii="Cambria" w:hAnsi="Cambria"/>
+          <w:b/>
+          <w:bCs/>
+          <w:color w:val="000000" w:themeColor="text1"/>
+          <w:szCs w:val="24"/>
+        </w:rPr>
+        <w:t xml:space="preserve">: </w:t>
       </w:r>
       <w:r>
         <w:rPr>
@@ -2087,6 +2772,34 @@
         </w:rPr>
         <w:t/>
       </w:r>
+      <w:proofErr w:type="spellStart"/>
+      <w:r>
+        <w:rPr>
+          <w:rFonts w:ascii="Cambria" w:hAnsi="Cambria"/>
+          <w:color w:val="000000" w:themeColor="text1"/>
+          <w:szCs w:val="24"/>
+        </w:rPr>
+        <w:t/>
+      </w:r>
+      <w:proofErr w:type="spellEnd"/>
+      <w:r>
+        <w:rPr>
+          <w:rFonts w:ascii="Cambria" w:hAnsi="Cambria"/>
+          <w:color w:val="000000" w:themeColor="text1"/>
+          <w:szCs w:val="24"/>
+        </w:rPr>
+        <w:t xml:space="preserve"/>
+      </w:r>
+      <w:proofErr w:type="spellStart"/>
+      <w:r>
+        <w:rPr>
+          <w:rFonts w:ascii="Cambria" w:hAnsi="Cambria"/>
+          <w:color w:val="000000" w:themeColor="text1"/>
+          <w:szCs w:val="24"/>
+        </w:rPr>
+        <w:t/>
+      </w:r>
+      <w:proofErr w:type="spellEnd"/>
       <w:r>
         <w:rPr>
           <w:rFonts w:ascii="Cambria" w:hAnsi="Cambria"/>
@@ -2130,52 +2843,6 @@
           <w:b/>
           <w:bCs/>
           <w:color w:val="000000" w:themeColor="text1"/>
-          <w:sz w:val="20"/>
-          <w:szCs w:val="24"/>
-          <w:lang w:val="fi-FI"/>
-        </w:rPr>
-      </w:pPr>
-    </w:p>
-    <w:p>
-      <w:pPr>
-        <w:spacing w:after="0" w:line="240" w:lineRule="auto"/>
-        <w:ind w:left="4678"/>
-        <w:rPr>
-          <w:rFonts w:ascii="Cambria" w:hAnsi="Cambria"/>
-          <w:b/>
-          <w:bCs/>
-          <w:color w:val="000000" w:themeColor="text1"/>
-          <w:sz w:val="20"/>
-          <w:szCs w:val="24"/>
-          <w:lang w:val="fi-FI"/>
-        </w:rPr>
-      </w:pPr>
-    </w:p>
-    <w:p>
-      <w:pPr>
-        <w:spacing w:after="0" w:line="240" w:lineRule="auto"/>
-        <w:ind w:left="4678"/>
-        <w:rPr>
-          <w:rFonts w:ascii="Cambria" w:hAnsi="Cambria"/>
-          <w:b/>
-          <w:bCs/>
-          <w:color w:val="000000" w:themeColor="text1"/>
-          <w:sz w:val="20"/>
-          <w:szCs w:val="24"/>
-          <w:lang w:val="fi-FI"/>
-        </w:rPr>
-      </w:pPr>
-    </w:p>
-    <w:p>
-      <w:pPr>
-        <w:spacing w:after="0" w:line="240" w:lineRule="auto"/>
-        <w:ind w:left="4678"/>
-        <w:rPr>
-          <w:rFonts w:ascii="Cambria" w:hAnsi="Cambria"/>
-          <w:b/>
-          <w:bCs/>
-          <w:color w:val="000000" w:themeColor="text1"/>
-          <w:sz w:val="20"/>
           <w:szCs w:val="24"/>
           <w:lang w:val="fi-FI"/>
         </w:rPr>
@@ -2291,6 +2958,42 @@
         </w:rPr>
         <w:t>${nip_ketua_pembimbing}</w:t>
       </w:r>
+      <w:r>
+        <w:rPr>
+          <w:rFonts w:ascii="Cambria" w:hAnsi="Cambria"/>
+          <w:color w:val="000000" w:themeColor="text1"/>
+          <w:szCs w:val="24"/>
+        </w:rPr>
+        <w:t xml:space="preserve"/>
+      </w:r>
+      <w:proofErr w:type="spellStart"/>
+      <w:r>
+        <w:rPr>
+          <w:rFonts w:ascii="Cambria" w:hAnsi="Cambria"/>
+          <w:color w:val="000000" w:themeColor="text1"/>
+          <w:szCs w:val="24"/>
+        </w:rPr>
+        <w:t/>
+      </w:r>
+      <w:proofErr w:type="spellEnd"/>
+      <w:r>
+        <w:rPr>
+          <w:rFonts w:ascii="Cambria" w:hAnsi="Cambria"/>
+          <w:color w:val="000000" w:themeColor="text1"/>
+          <w:szCs w:val="24"/>
+        </w:rPr>
+        <w:t xml:space="preserve"/>
+      </w:r>
+      <w:proofErr w:type="spellStart"/>
+      <w:r>
+        <w:rPr>
+          <w:rFonts w:ascii="Cambria" w:hAnsi="Cambria"/>
+          <w:color w:val="000000" w:themeColor="text1"/>
+          <w:szCs w:val="24"/>
+        </w:rPr>
+        <w:t/>
+      </w:r>
+      <w:proofErr w:type="spellEnd"/>
       <w:r>
         <w:rPr>
           <w:rFonts w:ascii="Cambria" w:hAnsi="Cambria"/>

--- a/template/pROPOSAL/BA proposal TEMPLATE.docx
+++ b/template/pROPOSAL/BA proposal TEMPLATE.docx
@@ -1714,6 +1714,7 @@
             <w:pPr>
               <w:spacing w:after="0" w:line="240" w:lineRule="auto"/>
               <w:ind w:left="-90"/>
+              <w:jc w:val="center"/>
               <w:rPr>
                 <w:rFonts w:ascii="Cambria" w:hAnsi="Cambria"/>
                 <w:color w:val="000000" w:themeColor="text1"/>

--- a/template/pROPOSAL/BA proposal TEMPLATE.docx
+++ b/template/pROPOSAL/BA proposal TEMPLATE.docx
@@ -110,29 +110,16 @@
                 <w:szCs w:val="23"/>
               </w:rPr>
             </w:pPr>
-            <w:proofErr w:type="spellStart"/>
-            <w:r>
-              <w:rPr>
-                <w:rFonts w:ascii="Cambria" w:hAnsi="Cambria"/>
-                <w:b/>
-                <w:bCs/>
-                <w:color w:val="000000" w:themeColor="text1"/>
-                <w:sz w:val="23"/>
-                <w:szCs w:val="23"/>
-              </w:rPr>
-              <w:t>Judul</w:t>
-            </w:r>
-            <w:proofErr w:type="spellEnd"/>
-            <w:r>
-              <w:rPr>
-                <w:rFonts w:ascii="Cambria" w:hAnsi="Cambria"/>
-                <w:b/>
-                <w:bCs/>
-                <w:color w:val="000000" w:themeColor="text1"/>
-                <w:sz w:val="23"/>
-                <w:szCs w:val="23"/>
-              </w:rPr>
-              <w:t xml:space="preserve"> Proposal </w:t>
+            <w:r>
+              <w:rPr>
+                <w:rFonts w:ascii="Cambria" w:hAnsi="Cambria"/>
+                <w:b/>
+                <w:bCs/>
+                <w:color w:val="000000" w:themeColor="text1"/>
+                <w:sz w:val="23"/>
+                <w:szCs w:val="23"/>
+              </w:rPr>
+              <w:t xml:space="preserve">Judul Proposal </w:t>
             </w:r>
             <w:r>
               <w:rPr>
@@ -219,15 +206,6 @@
               </w:rPr>
               <w:t/>
             </w:r>
-            <w:proofErr w:type="spellStart"/>
-            <w:r>
-              <w:rPr>
-                <w:rFonts w:ascii="Segoe UI" w:hAnsi="Segoe UI" w:cs="Segoe UI"/>
-                <w:color w:val="000000" w:themeColor="text1"/>
-              </w:rPr>
-              <w:t/>
-            </w:r>
-            <w:proofErr w:type="spellEnd"/>
             <w:r>
               <w:rPr>
                 <w:rFonts w:ascii="Segoe UI" w:hAnsi="Segoe UI" w:cs="Segoe UI"/>
@@ -273,31 +251,7 @@
                 <w:sz w:val="23"/>
                 <w:szCs w:val="23"/>
               </w:rPr>
-              <w:t xml:space="preserve">Nama </w:t>
-            </w:r>
-            <w:proofErr w:type="spellStart"/>
-            <w:r>
-              <w:rPr>
-                <w:rFonts w:ascii="Cambria" w:hAnsi="Cambria"/>
-                <w:b/>
-                <w:bCs/>
-                <w:color w:val="000000" w:themeColor="text1"/>
-                <w:sz w:val="23"/>
-                <w:szCs w:val="23"/>
-              </w:rPr>
-              <w:t>Mahasiswa</w:t>
-            </w:r>
-            <w:proofErr w:type="spellEnd"/>
-            <w:r>
-              <w:rPr>
-                <w:rFonts w:ascii="Cambria" w:hAnsi="Cambria"/>
-                <w:b/>
-                <w:bCs/>
-                <w:color w:val="000000" w:themeColor="text1"/>
-                <w:sz w:val="23"/>
-                <w:szCs w:val="23"/>
-              </w:rPr>
-              <w:t xml:space="preserve">       </w:t>
+              <w:t xml:space="preserve">Nama Mahasiswa       </w:t>
             </w:r>
           </w:p>
         </w:tc>
@@ -368,22 +322,6 @@
               </w:rPr>
               <w:t/>
             </w:r>
-            <w:r>
-              <w:rPr>
-                <w:rFonts w:ascii="Segoe UI" w:hAnsi="Segoe UI" w:cs="Segoe UI"/>
-                <w:color w:val="000000" w:themeColor="text1"/>
-              </w:rPr>
-              <w:t xml:space="preserve"/>
-            </w:r>
-            <w:proofErr w:type="spellStart"/>
-            <w:r>
-              <w:rPr>
-                <w:rFonts w:ascii="Segoe UI" w:hAnsi="Segoe UI" w:cs="Segoe UI"/>
-                <w:color w:val="000000" w:themeColor="text1"/>
-              </w:rPr>
-              <w:t/>
-            </w:r>
-            <w:proofErr w:type="spellEnd"/>
             <w:r>
               <w:rPr>
                 <w:rFonts w:ascii="Segoe UI" w:hAnsi="Segoe UI" w:cs="Segoe UI"/>
@@ -486,31 +424,7 @@
                 <w:sz w:val="23"/>
                 <w:szCs w:val="23"/>
               </w:rPr>
-              <w:t xml:space="preserve">Nama </w:t>
-            </w:r>
-            <w:proofErr w:type="spellStart"/>
-            <w:r>
-              <w:rPr>
-                <w:rFonts w:ascii="Cambria" w:hAnsi="Cambria"/>
-                <w:b/>
-                <w:bCs/>
-                <w:color w:val="000000" w:themeColor="text1"/>
-                <w:sz w:val="23"/>
-                <w:szCs w:val="23"/>
-              </w:rPr>
-              <w:t>Pembimbing</w:t>
-            </w:r>
-            <w:proofErr w:type="spellEnd"/>
-            <w:r>
-              <w:rPr>
-                <w:rFonts w:ascii="Cambria" w:hAnsi="Cambria"/>
-                <w:b/>
-                <w:bCs/>
-                <w:color w:val="000000" w:themeColor="text1"/>
-                <w:sz w:val="23"/>
-                <w:szCs w:val="23"/>
-              </w:rPr>
-              <w:t xml:space="preserve">         </w:t>
+              <w:t xml:space="preserve">Nama Pembimbing         </w:t>
             </w:r>
           </w:p>
         </w:tc>
@@ -571,38 +485,6 @@
               </w:rPr>
               <w:t>${nama_ketua_pembimbing}</w:t>
             </w:r>
-            <w:r>
-              <w:rPr>
-                <w:rFonts w:ascii="Segoe UI" w:hAnsi="Segoe UI" w:cs="Segoe UI"/>
-                <w:color w:val="000000" w:themeColor="text1"/>
-              </w:rPr>
-              <w:t xml:space="preserve"/>
-            </w:r>
-            <w:proofErr w:type="spellStart"/>
-            <w:r>
-              <w:rPr>
-                <w:rFonts w:ascii="Segoe UI" w:hAnsi="Segoe UI" w:cs="Segoe UI"/>
-                <w:color w:val="000000" w:themeColor="text1"/>
-              </w:rPr>
-              <w:t/>
-            </w:r>
-            <w:proofErr w:type="spellEnd"/>
-            <w:r>
-              <w:rPr>
-                <w:rFonts w:ascii="Segoe UI" w:hAnsi="Segoe UI" w:cs="Segoe UI"/>
-                <w:color w:val="000000" w:themeColor="text1"/>
-              </w:rPr>
-              <w:t xml:space="preserve"/>
-            </w:r>
-            <w:proofErr w:type="spellStart"/>
-            <w:r>
-              <w:rPr>
-                <w:rFonts w:ascii="Segoe UI" w:hAnsi="Segoe UI" w:cs="Segoe UI"/>
-                <w:color w:val="000000" w:themeColor="text1"/>
-              </w:rPr>
-              <w:t/>
-            </w:r>
-            <w:proofErr w:type="spellEnd"/>
             <w:r>
               <w:rPr>
                 <w:rFonts w:ascii="Segoe UI" w:hAnsi="Segoe UI" w:cs="Segoe UI"/>
@@ -648,55 +530,7 @@
                 <w:sz w:val="23"/>
                 <w:szCs w:val="23"/>
               </w:rPr>
-              <w:t xml:space="preserve">Nama </w:t>
-            </w:r>
-            <w:proofErr w:type="spellStart"/>
-            <w:r>
-              <w:rPr>
-                <w:rFonts w:ascii="Cambria" w:hAnsi="Cambria"/>
-                <w:b/>
-                <w:bCs/>
-                <w:color w:val="000000" w:themeColor="text1"/>
-                <w:sz w:val="23"/>
-                <w:szCs w:val="23"/>
-              </w:rPr>
-              <w:t>Anggota</w:t>
-            </w:r>
-            <w:proofErr w:type="spellEnd"/>
-            <w:r>
-              <w:rPr>
-                <w:rFonts w:ascii="Cambria" w:hAnsi="Cambria"/>
-                <w:b/>
-                <w:bCs/>
-                <w:color w:val="000000" w:themeColor="text1"/>
-                <w:sz w:val="23"/>
-                <w:szCs w:val="23"/>
-              </w:rPr>
-              <w:t xml:space="preserve"> </w:t>
-            </w:r>
-            <w:proofErr w:type="spellStart"/>
-            <w:r>
-              <w:rPr>
-                <w:rFonts w:ascii="Cambria" w:hAnsi="Cambria"/>
-                <w:b/>
-                <w:bCs/>
-                <w:color w:val="000000" w:themeColor="text1"/>
-                <w:sz w:val="23"/>
-                <w:szCs w:val="23"/>
-              </w:rPr>
-              <w:t>Pembimbing</w:t>
-            </w:r>
-            <w:proofErr w:type="spellEnd"/>
-            <w:r>
-              <w:rPr>
-                <w:rFonts w:ascii="Cambria" w:hAnsi="Cambria"/>
-                <w:b/>
-                <w:bCs/>
-                <w:color w:val="000000" w:themeColor="text1"/>
-                <w:sz w:val="23"/>
-                <w:szCs w:val="23"/>
-              </w:rPr>
-              <w:t xml:space="preserve"> I</w:t>
+              <w:t>Nama Anggota Pembimbing I</w:t>
             </w:r>
           </w:p>
           <w:p>
@@ -775,23 +609,7 @@
                 <w:rFonts w:ascii="Segoe UI" w:hAnsi="Segoe UI" w:cs="Segoe UI"/>
                 <w:color w:val="000000" w:themeColor="text1"/>
               </w:rPr>
-              <w:t xml:space="preserve"/>
-            </w:r>
-            <w:proofErr w:type="spellStart"/>
-            <w:r>
-              <w:rPr>
-                <w:rFonts w:ascii="Segoe UI" w:hAnsi="Segoe UI" w:cs="Segoe UI"/>
-                <w:color w:val="000000" w:themeColor="text1"/>
-              </w:rPr>
               <w:t/>
-            </w:r>
-            <w:proofErr w:type="spellEnd"/>
-            <w:r>
-              <w:rPr>
-                <w:rFonts w:ascii="Segoe UI" w:hAnsi="Segoe UI" w:cs="Segoe UI"/>
-                <w:color w:val="000000" w:themeColor="text1"/>
-              </w:rPr>
-              <w:t xml:space="preserve"/>
             </w:r>
           </w:p>
         </w:tc>
@@ -831,55 +649,7 @@
                 <w:sz w:val="23"/>
                 <w:szCs w:val="23"/>
               </w:rPr>
-              <w:t xml:space="preserve">Nama </w:t>
-            </w:r>
-            <w:proofErr w:type="spellStart"/>
-            <w:r>
-              <w:rPr>
-                <w:rFonts w:ascii="Cambria" w:hAnsi="Cambria"/>
-                <w:b/>
-                <w:bCs/>
-                <w:color w:val="000000" w:themeColor="text1"/>
-                <w:sz w:val="23"/>
-                <w:szCs w:val="23"/>
-              </w:rPr>
-              <w:t>Anggota</w:t>
-            </w:r>
-            <w:proofErr w:type="spellEnd"/>
-            <w:r>
-              <w:rPr>
-                <w:rFonts w:ascii="Cambria" w:hAnsi="Cambria"/>
-                <w:b/>
-                <w:bCs/>
-                <w:color w:val="000000" w:themeColor="text1"/>
-                <w:sz w:val="23"/>
-                <w:szCs w:val="23"/>
-              </w:rPr>
-              <w:t xml:space="preserve"> </w:t>
-            </w:r>
-            <w:proofErr w:type="spellStart"/>
-            <w:r>
-              <w:rPr>
-                <w:rFonts w:ascii="Cambria" w:hAnsi="Cambria"/>
-                <w:b/>
-                <w:bCs/>
-                <w:color w:val="000000" w:themeColor="text1"/>
-                <w:sz w:val="23"/>
-                <w:szCs w:val="23"/>
-              </w:rPr>
-              <w:t>Pembimbing</w:t>
-            </w:r>
-            <w:proofErr w:type="spellEnd"/>
-            <w:r>
-              <w:rPr>
-                <w:rFonts w:ascii="Cambria" w:hAnsi="Cambria"/>
-                <w:b/>
-                <w:bCs/>
-                <w:color w:val="000000" w:themeColor="text1"/>
-                <w:sz w:val="23"/>
-                <w:szCs w:val="23"/>
-              </w:rPr>
-              <w:t xml:space="preserve"> II</w:t>
+              <w:t>Nama Anggota Pembimbing II</w:t>
             </w:r>
           </w:p>
         </w:tc>
@@ -949,31 +719,7 @@
                 <w:sz w:val="23"/>
                 <w:szCs w:val="23"/>
               </w:rPr>
-              <w:t xml:space="preserve"/>
-            </w:r>
-            <w:proofErr w:type="spellStart"/>
-            <w:r>
-              <w:rPr>
-                <w:rFonts w:ascii="Cambria" w:hAnsi="Cambria"/>
-                <w:b/>
-                <w:bCs/>
-                <w:color w:val="000000" w:themeColor="text1"/>
-                <w:sz w:val="23"/>
-                <w:szCs w:val="23"/>
-              </w:rPr>
               <w:t/>
-            </w:r>
-            <w:proofErr w:type="spellEnd"/>
-            <w:r>
-              <w:rPr>
-                <w:rFonts w:ascii="Cambria" w:hAnsi="Cambria"/>
-                <w:b/>
-                <w:bCs/>
-                <w:color w:val="000000" w:themeColor="text1"/>
-                <w:sz w:val="23"/>
-                <w:szCs w:val="23"/>
-              </w:rPr>
-              <w:t xml:space="preserve"/>
             </w:r>
           </w:p>
         </w:tc>
@@ -1093,261 +839,27 @@
               </w:rPr>
               <w:t>${nilai_rata2_dari_form_penilaian}</w:t>
             </w:r>
-            <w:proofErr w:type="spellStart"/>
-            <w:r>
-              <w:rPr>
-                <w:rFonts w:ascii="Cambria" w:hAnsi="Cambria"/>
-                <w:color w:val="000000" w:themeColor="text1"/>
-              </w:rPr>
-              <w:t/>
-            </w:r>
-            <w:proofErr w:type="spellEnd"/>
-            <w:r>
-              <w:rPr>
-                <w:rFonts w:ascii="Cambria" w:hAnsi="Cambria"/>
-                <w:color w:val="000000" w:themeColor="text1"/>
-              </w:rPr>
-              <w:t xml:space="preserve"/>
-            </w:r>
-            <w:proofErr w:type="spellStart"/>
-            <w:r>
-              <w:rPr>
-                <w:rFonts w:ascii="Cambria" w:hAnsi="Cambria"/>
-                <w:color w:val="000000" w:themeColor="text1"/>
-              </w:rPr>
-              <w:t/>
-            </w:r>
-            <w:proofErr w:type="spellEnd"/>
-            <w:r>
-              <w:rPr>
-                <w:rFonts w:ascii="Cambria" w:hAnsi="Cambria"/>
-                <w:color w:val="000000" w:themeColor="text1"/>
-              </w:rPr>
-              <w:t xml:space="preserve"/>
-            </w:r>
-            <w:proofErr w:type="gramStart"/>
-            <w:r>
-              <w:rPr>
-                <w:rFonts w:ascii="Cambria" w:hAnsi="Cambria"/>
-                <w:color w:val="000000" w:themeColor="text1"/>
-              </w:rPr>
-              <w:t/>
-            </w:r>
-            <w:proofErr w:type="gramEnd"/>
-            <w:r>
-              <w:rPr>
-                <w:rFonts w:ascii="Cambria" w:hAnsi="Cambria"/>
-                <w:color w:val="000000" w:themeColor="text1"/>
-              </w:rPr>
-              <w:t xml:space="preserve"/>
-            </w:r>
-            <w:proofErr w:type="spellStart"/>
-            <w:proofErr w:type="gramStart"/>
-            <w:r>
-              <w:rPr>
-                <w:rFonts w:ascii="Cambria" w:hAnsi="Cambria"/>
-                <w:color w:val="000000" w:themeColor="text1"/>
-              </w:rPr>
-              <w:t/>
-            </w:r>
-            <w:proofErr w:type="spellEnd"/>
-            <w:r>
-              <w:rPr>
-                <w:rFonts w:ascii="Cambria" w:hAnsi="Cambria"/>
-                <w:color w:val="000000" w:themeColor="text1"/>
-              </w:rPr>
-              <w:t/>
-            </w:r>
-            <w:r>
-              <w:rPr>
-                <w:rFonts w:ascii="Cambria" w:hAnsi="Cambria"/>
-                <w:b/>
-                <w:bCs/>
-                <w:color w:val="000000" w:themeColor="text1"/>
-                <w:sz w:val="23"/>
-                <w:szCs w:val="23"/>
-              </w:rPr>
-              <w:t xml:space="preserve">   </w:t>
-            </w:r>
-            <w:proofErr w:type="gramEnd"/>
-            <w:r>
-              <w:rPr>
-                <w:rFonts w:ascii="Cambria" w:hAnsi="Cambria"/>
-                <w:b/>
-                <w:bCs/>
-                <w:color w:val="000000" w:themeColor="text1"/>
-                <w:sz w:val="23"/>
-                <w:szCs w:val="23"/>
-              </w:rPr>
-              <w:t xml:space="preserve">     </w:t>
-            </w:r>
-            <w:proofErr w:type="gramStart"/>
-            <w:r>
-              <w:rPr>
-                <w:rFonts w:ascii="Cambria" w:hAnsi="Cambria"/>
-                <w:b/>
-                <w:bCs/>
-                <w:color w:val="000000" w:themeColor="text1"/>
-                <w:sz w:val="23"/>
-                <w:szCs w:val="23"/>
-              </w:rPr>
-              <w:t xml:space="preserve">   </w:t>
-            </w:r>
-            <w:r>
-              <w:rPr>
-                <w:rFonts w:ascii="Cambria" w:hAnsi="Cambria"/>
-                <w:b/>
-                <w:bCs/>
-                <w:color w:val="000000" w:themeColor="text1"/>
-                <w:sz w:val="23"/>
-                <w:szCs w:val="23"/>
-              </w:rPr>
-              <w:t>(</w:t>
-            </w:r>
-            <w:proofErr w:type="spellStart"/>
-            <w:proofErr w:type="gramEnd"/>
-            <w:r>
-              <w:rPr>
-                <w:rFonts w:ascii="Cambria" w:hAnsi="Cambria"/>
-                <w:b/>
-                <w:bCs/>
-                <w:color w:val="000000" w:themeColor="text1"/>
-                <w:sz w:val="23"/>
-                <w:szCs w:val="23"/>
-              </w:rPr>
-              <w:t>jumlah</w:t>
-            </w:r>
-            <w:proofErr w:type="spellEnd"/>
-            <w:r>
-              <w:rPr>
-                <w:rFonts w:ascii="Cambria" w:hAnsi="Cambria"/>
-                <w:b/>
-                <w:bCs/>
-                <w:color w:val="000000" w:themeColor="text1"/>
-                <w:sz w:val="23"/>
-                <w:szCs w:val="23"/>
-              </w:rPr>
-              <w:t xml:space="preserve"> </w:t>
-            </w:r>
-            <w:proofErr w:type="spellStart"/>
-            <w:r>
-              <w:rPr>
-                <w:rFonts w:ascii="Cambria" w:hAnsi="Cambria"/>
-                <w:b/>
-                <w:bCs/>
-                <w:color w:val="000000" w:themeColor="text1"/>
-                <w:sz w:val="23"/>
-                <w:szCs w:val="23"/>
-              </w:rPr>
-              <w:t>nilai</w:t>
-            </w:r>
-            <w:proofErr w:type="spellEnd"/>
-            <w:r>
-              <w:rPr>
-                <w:rFonts w:ascii="Cambria" w:hAnsi="Cambria"/>
-                <w:b/>
-                <w:bCs/>
-                <w:color w:val="000000" w:themeColor="text1"/>
-                <w:sz w:val="23"/>
-                <w:szCs w:val="23"/>
-              </w:rPr>
-              <w:t xml:space="preserve"> </w:t>
-            </w:r>
-            <w:proofErr w:type="spellStart"/>
-            <w:r>
-              <w:rPr>
-                <w:rFonts w:ascii="Cambria" w:hAnsi="Cambria"/>
-                <w:b/>
-                <w:bCs/>
-                <w:color w:val="000000" w:themeColor="text1"/>
-                <w:sz w:val="23"/>
-                <w:szCs w:val="23"/>
-              </w:rPr>
-              <w:t>dibagi</w:t>
-            </w:r>
-            <w:proofErr w:type="spellEnd"/>
-            <w:r>
-              <w:rPr>
-                <w:rFonts w:ascii="Cambria" w:hAnsi="Cambria"/>
-                <w:b/>
-                <w:bCs/>
-                <w:color w:val="000000" w:themeColor="text1"/>
-                <w:sz w:val="23"/>
-                <w:szCs w:val="23"/>
-              </w:rPr>
-              <w:t xml:space="preserve"> </w:t>
-            </w:r>
-            <w:proofErr w:type="spellStart"/>
-            <w:r>
-              <w:rPr>
-                <w:rFonts w:ascii="Cambria" w:hAnsi="Cambria"/>
-                <w:b/>
-                <w:bCs/>
-                <w:color w:val="000000" w:themeColor="text1"/>
-                <w:sz w:val="23"/>
-                <w:szCs w:val="23"/>
-              </w:rPr>
-              <w:t>dengan</w:t>
-            </w:r>
-            <w:proofErr w:type="spellEnd"/>
-            <w:r>
-              <w:rPr>
-                <w:rFonts w:ascii="Cambria" w:hAnsi="Cambria"/>
-                <w:b/>
-                <w:bCs/>
-                <w:color w:val="000000" w:themeColor="text1"/>
-                <w:sz w:val="23"/>
-                <w:szCs w:val="23"/>
-              </w:rPr>
-              <w:t xml:space="preserve"> </w:t>
-            </w:r>
-            <w:proofErr w:type="spellStart"/>
-            <w:r>
-              <w:rPr>
-                <w:rFonts w:ascii="Cambria" w:hAnsi="Cambria"/>
-                <w:b/>
-                <w:bCs/>
-                <w:color w:val="000000" w:themeColor="text1"/>
-                <w:sz w:val="23"/>
-                <w:szCs w:val="23"/>
-              </w:rPr>
-              <w:t>jumlah</w:t>
-            </w:r>
-            <w:proofErr w:type="spellEnd"/>
-            <w:r>
-              <w:rPr>
-                <w:rFonts w:ascii="Cambria" w:hAnsi="Cambria"/>
-                <w:b/>
-                <w:bCs/>
-                <w:color w:val="000000" w:themeColor="text1"/>
-                <w:sz w:val="23"/>
-                <w:szCs w:val="23"/>
-              </w:rPr>
-              <w:t xml:space="preserve"> semua </w:t>
-            </w:r>
-            <w:proofErr w:type="spellStart"/>
-            <w:r>
-              <w:rPr>
-                <w:rFonts w:ascii="Cambria" w:hAnsi="Cambria"/>
-                <w:b/>
-                <w:bCs/>
-                <w:color w:val="000000" w:themeColor="text1"/>
-                <w:sz w:val="23"/>
-                <w:szCs w:val="23"/>
-              </w:rPr>
-              <w:t>penilai</w:t>
-            </w:r>
-            <w:proofErr w:type="spellEnd"/>
-            <w:r>
-              <w:rPr>
-                <w:rFonts w:ascii="Cambria" w:hAnsi="Cambria"/>
-                <w:b/>
-                <w:bCs/>
-                <w:color w:val="000000" w:themeColor="text1"/>
-                <w:sz w:val="23"/>
-                <w:szCs w:val="23"/>
-              </w:rPr>
-              <w:t>)</w:t>
+            <w:r>
+              <w:rPr>
+                <w:rFonts w:ascii="Cambria" w:hAnsi="Cambria"/>
+                <w:b/>
+                <w:bCs/>
+                <w:color w:val="000000" w:themeColor="text1"/>
+                <w:sz w:val="23"/>
+                <w:szCs w:val="23"/>
+              </w:rPr>
+              <w:t xml:space="preserve">           </w:t>
+            </w:r>
+            <w:r>
+              <w:rPr>
+                <w:rFonts w:ascii="Cambria" w:hAnsi="Cambria"/>
+                <w:b/>
+                <w:bCs/>
+                <w:color w:val="000000" w:themeColor="text1"/>
+                <w:sz w:val="23"/>
+                <w:szCs w:val="23"/>
+              </w:rPr>
+              <w:t>(jumlah nilai dibagi dengan jumlah semua penilai)</w:t>
             </w:r>
           </w:p>
         </w:tc>
@@ -1460,7 +972,6 @@
                 <w:szCs w:val="24"/>
               </w:rPr>
             </w:pPr>
-            <w:proofErr w:type="spellStart"/>
             <w:r>
               <w:rPr>
                 <w:rFonts w:ascii="Cambria" w:hAnsi="Cambria"/>
@@ -1469,31 +980,8 @@
                 <w:sz w:val="24"/>
                 <w:szCs w:val="24"/>
               </w:rPr>
-              <w:t>Komponen</w:t>
-            </w:r>
-            <w:proofErr w:type="spellEnd"/>
-            <w:r>
-              <w:rPr>
-                <w:rFonts w:ascii="Cambria" w:hAnsi="Cambria"/>
-                <w:b/>
-                <w:color w:val="000000" w:themeColor="text1"/>
-                <w:sz w:val="24"/>
-                <w:szCs w:val="24"/>
-              </w:rPr>
-              <w:t xml:space="preserve"> </w:t>
-            </w:r>
-            <w:proofErr w:type="spellStart"/>
-            <w:r>
-              <w:rPr>
-                <w:rFonts w:ascii="Cambria" w:hAnsi="Cambria"/>
-                <w:b/>
-                <w:color w:val="000000" w:themeColor="text1"/>
-                <w:sz w:val="24"/>
-                <w:szCs w:val="24"/>
-              </w:rPr>
-              <w:t>Penilaian</w:t>
-            </w:r>
-            <w:proofErr w:type="spellEnd"/>
+              <w:t>Komponen Penilaian</w:t>
+            </w:r>
           </w:p>
           <w:p>
             <w:pPr>
@@ -1600,7 +1088,6 @@
                 <w:szCs w:val="24"/>
               </w:rPr>
             </w:pPr>
-            <w:proofErr w:type="spellStart"/>
             <w:r>
               <w:rPr>
                 <w:rFonts w:ascii="Cambria" w:hAnsi="Cambria"/>
@@ -1609,18 +1096,7 @@
                 <w:sz w:val="24"/>
                 <w:szCs w:val="24"/>
               </w:rPr>
-              <w:t>Keterangan</w:t>
-            </w:r>
-            <w:proofErr w:type="spellEnd"/>
-            <w:r>
-              <w:rPr>
-                <w:rFonts w:ascii="Cambria" w:hAnsi="Cambria"/>
-                <w:b/>
-                <w:color w:val="000000" w:themeColor="text1"/>
-                <w:sz w:val="24"/>
-                <w:szCs w:val="24"/>
-              </w:rPr>
-              <w:t xml:space="preserve"> </w:t>
+              <w:t xml:space="preserve">Keterangan </w:t>
             </w:r>
           </w:p>
         </w:tc>
@@ -1680,23 +1156,13 @@
                 <w:color w:val="000000" w:themeColor="text1"/>
               </w:rPr>
             </w:pPr>
-            <w:proofErr w:type="spellStart"/>
-            <w:r>
-              <w:rPr>
-                <w:rFonts w:ascii="Cambria" w:hAnsi="Cambria"/>
-                <w:b/>
-                <w:color w:val="000000" w:themeColor="text1"/>
-              </w:rPr>
-              <w:t>Penilai</w:t>
-            </w:r>
-            <w:proofErr w:type="spellEnd"/>
-            <w:r>
-              <w:rPr>
-                <w:rFonts w:ascii="Cambria" w:hAnsi="Cambria"/>
-                <w:b/>
-                <w:color w:val="000000" w:themeColor="text1"/>
-              </w:rPr>
-              <w:t xml:space="preserve"> 1</w:t>
+            <w:r>
+              <w:rPr>
+                <w:rFonts w:ascii="Cambria" w:hAnsi="Cambria"/>
+                <w:b/>
+                <w:color w:val="000000" w:themeColor="text1"/>
+              </w:rPr>
+              <w:t>Penilai 1</w:t>
             </w:r>
           </w:p>
         </w:tc>
@@ -1867,23 +1333,13 @@
                 <w:color w:val="000000" w:themeColor="text1"/>
               </w:rPr>
             </w:pPr>
-            <w:proofErr w:type="spellStart"/>
-            <w:r>
-              <w:rPr>
-                <w:rFonts w:ascii="Cambria" w:hAnsi="Cambria"/>
-                <w:b/>
-                <w:color w:val="000000" w:themeColor="text1"/>
-              </w:rPr>
-              <w:t>Penilai</w:t>
-            </w:r>
-            <w:proofErr w:type="spellEnd"/>
-            <w:r>
-              <w:rPr>
-                <w:rFonts w:ascii="Cambria" w:hAnsi="Cambria"/>
-                <w:b/>
-                <w:color w:val="000000" w:themeColor="text1"/>
-              </w:rPr>
-              <w:t xml:space="preserve"> 2</w:t>
+            <w:r>
+              <w:rPr>
+                <w:rFonts w:ascii="Cambria" w:hAnsi="Cambria"/>
+                <w:b/>
+                <w:color w:val="000000" w:themeColor="text1"/>
+              </w:rPr>
+              <w:t>Penilai 2</w:t>
             </w:r>
           </w:p>
         </w:tc>
@@ -2218,38 +1674,6 @@
               </w:rPr>
               <w:t>${nilai_akhir_rata_rata}</w:t>
             </w:r>
-            <w:proofErr w:type="spellStart"/>
-            <w:r>
-              <w:rPr>
-                <w:rFonts w:ascii="Cambria" w:hAnsi="Cambria"/>
-                <w:color w:val="000000" w:themeColor="text1"/>
-              </w:rPr>
-              <w:t/>
-            </w:r>
-            <w:proofErr w:type="spellEnd"/>
-            <w:r>
-              <w:rPr>
-                <w:rFonts w:ascii="Cambria" w:hAnsi="Cambria"/>
-                <w:color w:val="000000" w:themeColor="text1"/>
-              </w:rPr>
-              <w:t xml:space="preserve"/>
-            </w:r>
-            <w:proofErr w:type="spellStart"/>
-            <w:r>
-              <w:rPr>
-                <w:rFonts w:ascii="Cambria" w:hAnsi="Cambria"/>
-                <w:color w:val="000000" w:themeColor="text1"/>
-              </w:rPr>
-              <w:t/>
-            </w:r>
-            <w:proofErr w:type="spellEnd"/>
-            <w:r>
-              <w:rPr>
-                <w:rFonts w:ascii="Cambria" w:hAnsi="Cambria"/>
-                <w:color w:val="000000" w:themeColor="text1"/>
-              </w:rPr>
-              <w:t xml:space="preserve"/>
-            </w:r>
           </w:p>
         </w:tc>
         <w:tc>
@@ -2345,25 +1769,7 @@
                 <w:b/>
                 <w:color w:val="000000" w:themeColor="text1"/>
               </w:rPr>
-              <w:t>Nilai Akhir (</w:t>
-            </w:r>
-            <w:proofErr w:type="spellStart"/>
-            <w:r>
-              <w:rPr>
-                <w:rFonts w:ascii="Cambria" w:hAnsi="Cambria"/>
-                <w:b/>
-                <w:color w:val="000000" w:themeColor="text1"/>
-              </w:rPr>
-              <w:t>Indeks</w:t>
-            </w:r>
-            <w:proofErr w:type="spellEnd"/>
-            <w:r>
-              <w:rPr>
-                <w:rFonts w:ascii="Cambria" w:hAnsi="Cambria"/>
-                <w:b/>
-                <w:color w:val="000000" w:themeColor="text1"/>
-              </w:rPr>
-              <w:t>)</w:t>
+              <w:t>Nilai Akhir (Indeks)</w:t>
             </w:r>
           </w:p>
         </w:tc>
@@ -2396,54 +1802,6 @@
               </w:rPr>
               <w:t>${nilai_akhir_indeks}</w:t>
             </w:r>
-            <w:proofErr w:type="spellStart"/>
-            <w:r>
-              <w:rPr>
-                <w:rFonts w:ascii="Cambria" w:hAnsi="Cambria"/>
-                <w:color w:val="000000" w:themeColor="text1"/>
-              </w:rPr>
-              <w:t/>
-            </w:r>
-            <w:proofErr w:type="spellEnd"/>
-            <w:r>
-              <w:rPr>
-                <w:rFonts w:ascii="Cambria" w:hAnsi="Cambria"/>
-                <w:color w:val="000000" w:themeColor="text1"/>
-              </w:rPr>
-              <w:t xml:space="preserve"/>
-            </w:r>
-            <w:proofErr w:type="spellStart"/>
-            <w:r>
-              <w:rPr>
-                <w:rFonts w:ascii="Cambria" w:hAnsi="Cambria"/>
-                <w:color w:val="000000" w:themeColor="text1"/>
-              </w:rPr>
-              <w:t/>
-            </w:r>
-            <w:proofErr w:type="spellEnd"/>
-            <w:r>
-              <w:rPr>
-                <w:rFonts w:ascii="Cambria" w:hAnsi="Cambria"/>
-                <w:color w:val="000000" w:themeColor="text1"/>
-              </w:rPr>
-              <w:t xml:space="preserve"/>
-            </w:r>
-            <w:proofErr w:type="spellStart"/>
-            <w:r>
-              <w:rPr>
-                <w:rFonts w:ascii="Cambria" w:hAnsi="Cambria"/>
-                <w:color w:val="000000" w:themeColor="text1"/>
-              </w:rPr>
-              <w:t/>
-            </w:r>
-            <w:proofErr w:type="spellEnd"/>
-            <w:r>
-              <w:rPr>
-                <w:rFonts w:ascii="Cambria" w:hAnsi="Cambria"/>
-                <w:color w:val="000000" w:themeColor="text1"/>
-              </w:rPr>
-              <w:t/>
-            </w:r>
           </w:p>
         </w:tc>
         <w:tc>
@@ -2465,21 +1823,12 @@
                 <w:color w:val="000000" w:themeColor="text1"/>
               </w:rPr>
             </w:pPr>
-            <w:proofErr w:type="spellStart"/>
-            <w:r>
-              <w:rPr>
-                <w:rFonts w:ascii="Cambria" w:hAnsi="Cambria"/>
-                <w:color w:val="000000" w:themeColor="text1"/>
-              </w:rPr>
-              <w:t>Indeks</w:t>
-            </w:r>
-            <w:proofErr w:type="spellEnd"/>
-            <w:r>
-              <w:rPr>
-                <w:rFonts w:ascii="Cambria" w:hAnsi="Cambria"/>
-                <w:color w:val="000000" w:themeColor="text1"/>
-              </w:rPr>
-              <w:t xml:space="preserve">:   </w:t>
+            <w:r>
+              <w:rPr>
+                <w:rFonts w:ascii="Cambria" w:hAnsi="Cambria"/>
+                <w:color w:val="000000" w:themeColor="text1"/>
+              </w:rPr>
+              <w:t xml:space="preserve">Indeks:   </w:t>
             </w:r>
             <w:r>
               <w:rPr>
@@ -2709,7 +2058,6 @@
           <w:szCs w:val="24"/>
         </w:rPr>
       </w:pPr>
-      <w:proofErr w:type="spellStart"/>
       <w:r>
         <w:rPr>
           <w:rFonts w:ascii="Cambria" w:hAnsi="Cambria"/>
@@ -2718,40 +2066,7 @@
           <w:color w:val="000000" w:themeColor="text1"/>
           <w:szCs w:val="24"/>
         </w:rPr>
-        <w:t>Tanggal</w:t>
-      </w:r>
-      <w:proofErr w:type="spellEnd"/>
-      <w:r>
-        <w:rPr>
-          <w:rFonts w:ascii="Cambria" w:hAnsi="Cambria"/>
-          <w:b/>
-          <w:bCs/>
-          <w:color w:val="000000" w:themeColor="text1"/>
-          <w:szCs w:val="24"/>
-        </w:rPr>
-        <w:t xml:space="preserve"> </w:t>
-      </w:r>
-      <w:proofErr w:type="spellStart"/>
-      <w:r>
-        <w:rPr>
-          <w:rFonts w:ascii="Cambria" w:hAnsi="Cambria"/>
-          <w:b/>
-          <w:bCs/>
-          <w:color w:val="000000" w:themeColor="text1"/>
-          <w:szCs w:val="24"/>
-        </w:rPr>
-        <w:t>penilaian</w:t>
-      </w:r>
-      <w:proofErr w:type="spellEnd"/>
-      <w:r>
-        <w:rPr>
-          <w:rFonts w:ascii="Cambria" w:hAnsi="Cambria"/>
-          <w:b/>
-          <w:bCs/>
-          <w:color w:val="000000" w:themeColor="text1"/>
-          <w:szCs w:val="24"/>
-        </w:rPr>
-        <w:t xml:space="preserve">: </w:t>
+        <w:t xml:space="preserve">Tanggal penilaian: </w:t>
       </w:r>
       <w:r>
         <w:rPr>
@@ -2773,34 +2088,6 @@
         </w:rPr>
         <w:t/>
       </w:r>
-      <w:proofErr w:type="spellStart"/>
-      <w:r>
-        <w:rPr>
-          <w:rFonts w:ascii="Cambria" w:hAnsi="Cambria"/>
-          <w:color w:val="000000" w:themeColor="text1"/>
-          <w:szCs w:val="24"/>
-        </w:rPr>
-        <w:t/>
-      </w:r>
-      <w:proofErr w:type="spellEnd"/>
-      <w:r>
-        <w:rPr>
-          <w:rFonts w:ascii="Cambria" w:hAnsi="Cambria"/>
-          <w:color w:val="000000" w:themeColor="text1"/>
-          <w:szCs w:val="24"/>
-        </w:rPr>
-        <w:t xml:space="preserve"/>
-      </w:r>
-      <w:proofErr w:type="spellStart"/>
-      <w:r>
-        <w:rPr>
-          <w:rFonts w:ascii="Cambria" w:hAnsi="Cambria"/>
-          <w:color w:val="000000" w:themeColor="text1"/>
-          <w:szCs w:val="24"/>
-        </w:rPr>
-        <w:t/>
-      </w:r>
-      <w:proofErr w:type="spellEnd"/>
       <w:r>
         <w:rPr>
           <w:rFonts w:ascii="Cambria" w:hAnsi="Cambria"/>
@@ -2912,7 +2199,31 @@
           <w:szCs w:val="24"/>
           <w:lang w:val="fi-FI"/>
         </w:rPr>
-        <w:t>${nama_ketua_pembimbing}</w:t>
+        <w:t>${nama_ketua_sidang}</w:t>
+      </w:r>
+      <w:r>
+        <w:rPr>
+          <w:rFonts w:ascii="Cambria" w:hAnsi="Cambria"/>
+          <w:b/>
+          <w:bCs/>
+          <w:color w:val="000000" w:themeColor="text1"/>
+          <w:sz w:val="20"/>
+          <w:szCs w:val="24"/>
+          <w:lang w:val="fi-FI"/>
+        </w:rPr>
+        <w:t xml:space="preserve"/>
+      </w:r>
+      <w:r>
+        <w:rPr>
+          <w:rFonts w:ascii="Cambria" w:hAnsi="Cambria"/>
+          <w:b/>
+          <w:bCs/>
+          <w:color w:val="000000" w:themeColor="text1"/>
+          <w:sz w:val="20"/>
+          <w:szCs w:val="24"/>
+          <w:lang w:val="fi-FI"/>
+        </w:rPr>
+        <w:t/>
       </w:r>
       <w:r>
         <w:rPr>
@@ -2957,7 +2268,7 @@
           <w:color w:val="000000" w:themeColor="text1"/>
           <w:szCs w:val="24"/>
         </w:rPr>
-        <w:t>${nip_ketua_pembimbing}</w:t>
+        <w:t>${nip_ketua_sidang}</w:t>
       </w:r>
       <w:r>
         <w:rPr>
@@ -2967,34 +2278,18 @@
         </w:rPr>
         <w:t xml:space="preserve"/>
       </w:r>
-      <w:proofErr w:type="spellStart"/>
       <w:r>
         <w:rPr>
           <w:rFonts w:ascii="Cambria" w:hAnsi="Cambria"/>
+          <w:b/>
+          <w:bCs/>
           <w:color w:val="000000" w:themeColor="text1"/>
+          <w:sz w:val="20"/>
           <w:szCs w:val="24"/>
+          <w:lang w:val="fi-FI"/>
         </w:rPr>
         <w:t/>
       </w:r>
-      <w:proofErr w:type="spellEnd"/>
-      <w:r>
-        <w:rPr>
-          <w:rFonts w:ascii="Cambria" w:hAnsi="Cambria"/>
-          <w:color w:val="000000" w:themeColor="text1"/>
-          <w:szCs w:val="24"/>
-        </w:rPr>
-        <w:t xml:space="preserve"/>
-      </w:r>
-      <w:proofErr w:type="spellStart"/>
-      <w:r>
-        <w:rPr>
-          <w:rFonts w:ascii="Cambria" w:hAnsi="Cambria"/>
-          <w:color w:val="000000" w:themeColor="text1"/>
-          <w:szCs w:val="24"/>
-        </w:rPr>
-        <w:t/>
-      </w:r>
-      <w:proofErr w:type="spellEnd"/>
       <w:r>
         <w:rPr>
           <w:rFonts w:ascii="Cambria" w:hAnsi="Cambria"/>

--- a/template/pROPOSAL/BA proposal TEMPLATE.docx
+++ b/template/pROPOSAL/BA proposal TEMPLATE.docx
@@ -110,16 +110,29 @@
                 <w:szCs w:val="23"/>
               </w:rPr>
             </w:pPr>
-            <w:r>
-              <w:rPr>
-                <w:rFonts w:ascii="Cambria" w:hAnsi="Cambria"/>
-                <w:b/>
-                <w:bCs/>
-                <w:color w:val="000000" w:themeColor="text1"/>
-                <w:sz w:val="23"/>
-                <w:szCs w:val="23"/>
-              </w:rPr>
-              <w:t xml:space="preserve">Judul Proposal </w:t>
+            <w:proofErr w:type="spellStart"/>
+            <w:r>
+              <w:rPr>
+                <w:rFonts w:ascii="Cambria" w:hAnsi="Cambria"/>
+                <w:b/>
+                <w:bCs/>
+                <w:color w:val="000000" w:themeColor="text1"/>
+                <w:sz w:val="23"/>
+                <w:szCs w:val="23"/>
+              </w:rPr>
+              <w:t>Judul</w:t>
+            </w:r>
+            <w:proofErr w:type="spellEnd"/>
+            <w:r>
+              <w:rPr>
+                <w:rFonts w:ascii="Cambria" w:hAnsi="Cambria"/>
+                <w:b/>
+                <w:bCs/>
+                <w:color w:val="000000" w:themeColor="text1"/>
+                <w:sz w:val="23"/>
+                <w:szCs w:val="23"/>
+              </w:rPr>
+              <w:t xml:space="preserve"> Proposal </w:t>
             </w:r>
             <w:r>
               <w:rPr>
@@ -206,6 +219,15 @@
               </w:rPr>
               <w:t/>
             </w:r>
+            <w:proofErr w:type="spellStart"/>
+            <w:r>
+              <w:rPr>
+                <w:rFonts w:ascii="Segoe UI" w:hAnsi="Segoe UI" w:cs="Segoe UI"/>
+                <w:color w:val="000000" w:themeColor="text1"/>
+              </w:rPr>
+              <w:t/>
+            </w:r>
+            <w:proofErr w:type="spellEnd"/>
             <w:r>
               <w:rPr>
                 <w:rFonts w:ascii="Segoe UI" w:hAnsi="Segoe UI" w:cs="Segoe UI"/>
@@ -251,7 +273,31 @@
                 <w:sz w:val="23"/>
                 <w:szCs w:val="23"/>
               </w:rPr>
-              <w:t xml:space="preserve">Nama Mahasiswa       </w:t>
+              <w:t xml:space="preserve">Nama </w:t>
+            </w:r>
+            <w:proofErr w:type="spellStart"/>
+            <w:r>
+              <w:rPr>
+                <w:rFonts w:ascii="Cambria" w:hAnsi="Cambria"/>
+                <w:b/>
+                <w:bCs/>
+                <w:color w:val="000000" w:themeColor="text1"/>
+                <w:sz w:val="23"/>
+                <w:szCs w:val="23"/>
+              </w:rPr>
+              <w:t>Mahasiswa</w:t>
+            </w:r>
+            <w:proofErr w:type="spellEnd"/>
+            <w:r>
+              <w:rPr>
+                <w:rFonts w:ascii="Cambria" w:hAnsi="Cambria"/>
+                <w:b/>
+                <w:bCs/>
+                <w:color w:val="000000" w:themeColor="text1"/>
+                <w:sz w:val="23"/>
+                <w:szCs w:val="23"/>
+              </w:rPr>
+              <w:t xml:space="preserve">       </w:t>
             </w:r>
           </w:p>
         </w:tc>
@@ -322,6 +368,22 @@
               </w:rPr>
               <w:t/>
             </w:r>
+            <w:r>
+              <w:rPr>
+                <w:rFonts w:ascii="Segoe UI" w:hAnsi="Segoe UI" w:cs="Segoe UI"/>
+                <w:color w:val="000000" w:themeColor="text1"/>
+              </w:rPr>
+              <w:t xml:space="preserve"/>
+            </w:r>
+            <w:proofErr w:type="spellStart"/>
+            <w:r>
+              <w:rPr>
+                <w:rFonts w:ascii="Segoe UI" w:hAnsi="Segoe UI" w:cs="Segoe UI"/>
+                <w:color w:val="000000" w:themeColor="text1"/>
+              </w:rPr>
+              <w:t/>
+            </w:r>
+            <w:proofErr w:type="spellEnd"/>
             <w:r>
               <w:rPr>
                 <w:rFonts w:ascii="Segoe UI" w:hAnsi="Segoe UI" w:cs="Segoe UI"/>
@@ -424,7 +486,31 @@
                 <w:sz w:val="23"/>
                 <w:szCs w:val="23"/>
               </w:rPr>
-              <w:t xml:space="preserve">Nama Pembimbing         </w:t>
+              <w:t xml:space="preserve">Nama </w:t>
+            </w:r>
+            <w:proofErr w:type="spellStart"/>
+            <w:r>
+              <w:rPr>
+                <w:rFonts w:ascii="Cambria" w:hAnsi="Cambria"/>
+                <w:b/>
+                <w:bCs/>
+                <w:color w:val="000000" w:themeColor="text1"/>
+                <w:sz w:val="23"/>
+                <w:szCs w:val="23"/>
+              </w:rPr>
+              <w:t>Pembimbing</w:t>
+            </w:r>
+            <w:proofErr w:type="spellEnd"/>
+            <w:r>
+              <w:rPr>
+                <w:rFonts w:ascii="Cambria" w:hAnsi="Cambria"/>
+                <w:b/>
+                <w:bCs/>
+                <w:color w:val="000000" w:themeColor="text1"/>
+                <w:sz w:val="23"/>
+                <w:szCs w:val="23"/>
+              </w:rPr>
+              <w:t xml:space="preserve">         </w:t>
             </w:r>
           </w:p>
         </w:tc>
@@ -485,6 +571,38 @@
               </w:rPr>
               <w:t>${nama_ketua_pembimbing}</w:t>
             </w:r>
+            <w:r>
+              <w:rPr>
+                <w:rFonts w:ascii="Segoe UI" w:hAnsi="Segoe UI" w:cs="Segoe UI"/>
+                <w:color w:val="000000" w:themeColor="text1"/>
+              </w:rPr>
+              <w:t xml:space="preserve"/>
+            </w:r>
+            <w:proofErr w:type="spellStart"/>
+            <w:r>
+              <w:rPr>
+                <w:rFonts w:ascii="Segoe UI" w:hAnsi="Segoe UI" w:cs="Segoe UI"/>
+                <w:color w:val="000000" w:themeColor="text1"/>
+              </w:rPr>
+              <w:t/>
+            </w:r>
+            <w:proofErr w:type="spellEnd"/>
+            <w:r>
+              <w:rPr>
+                <w:rFonts w:ascii="Segoe UI" w:hAnsi="Segoe UI" w:cs="Segoe UI"/>
+                <w:color w:val="000000" w:themeColor="text1"/>
+              </w:rPr>
+              <w:t xml:space="preserve"/>
+            </w:r>
+            <w:proofErr w:type="spellStart"/>
+            <w:r>
+              <w:rPr>
+                <w:rFonts w:ascii="Segoe UI" w:hAnsi="Segoe UI" w:cs="Segoe UI"/>
+                <w:color w:val="000000" w:themeColor="text1"/>
+              </w:rPr>
+              <w:t/>
+            </w:r>
+            <w:proofErr w:type="spellEnd"/>
             <w:r>
               <w:rPr>
                 <w:rFonts w:ascii="Segoe UI" w:hAnsi="Segoe UI" w:cs="Segoe UI"/>
@@ -530,7 +648,55 @@
                 <w:sz w:val="23"/>
                 <w:szCs w:val="23"/>
               </w:rPr>
-              <w:t>Nama Anggota Pembimbing I</w:t>
+              <w:t xml:space="preserve">Nama </w:t>
+            </w:r>
+            <w:proofErr w:type="spellStart"/>
+            <w:r>
+              <w:rPr>
+                <w:rFonts w:ascii="Cambria" w:hAnsi="Cambria"/>
+                <w:b/>
+                <w:bCs/>
+                <w:color w:val="000000" w:themeColor="text1"/>
+                <w:sz w:val="23"/>
+                <w:szCs w:val="23"/>
+              </w:rPr>
+              <w:t>Anggota</w:t>
+            </w:r>
+            <w:proofErr w:type="spellEnd"/>
+            <w:r>
+              <w:rPr>
+                <w:rFonts w:ascii="Cambria" w:hAnsi="Cambria"/>
+                <w:b/>
+                <w:bCs/>
+                <w:color w:val="000000" w:themeColor="text1"/>
+                <w:sz w:val="23"/>
+                <w:szCs w:val="23"/>
+              </w:rPr>
+              <w:t xml:space="preserve"> </w:t>
+            </w:r>
+            <w:proofErr w:type="spellStart"/>
+            <w:r>
+              <w:rPr>
+                <w:rFonts w:ascii="Cambria" w:hAnsi="Cambria"/>
+                <w:b/>
+                <w:bCs/>
+                <w:color w:val="000000" w:themeColor="text1"/>
+                <w:sz w:val="23"/>
+                <w:szCs w:val="23"/>
+              </w:rPr>
+              <w:t>Pembimbing</w:t>
+            </w:r>
+            <w:proofErr w:type="spellEnd"/>
+            <w:r>
+              <w:rPr>
+                <w:rFonts w:ascii="Cambria" w:hAnsi="Cambria"/>
+                <w:b/>
+                <w:bCs/>
+                <w:color w:val="000000" w:themeColor="text1"/>
+                <w:sz w:val="23"/>
+                <w:szCs w:val="23"/>
+              </w:rPr>
+              <w:t xml:space="preserve"> I</w:t>
             </w:r>
           </w:p>
           <w:p>
@@ -609,7 +775,23 @@
                 <w:rFonts w:ascii="Segoe UI" w:hAnsi="Segoe UI" w:cs="Segoe UI"/>
                 <w:color w:val="000000" w:themeColor="text1"/>
               </w:rPr>
+              <w:t xml:space="preserve"/>
+            </w:r>
+            <w:proofErr w:type="spellStart"/>
+            <w:r>
+              <w:rPr>
+                <w:rFonts w:ascii="Segoe UI" w:hAnsi="Segoe UI" w:cs="Segoe UI"/>
+                <w:color w:val="000000" w:themeColor="text1"/>
+              </w:rPr>
               <w:t/>
+            </w:r>
+            <w:proofErr w:type="spellEnd"/>
+            <w:r>
+              <w:rPr>
+                <w:rFonts w:ascii="Segoe UI" w:hAnsi="Segoe UI" w:cs="Segoe UI"/>
+                <w:color w:val="000000" w:themeColor="text1"/>
+              </w:rPr>
+              <w:t xml:space="preserve"/>
             </w:r>
           </w:p>
         </w:tc>
@@ -649,7 +831,55 @@
                 <w:sz w:val="23"/>
                 <w:szCs w:val="23"/>
               </w:rPr>
-              <w:t>Nama Anggota Pembimbing II</w:t>
+              <w:t xml:space="preserve">Nama </w:t>
+            </w:r>
+            <w:proofErr w:type="spellStart"/>
+            <w:r>
+              <w:rPr>
+                <w:rFonts w:ascii="Cambria" w:hAnsi="Cambria"/>
+                <w:b/>
+                <w:bCs/>
+                <w:color w:val="000000" w:themeColor="text1"/>
+                <w:sz w:val="23"/>
+                <w:szCs w:val="23"/>
+              </w:rPr>
+              <w:t>Anggota</w:t>
+            </w:r>
+            <w:proofErr w:type="spellEnd"/>
+            <w:r>
+              <w:rPr>
+                <w:rFonts w:ascii="Cambria" w:hAnsi="Cambria"/>
+                <w:b/>
+                <w:bCs/>
+                <w:color w:val="000000" w:themeColor="text1"/>
+                <w:sz w:val="23"/>
+                <w:szCs w:val="23"/>
+              </w:rPr>
+              <w:t xml:space="preserve"> </w:t>
+            </w:r>
+            <w:proofErr w:type="spellStart"/>
+            <w:r>
+              <w:rPr>
+                <w:rFonts w:ascii="Cambria" w:hAnsi="Cambria"/>
+                <w:b/>
+                <w:bCs/>
+                <w:color w:val="000000" w:themeColor="text1"/>
+                <w:sz w:val="23"/>
+                <w:szCs w:val="23"/>
+              </w:rPr>
+              <w:t>Pembimbing</w:t>
+            </w:r>
+            <w:proofErr w:type="spellEnd"/>
+            <w:r>
+              <w:rPr>
+                <w:rFonts w:ascii="Cambria" w:hAnsi="Cambria"/>
+                <w:b/>
+                <w:bCs/>
+                <w:color w:val="000000" w:themeColor="text1"/>
+                <w:sz w:val="23"/>
+                <w:szCs w:val="23"/>
+              </w:rPr>
+              <w:t xml:space="preserve"> II</w:t>
             </w:r>
           </w:p>
         </w:tc>
@@ -719,7 +949,31 @@
                 <w:sz w:val="23"/>
                 <w:szCs w:val="23"/>
               </w:rPr>
+              <w:t xml:space="preserve"/>
+            </w:r>
+            <w:proofErr w:type="spellStart"/>
+            <w:r>
+              <w:rPr>
+                <w:rFonts w:ascii="Cambria" w:hAnsi="Cambria"/>
+                <w:b/>
+                <w:bCs/>
+                <w:color w:val="000000" w:themeColor="text1"/>
+                <w:sz w:val="23"/>
+                <w:szCs w:val="23"/>
+              </w:rPr>
               <w:t/>
+            </w:r>
+            <w:proofErr w:type="spellEnd"/>
+            <w:r>
+              <w:rPr>
+                <w:rFonts w:ascii="Cambria" w:hAnsi="Cambria"/>
+                <w:b/>
+                <w:bCs/>
+                <w:color w:val="000000" w:themeColor="text1"/>
+                <w:sz w:val="23"/>
+                <w:szCs w:val="23"/>
+              </w:rPr>
+              <w:t xml:space="preserve"/>
             </w:r>
           </w:p>
         </w:tc>
@@ -839,27 +1093,261 @@
               </w:rPr>
               <w:t>${nilai_rata2_dari_form_penilaian}</w:t>
             </w:r>
-            <w:r>
-              <w:rPr>
-                <w:rFonts w:ascii="Cambria" w:hAnsi="Cambria"/>
-                <w:b/>
-                <w:bCs/>
-                <w:color w:val="000000" w:themeColor="text1"/>
-                <w:sz w:val="23"/>
-                <w:szCs w:val="23"/>
-              </w:rPr>
-              <w:t xml:space="preserve">           </w:t>
-            </w:r>
-            <w:r>
-              <w:rPr>
-                <w:rFonts w:ascii="Cambria" w:hAnsi="Cambria"/>
-                <w:b/>
-                <w:bCs/>
-                <w:color w:val="000000" w:themeColor="text1"/>
-                <w:sz w:val="23"/>
-                <w:szCs w:val="23"/>
-              </w:rPr>
-              <w:t>(jumlah nilai dibagi dengan jumlah semua penilai)</w:t>
+            <w:proofErr w:type="spellStart"/>
+            <w:r>
+              <w:rPr>
+                <w:rFonts w:ascii="Cambria" w:hAnsi="Cambria"/>
+                <w:color w:val="000000" w:themeColor="text1"/>
+              </w:rPr>
+              <w:t/>
+            </w:r>
+            <w:proofErr w:type="spellEnd"/>
+            <w:r>
+              <w:rPr>
+                <w:rFonts w:ascii="Cambria" w:hAnsi="Cambria"/>
+                <w:color w:val="000000" w:themeColor="text1"/>
+              </w:rPr>
+              <w:t xml:space="preserve"/>
+            </w:r>
+            <w:proofErr w:type="spellStart"/>
+            <w:r>
+              <w:rPr>
+                <w:rFonts w:ascii="Cambria" w:hAnsi="Cambria"/>
+                <w:color w:val="000000" w:themeColor="text1"/>
+              </w:rPr>
+              <w:t/>
+            </w:r>
+            <w:proofErr w:type="spellEnd"/>
+            <w:r>
+              <w:rPr>
+                <w:rFonts w:ascii="Cambria" w:hAnsi="Cambria"/>
+                <w:color w:val="000000" w:themeColor="text1"/>
+              </w:rPr>
+              <w:t xml:space="preserve"/>
+            </w:r>
+            <w:proofErr w:type="gramStart"/>
+            <w:r>
+              <w:rPr>
+                <w:rFonts w:ascii="Cambria" w:hAnsi="Cambria"/>
+                <w:color w:val="000000" w:themeColor="text1"/>
+              </w:rPr>
+              <w:t/>
+            </w:r>
+            <w:proofErr w:type="gramEnd"/>
+            <w:r>
+              <w:rPr>
+                <w:rFonts w:ascii="Cambria" w:hAnsi="Cambria"/>
+                <w:color w:val="000000" w:themeColor="text1"/>
+              </w:rPr>
+              <w:t xml:space="preserve"/>
+            </w:r>
+            <w:proofErr w:type="spellStart"/>
+            <w:proofErr w:type="gramStart"/>
+            <w:r>
+              <w:rPr>
+                <w:rFonts w:ascii="Cambria" w:hAnsi="Cambria"/>
+                <w:color w:val="000000" w:themeColor="text1"/>
+              </w:rPr>
+              <w:t/>
+            </w:r>
+            <w:proofErr w:type="spellEnd"/>
+            <w:r>
+              <w:rPr>
+                <w:rFonts w:ascii="Cambria" w:hAnsi="Cambria"/>
+                <w:color w:val="000000" w:themeColor="text1"/>
+              </w:rPr>
+              <w:t/>
+            </w:r>
+            <w:r>
+              <w:rPr>
+                <w:rFonts w:ascii="Cambria" w:hAnsi="Cambria"/>
+                <w:b/>
+                <w:bCs/>
+                <w:color w:val="000000" w:themeColor="text1"/>
+                <w:sz w:val="23"/>
+                <w:szCs w:val="23"/>
+              </w:rPr>
+              <w:t xml:space="preserve">   </w:t>
+            </w:r>
+            <w:proofErr w:type="gramEnd"/>
+            <w:r>
+              <w:rPr>
+                <w:rFonts w:ascii="Cambria" w:hAnsi="Cambria"/>
+                <w:b/>
+                <w:bCs/>
+                <w:color w:val="000000" w:themeColor="text1"/>
+                <w:sz w:val="23"/>
+                <w:szCs w:val="23"/>
+              </w:rPr>
+              <w:t xml:space="preserve">     </w:t>
+            </w:r>
+            <w:proofErr w:type="gramStart"/>
+            <w:r>
+              <w:rPr>
+                <w:rFonts w:ascii="Cambria" w:hAnsi="Cambria"/>
+                <w:b/>
+                <w:bCs/>
+                <w:color w:val="000000" w:themeColor="text1"/>
+                <w:sz w:val="23"/>
+                <w:szCs w:val="23"/>
+              </w:rPr>
+              <w:t xml:space="preserve">   </w:t>
+            </w:r>
+            <w:r>
+              <w:rPr>
+                <w:rFonts w:ascii="Cambria" w:hAnsi="Cambria"/>
+                <w:b/>
+                <w:bCs/>
+                <w:color w:val="000000" w:themeColor="text1"/>
+                <w:sz w:val="23"/>
+                <w:szCs w:val="23"/>
+              </w:rPr>
+              <w:t>(</w:t>
+            </w:r>
+            <w:proofErr w:type="spellStart"/>
+            <w:proofErr w:type="gramEnd"/>
+            <w:r>
+              <w:rPr>
+                <w:rFonts w:ascii="Cambria" w:hAnsi="Cambria"/>
+                <w:b/>
+                <w:bCs/>
+                <w:color w:val="000000" w:themeColor="text1"/>
+                <w:sz w:val="23"/>
+                <w:szCs w:val="23"/>
+              </w:rPr>
+              <w:t>jumlah</w:t>
+            </w:r>
+            <w:proofErr w:type="spellEnd"/>
+            <w:r>
+              <w:rPr>
+                <w:rFonts w:ascii="Cambria" w:hAnsi="Cambria"/>
+                <w:b/>
+                <w:bCs/>
+                <w:color w:val="000000" w:themeColor="text1"/>
+                <w:sz w:val="23"/>
+                <w:szCs w:val="23"/>
+              </w:rPr>
+              <w:t xml:space="preserve"> </w:t>
+            </w:r>
+            <w:proofErr w:type="spellStart"/>
+            <w:r>
+              <w:rPr>
+                <w:rFonts w:ascii="Cambria" w:hAnsi="Cambria"/>
+                <w:b/>
+                <w:bCs/>
+                <w:color w:val="000000" w:themeColor="text1"/>
+                <w:sz w:val="23"/>
+                <w:szCs w:val="23"/>
+              </w:rPr>
+              <w:t>nilai</w:t>
+            </w:r>
+            <w:proofErr w:type="spellEnd"/>
+            <w:r>
+              <w:rPr>
+                <w:rFonts w:ascii="Cambria" w:hAnsi="Cambria"/>
+                <w:b/>
+                <w:bCs/>
+                <w:color w:val="000000" w:themeColor="text1"/>
+                <w:sz w:val="23"/>
+                <w:szCs w:val="23"/>
+              </w:rPr>
+              <w:t xml:space="preserve"> </w:t>
+            </w:r>
+            <w:proofErr w:type="spellStart"/>
+            <w:r>
+              <w:rPr>
+                <w:rFonts w:ascii="Cambria" w:hAnsi="Cambria"/>
+                <w:b/>
+                <w:bCs/>
+                <w:color w:val="000000" w:themeColor="text1"/>
+                <w:sz w:val="23"/>
+                <w:szCs w:val="23"/>
+              </w:rPr>
+              <w:t>dibagi</w:t>
+            </w:r>
+            <w:proofErr w:type="spellEnd"/>
+            <w:r>
+              <w:rPr>
+                <w:rFonts w:ascii="Cambria" w:hAnsi="Cambria"/>
+                <w:b/>
+                <w:bCs/>
+                <w:color w:val="000000" w:themeColor="text1"/>
+                <w:sz w:val="23"/>
+                <w:szCs w:val="23"/>
+              </w:rPr>
+              <w:t xml:space="preserve"> </w:t>
+            </w:r>
+            <w:proofErr w:type="spellStart"/>
+            <w:r>
+              <w:rPr>
+                <w:rFonts w:ascii="Cambria" w:hAnsi="Cambria"/>
+                <w:b/>
+                <w:bCs/>
+                <w:color w:val="000000" w:themeColor="text1"/>
+                <w:sz w:val="23"/>
+                <w:szCs w:val="23"/>
+              </w:rPr>
+              <w:t>dengan</w:t>
+            </w:r>
+            <w:proofErr w:type="spellEnd"/>
+            <w:r>
+              <w:rPr>
+                <w:rFonts w:ascii="Cambria" w:hAnsi="Cambria"/>
+                <w:b/>
+                <w:bCs/>
+                <w:color w:val="000000" w:themeColor="text1"/>
+                <w:sz w:val="23"/>
+                <w:szCs w:val="23"/>
+              </w:rPr>
+              <w:t xml:space="preserve"> </w:t>
+            </w:r>
+            <w:proofErr w:type="spellStart"/>
+            <w:r>
+              <w:rPr>
+                <w:rFonts w:ascii="Cambria" w:hAnsi="Cambria"/>
+                <w:b/>
+                <w:bCs/>
+                <w:color w:val="000000" w:themeColor="text1"/>
+                <w:sz w:val="23"/>
+                <w:szCs w:val="23"/>
+              </w:rPr>
+              <w:t>jumlah</w:t>
+            </w:r>
+            <w:proofErr w:type="spellEnd"/>
+            <w:r>
+              <w:rPr>
+                <w:rFonts w:ascii="Cambria" w:hAnsi="Cambria"/>
+                <w:b/>
+                <w:bCs/>
+                <w:color w:val="000000" w:themeColor="text1"/>
+                <w:sz w:val="23"/>
+                <w:szCs w:val="23"/>
+              </w:rPr>
+              <w:t xml:space="preserve"> semua </w:t>
+            </w:r>
+            <w:proofErr w:type="spellStart"/>
+            <w:r>
+              <w:rPr>
+                <w:rFonts w:ascii="Cambria" w:hAnsi="Cambria"/>
+                <w:b/>
+                <w:bCs/>
+                <w:color w:val="000000" w:themeColor="text1"/>
+                <w:sz w:val="23"/>
+                <w:szCs w:val="23"/>
+              </w:rPr>
+              <w:t>penilai</w:t>
+            </w:r>
+            <w:proofErr w:type="spellEnd"/>
+            <w:r>
+              <w:rPr>
+                <w:rFonts w:ascii="Cambria" w:hAnsi="Cambria"/>
+                <w:b/>
+                <w:bCs/>
+                <w:color w:val="000000" w:themeColor="text1"/>
+                <w:sz w:val="23"/>
+                <w:szCs w:val="23"/>
+              </w:rPr>
+              <w:t>)</w:t>
             </w:r>
           </w:p>
         </w:tc>
@@ -972,6 +1460,7 @@
                 <w:szCs w:val="24"/>
               </w:rPr>
             </w:pPr>
+            <w:proofErr w:type="spellStart"/>
             <w:r>
               <w:rPr>
                 <w:rFonts w:ascii="Cambria" w:hAnsi="Cambria"/>
@@ -980,8 +1469,31 @@
                 <w:sz w:val="24"/>
                 <w:szCs w:val="24"/>
               </w:rPr>
-              <w:t>Komponen Penilaian</w:t>
-            </w:r>
+              <w:t>Komponen</w:t>
+            </w:r>
+            <w:proofErr w:type="spellEnd"/>
+            <w:r>
+              <w:rPr>
+                <w:rFonts w:ascii="Cambria" w:hAnsi="Cambria"/>
+                <w:b/>
+                <w:color w:val="000000" w:themeColor="text1"/>
+                <w:sz w:val="24"/>
+                <w:szCs w:val="24"/>
+              </w:rPr>
+              <w:t xml:space="preserve"> </w:t>
+            </w:r>
+            <w:proofErr w:type="spellStart"/>
+            <w:r>
+              <w:rPr>
+                <w:rFonts w:ascii="Cambria" w:hAnsi="Cambria"/>
+                <w:b/>
+                <w:color w:val="000000" w:themeColor="text1"/>
+                <w:sz w:val="24"/>
+                <w:szCs w:val="24"/>
+              </w:rPr>
+              <w:t>Penilaian</w:t>
+            </w:r>
+            <w:proofErr w:type="spellEnd"/>
           </w:p>
           <w:p>
             <w:pPr>
@@ -1088,6 +1600,7 @@
                 <w:szCs w:val="24"/>
               </w:rPr>
             </w:pPr>
+            <w:proofErr w:type="spellStart"/>
             <w:r>
               <w:rPr>
                 <w:rFonts w:ascii="Cambria" w:hAnsi="Cambria"/>
@@ -1096,7 +1609,18 @@
                 <w:sz w:val="24"/>
                 <w:szCs w:val="24"/>
               </w:rPr>
-              <w:t xml:space="preserve">Keterangan </w:t>
+              <w:t>Keterangan</w:t>
+            </w:r>
+            <w:proofErr w:type="spellEnd"/>
+            <w:r>
+              <w:rPr>
+                <w:rFonts w:ascii="Cambria" w:hAnsi="Cambria"/>
+                <w:b/>
+                <w:color w:val="000000" w:themeColor="text1"/>
+                <w:sz w:val="24"/>
+                <w:szCs w:val="24"/>
+              </w:rPr>
+              <w:t xml:space="preserve"> </w:t>
             </w:r>
           </w:p>
         </w:tc>
@@ -1156,13 +1680,23 @@
                 <w:color w:val="000000" w:themeColor="text1"/>
               </w:rPr>
             </w:pPr>
-            <w:r>
-              <w:rPr>
-                <w:rFonts w:ascii="Cambria" w:hAnsi="Cambria"/>
-                <w:b/>
-                <w:color w:val="000000" w:themeColor="text1"/>
-              </w:rPr>
-              <w:t>Penilai 1</w:t>
+            <w:proofErr w:type="spellStart"/>
+            <w:r>
+              <w:rPr>
+                <w:rFonts w:ascii="Cambria" w:hAnsi="Cambria"/>
+                <w:b/>
+                <w:color w:val="000000" w:themeColor="text1"/>
+              </w:rPr>
+              <w:t>Penilai</w:t>
+            </w:r>
+            <w:proofErr w:type="spellEnd"/>
+            <w:r>
+              <w:rPr>
+                <w:rFonts w:ascii="Cambria" w:hAnsi="Cambria"/>
+                <w:b/>
+                <w:color w:val="000000" w:themeColor="text1"/>
+              </w:rPr>
+              <w:t xml:space="preserve"> 1</w:t>
             </w:r>
           </w:p>
         </w:tc>
@@ -1333,13 +1867,23 @@
                 <w:color w:val="000000" w:themeColor="text1"/>
               </w:rPr>
             </w:pPr>
-            <w:r>
-              <w:rPr>
-                <w:rFonts w:ascii="Cambria" w:hAnsi="Cambria"/>
-                <w:b/>
-                <w:color w:val="000000" w:themeColor="text1"/>
-              </w:rPr>
-              <w:t>Penilai 2</w:t>
+            <w:proofErr w:type="spellStart"/>
+            <w:r>
+              <w:rPr>
+                <w:rFonts w:ascii="Cambria" w:hAnsi="Cambria"/>
+                <w:b/>
+                <w:color w:val="000000" w:themeColor="text1"/>
+              </w:rPr>
+              <w:t>Penilai</w:t>
+            </w:r>
+            <w:proofErr w:type="spellEnd"/>
+            <w:r>
+              <w:rPr>
+                <w:rFonts w:ascii="Cambria" w:hAnsi="Cambria"/>
+                <w:b/>
+                <w:color w:val="000000" w:themeColor="text1"/>
+              </w:rPr>
+              <w:t xml:space="preserve"> 2</w:t>
             </w:r>
           </w:p>
         </w:tc>
@@ -1674,6 +2218,38 @@
               </w:rPr>
               <w:t>${nilai_akhir_rata_rata}</w:t>
             </w:r>
+            <w:proofErr w:type="spellStart"/>
+            <w:r>
+              <w:rPr>
+                <w:rFonts w:ascii="Cambria" w:hAnsi="Cambria"/>
+                <w:color w:val="000000" w:themeColor="text1"/>
+              </w:rPr>
+              <w:t/>
+            </w:r>
+            <w:proofErr w:type="spellEnd"/>
+            <w:r>
+              <w:rPr>
+                <w:rFonts w:ascii="Cambria" w:hAnsi="Cambria"/>
+                <w:color w:val="000000" w:themeColor="text1"/>
+              </w:rPr>
+              <w:t xml:space="preserve"/>
+            </w:r>
+            <w:proofErr w:type="spellStart"/>
+            <w:r>
+              <w:rPr>
+                <w:rFonts w:ascii="Cambria" w:hAnsi="Cambria"/>
+                <w:color w:val="000000" w:themeColor="text1"/>
+              </w:rPr>
+              <w:t/>
+            </w:r>
+            <w:proofErr w:type="spellEnd"/>
+            <w:r>
+              <w:rPr>
+                <w:rFonts w:ascii="Cambria" w:hAnsi="Cambria"/>
+                <w:color w:val="000000" w:themeColor="text1"/>
+              </w:rPr>
+              <w:t xml:space="preserve"/>
+            </w:r>
           </w:p>
         </w:tc>
         <w:tc>
@@ -1769,7 +2345,25 @@
                 <w:b/>
                 <w:color w:val="000000" w:themeColor="text1"/>
               </w:rPr>
-              <w:t>Nilai Akhir (Indeks)</w:t>
+              <w:t>Nilai Akhir (</w:t>
+            </w:r>
+            <w:proofErr w:type="spellStart"/>
+            <w:r>
+              <w:rPr>
+                <w:rFonts w:ascii="Cambria" w:hAnsi="Cambria"/>
+                <w:b/>
+                <w:color w:val="000000" w:themeColor="text1"/>
+              </w:rPr>
+              <w:t>Indeks</w:t>
+            </w:r>
+            <w:proofErr w:type="spellEnd"/>
+            <w:r>
+              <w:rPr>
+                <w:rFonts w:ascii="Cambria" w:hAnsi="Cambria"/>
+                <w:b/>
+                <w:color w:val="000000" w:themeColor="text1"/>
+              </w:rPr>
+              <w:t>)</w:t>
             </w:r>
           </w:p>
         </w:tc>
@@ -1802,6 +2396,54 @@
               </w:rPr>
               <w:t>${nilai_akhir_indeks}</w:t>
             </w:r>
+            <w:proofErr w:type="spellStart"/>
+            <w:r>
+              <w:rPr>
+                <w:rFonts w:ascii="Cambria" w:hAnsi="Cambria"/>
+                <w:color w:val="000000" w:themeColor="text1"/>
+              </w:rPr>
+              <w:t/>
+            </w:r>
+            <w:proofErr w:type="spellEnd"/>
+            <w:r>
+              <w:rPr>
+                <w:rFonts w:ascii="Cambria" w:hAnsi="Cambria"/>
+                <w:color w:val="000000" w:themeColor="text1"/>
+              </w:rPr>
+              <w:t xml:space="preserve"/>
+            </w:r>
+            <w:proofErr w:type="spellStart"/>
+            <w:r>
+              <w:rPr>
+                <w:rFonts w:ascii="Cambria" w:hAnsi="Cambria"/>
+                <w:color w:val="000000" w:themeColor="text1"/>
+              </w:rPr>
+              <w:t/>
+            </w:r>
+            <w:proofErr w:type="spellEnd"/>
+            <w:r>
+              <w:rPr>
+                <w:rFonts w:ascii="Cambria" w:hAnsi="Cambria"/>
+                <w:color w:val="000000" w:themeColor="text1"/>
+              </w:rPr>
+              <w:t xml:space="preserve"/>
+            </w:r>
+            <w:proofErr w:type="spellStart"/>
+            <w:r>
+              <w:rPr>
+                <w:rFonts w:ascii="Cambria" w:hAnsi="Cambria"/>
+                <w:color w:val="000000" w:themeColor="text1"/>
+              </w:rPr>
+              <w:t/>
+            </w:r>
+            <w:proofErr w:type="spellEnd"/>
+            <w:r>
+              <w:rPr>
+                <w:rFonts w:ascii="Cambria" w:hAnsi="Cambria"/>
+                <w:color w:val="000000" w:themeColor="text1"/>
+              </w:rPr>
+              <w:t/>
+            </w:r>
           </w:p>
         </w:tc>
         <w:tc>
@@ -1823,12 +2465,21 @@
                 <w:color w:val="000000" w:themeColor="text1"/>
               </w:rPr>
             </w:pPr>
-            <w:r>
-              <w:rPr>
-                <w:rFonts w:ascii="Cambria" w:hAnsi="Cambria"/>
-                <w:color w:val="000000" w:themeColor="text1"/>
-              </w:rPr>
-              <w:t xml:space="preserve">Indeks:   </w:t>
+            <w:proofErr w:type="spellStart"/>
+            <w:r>
+              <w:rPr>
+                <w:rFonts w:ascii="Cambria" w:hAnsi="Cambria"/>
+                <w:color w:val="000000" w:themeColor="text1"/>
+              </w:rPr>
+              <w:t>Indeks</w:t>
+            </w:r>
+            <w:proofErr w:type="spellEnd"/>
+            <w:r>
+              <w:rPr>
+                <w:rFonts w:ascii="Cambria" w:hAnsi="Cambria"/>
+                <w:color w:val="000000" w:themeColor="text1"/>
+              </w:rPr>
+              <w:t xml:space="preserve">:   </w:t>
             </w:r>
             <w:r>
               <w:rPr>
@@ -2058,6 +2709,7 @@
           <w:szCs w:val="24"/>
         </w:rPr>
       </w:pPr>
+      <w:proofErr w:type="spellStart"/>
       <w:r>
         <w:rPr>
           <w:rFonts w:ascii="Cambria" w:hAnsi="Cambria"/>
@@ -2066,7 +2718,40 @@
           <w:color w:val="000000" w:themeColor="text1"/>
           <w:szCs w:val="24"/>
         </w:rPr>
-        <w:t xml:space="preserve">Tanggal penilaian: </w:t>
+        <w:t>Tanggal</w:t>
+      </w:r>
+      <w:proofErr w:type="spellEnd"/>
+      <w:r>
+        <w:rPr>
+          <w:rFonts w:ascii="Cambria" w:hAnsi="Cambria"/>
+          <w:b/>
+          <w:bCs/>
+          <w:color w:val="000000" w:themeColor="text1"/>
+          <w:szCs w:val="24"/>
+        </w:rPr>
+        <w:t xml:space="preserve"> </w:t>
+      </w:r>
+      <w:proofErr w:type="spellStart"/>
+      <w:r>
+        <w:rPr>
+          <w:rFonts w:ascii="Cambria" w:hAnsi="Cambria"/>
+          <w:b/>
+          <w:bCs/>
+          <w:color w:val="000000" w:themeColor="text1"/>
+          <w:szCs w:val="24"/>
+        </w:rPr>
+        <w:t>penilaian</w:t>
+      </w:r>
+      <w:proofErr w:type="spellEnd"/>
+      <w:r>
+        <w:rPr>
+          <w:rFonts w:ascii="Cambria" w:hAnsi="Cambria"/>
+          <w:b/>
+          <w:bCs/>
+          <w:color w:val="000000" w:themeColor="text1"/>
+          <w:szCs w:val="24"/>
+        </w:rPr>
+        <w:t xml:space="preserve">: </w:t>
       </w:r>
       <w:r>
         <w:rPr>
@@ -2088,6 +2773,34 @@
         </w:rPr>
         <w:t/>
       </w:r>
+      <w:proofErr w:type="spellStart"/>
+      <w:r>
+        <w:rPr>
+          <w:rFonts w:ascii="Cambria" w:hAnsi="Cambria"/>
+          <w:color w:val="000000" w:themeColor="text1"/>
+          <w:szCs w:val="24"/>
+        </w:rPr>
+        <w:t/>
+      </w:r>
+      <w:proofErr w:type="spellEnd"/>
+      <w:r>
+        <w:rPr>
+          <w:rFonts w:ascii="Cambria" w:hAnsi="Cambria"/>
+          <w:color w:val="000000" w:themeColor="text1"/>
+          <w:szCs w:val="24"/>
+        </w:rPr>
+        <w:t xml:space="preserve"/>
+      </w:r>
+      <w:proofErr w:type="spellStart"/>
+      <w:r>
+        <w:rPr>
+          <w:rFonts w:ascii="Cambria" w:hAnsi="Cambria"/>
+          <w:color w:val="000000" w:themeColor="text1"/>
+          <w:szCs w:val="24"/>
+        </w:rPr>
+        <w:t/>
+      </w:r>
+      <w:proofErr w:type="spellEnd"/>
       <w:r>
         <w:rPr>
           <w:rFonts w:ascii="Cambria" w:hAnsi="Cambria"/>
@@ -2186,6 +2899,7 @@
           <w:color w:val="000000" w:themeColor="text1"/>
           <w:sz w:val="20"/>
           <w:szCs w:val="24"/>
+          <w:u w:val="single"/>
           <w:lang w:val="fi-FI"/>
         </w:rPr>
       </w:pPr>
@@ -2197,6 +2911,7 @@
           <w:color w:val="000000" w:themeColor="text1"/>
           <w:sz w:val="20"/>
           <w:szCs w:val="24"/>
+          <w:u w:val="single"/>
           <w:lang w:val="fi-FI"/>
         </w:rPr>
         <w:t>${nama_ketua_sidang}</w:t>
@@ -2208,6 +2923,79 @@
           <w:bCs/>
           <w:color w:val="000000" w:themeColor="text1"/>
           <w:sz w:val="20"/>
+          <w:szCs w:val="24"/>
+          <w:u w:val="single"/>
+          <w:lang w:val="fi-FI"/>
+        </w:rPr>
+        <w:t xml:space="preserve"/>
+      </w:r>
+      <w:r>
+        <w:rPr>
+          <w:rFonts w:ascii="Cambria" w:hAnsi="Cambria"/>
+          <w:b/>
+          <w:bCs/>
+          <w:color w:val="000000" w:themeColor="text1"/>
+          <w:sz w:val="20"/>
+          <w:szCs w:val="24"/>
+          <w:u w:val="single"/>
+          <w:lang w:val="fi-FI"/>
+        </w:rPr>
+        <w:t/>
+      </w:r>
+      <w:r>
+        <w:rPr>
+          <w:rFonts w:ascii="Cambria" w:hAnsi="Cambria"/>
+          <w:b/>
+          <w:bCs/>
+          <w:color w:val="000000" w:themeColor="text1"/>
+          <w:sz w:val="20"/>
+          <w:szCs w:val="24"/>
+          <w:u w:val="single"/>
+          <w:lang w:val="fi-FI"/>
+        </w:rPr>
+        <w:t/>
+      </w:r>
+    </w:p>
+    <w:p>
+      <w:pPr>
+        <w:spacing w:after="0" w:line="240" w:lineRule="auto"/>
+        <w:ind w:left="4678"/>
+        <w:rPr>
+          <w:color w:val="000000" w:themeColor="text1"/>
+          <w:lang w:val="fi-FI"/>
+        </w:rPr>
+      </w:pPr>
+      <w:r>
+        <w:rPr>
+          <w:rFonts w:ascii="Cambria" w:hAnsi="Cambria"/>
+          <w:color w:val="000000" w:themeColor="text1"/>
+          <w:szCs w:val="24"/>
+          <w:lang w:val="fi-FI"/>
+        </w:rPr>
+        <w:t>NIP</w:t>
+      </w:r>
+      <w:r>
+        <w:rPr>
+          <w:rFonts w:ascii="Cambria" w:hAnsi="Cambria"/>
+          <w:color w:val="000000" w:themeColor="text1"/>
+          <w:szCs w:val="24"/>
+          <w:lang w:val="fi-FI"/>
+        </w:rPr>
+        <w:t xml:space="preserve"> </w:t>
+      </w:r>
+      <w:r>
+        <w:rPr>
+          <w:rFonts w:ascii="Cambria" w:hAnsi="Cambria"/>
+          <w:color w:val="000000" w:themeColor="text1"/>
+          <w:szCs w:val="24"/>
+          <w:lang w:val="fi-FI"/>
+        </w:rPr>
+        <w:t>${nip_ketua_sidang}</w:t>
+      </w:r>
+      <w:r>
+        <w:rPr>
+          <w:rFonts w:ascii="Cambria" w:hAnsi="Cambria"/>
+          <w:color w:val="000000" w:themeColor="text1"/>
           <w:szCs w:val="24"/>
           <w:lang w:val="fi-FI"/>
         </w:rPr>
@@ -2228,73 +3016,9 @@
       <w:r>
         <w:rPr>
           <w:rFonts w:ascii="Cambria" w:hAnsi="Cambria"/>
-          <w:b/>
-          <w:bCs/>
           <w:color w:val="000000" w:themeColor="text1"/>
-          <w:sz w:val="20"/>
           <w:szCs w:val="24"/>
           <w:lang w:val="fi-FI"/>
-        </w:rPr>
-        <w:t/>
-      </w:r>
-    </w:p>
-    <w:p>
-      <w:pPr>
-        <w:spacing w:after="0" w:line="240" w:lineRule="auto"/>
-        <w:ind w:left="4678"/>
-        <w:rPr>
-          <w:color w:val="000000" w:themeColor="text1"/>
-        </w:rPr>
-      </w:pPr>
-      <w:r>
-        <w:rPr>
-          <w:rFonts w:ascii="Cambria" w:hAnsi="Cambria"/>
-          <w:color w:val="000000" w:themeColor="text1"/>
-          <w:szCs w:val="24"/>
-        </w:rPr>
-        <w:t>NIP</w:t>
-      </w:r>
-      <w:r>
-        <w:rPr>
-          <w:rFonts w:ascii="Cambria" w:hAnsi="Cambria"/>
-          <w:color w:val="000000" w:themeColor="text1"/>
-          <w:szCs w:val="24"/>
-        </w:rPr>
-        <w:t xml:space="preserve"> </w:t>
-      </w:r>
-      <w:r>
-        <w:rPr>
-          <w:rFonts w:ascii="Cambria" w:hAnsi="Cambria"/>
-          <w:color w:val="000000" w:themeColor="text1"/>
-          <w:szCs w:val="24"/>
-        </w:rPr>
-        <w:t>${nip_ketua_sidang}</w:t>
-      </w:r>
-      <w:r>
-        <w:rPr>
-          <w:rFonts w:ascii="Cambria" w:hAnsi="Cambria"/>
-          <w:color w:val="000000" w:themeColor="text1"/>
-          <w:szCs w:val="24"/>
-        </w:rPr>
-        <w:t xml:space="preserve"/>
-      </w:r>
-      <w:r>
-        <w:rPr>
-          <w:rFonts w:ascii="Cambria" w:hAnsi="Cambria"/>
-          <w:b/>
-          <w:bCs/>
-          <w:color w:val="000000" w:themeColor="text1"/>
-          <w:sz w:val="20"/>
-          <w:szCs w:val="24"/>
-          <w:lang w:val="fi-FI"/>
-        </w:rPr>
-        <w:t/>
-      </w:r>
-      <w:r>
-        <w:rPr>
-          <w:rFonts w:ascii="Cambria" w:hAnsi="Cambria"/>
-          <w:color w:val="000000" w:themeColor="text1"/>
-          <w:szCs w:val="24"/>
         </w:rPr>
         <w:t/>
       </w:r>
